--- a/word/최종/Project Progress Report.docx
+++ b/word/최종/Project Progress Report.docx
@@ -1,6 +1,6 @@
 
 <file path=word/document.xml><?xml version="1.0" encoding="utf-8"?>
-<w:document xmlns:wpc="http://schemas.microsoft.com/office/word/2010/wordprocessingCanvas" xmlns:cx="http://schemas.microsoft.com/office/drawing/2014/chartex" xmlns:cx1="http://schemas.microsoft.com/office/drawing/2015/9/8/chartex" xmlns:cx2="http://schemas.microsoft.com/office/drawing/2015/10/21/chartex" xmlns:cx3="http://schemas.microsoft.com/office/drawing/2016/5/9/chartex" xmlns:cx4="http://schemas.microsoft.com/office/drawing/2016/5/10/chartex" xmlns:cx5="http://schemas.microsoft.com/office/drawing/2016/5/11/chartex" xmlns:cx6="http://schemas.microsoft.com/office/drawing/2016/5/12/chartex" xmlns:cx7="http://schemas.microsoft.com/office/drawing/2016/5/13/chartex" xmlns:cx8="http://schemas.microsoft.com/office/drawing/2016/5/14/chartex" xmlns:mc="http://schemas.openxmlformats.org/markup-compatibility/2006" xmlns:aink="http://schemas.microsoft.com/office/drawing/2016/ink" xmlns:am3d="http://schemas.microsoft.com/office/drawing/2017/model3d" xmlns:o="urn:schemas-microsoft-com:office:office" xmlns:oel="http://schemas.microsoft.com/office/2019/extlst" xmlns:r="http://schemas.openxmlformats.org/officeDocument/2006/relationships" xmlns:m="http://schemas.openxmlformats.org/officeDocument/2006/math" xmlns:v="urn:schemas-microsoft-com:vml" xmlns:wp14="http://schemas.microsoft.com/office/word/2010/wordprocessingDrawing" xmlns:wp="http://schemas.openxmlformats.org/drawingml/2006/wordprocessingDrawing" xmlns:w10="urn:schemas-microsoft-com:office:word" xmlns:w="http://schemas.openxmlformats.org/wordprocessingml/2006/main" xmlns:w14="http://schemas.microsoft.com/office/word/2010/wordml" xmlns:w15="http://schemas.microsoft.com/office/word/2012/wordml" xmlns:w16cex="http://schemas.microsoft.com/office/word/2018/wordml/cex" xmlns:w16cid="http://schemas.microsoft.com/office/word/2016/wordml/cid" xmlns:w16="http://schemas.microsoft.com/office/word/2018/wordml" xmlns:w16sdtdh="http://schemas.microsoft.com/office/word/2020/wordml/sdtdatahash" xmlns:w16se="http://schemas.microsoft.com/office/word/2015/wordml/symex" xmlns:wpg="http://schemas.microsoft.com/office/word/2010/wordprocessingGroup" xmlns:wpi="http://schemas.microsoft.com/office/word/2010/wordprocessingInk" xmlns:wne="http://schemas.microsoft.com/office/word/2006/wordml" xmlns:wps="http://schemas.microsoft.com/office/word/2010/wordprocessingShape" mc:Ignorable="w14 w15 w16se w16cid w16 w16cex w16sdtdh wp14">
+<w:document xmlns:wpc="http://schemas.microsoft.com/office/word/2010/wordprocessingCanvas" xmlns:cx="http://schemas.microsoft.com/office/drawing/2014/chartex" xmlns:cx1="http://schemas.microsoft.com/office/drawing/2015/9/8/chartex" xmlns:cx2="http://schemas.microsoft.com/office/drawing/2015/10/21/chartex" xmlns:cx3="http://schemas.microsoft.com/office/drawing/2016/5/9/chartex" xmlns:cx4="http://schemas.microsoft.com/office/drawing/2016/5/10/chartex" xmlns:cx5="http://schemas.microsoft.com/office/drawing/2016/5/11/chartex" xmlns:cx6="http://schemas.microsoft.com/office/drawing/2016/5/12/chartex" xmlns:cx7="http://schemas.microsoft.com/office/drawing/2016/5/13/chartex" xmlns:cx8="http://schemas.microsoft.com/office/drawing/2016/5/14/chartex" xmlns:mc="http://schemas.openxmlformats.org/markup-compatibility/2006" xmlns:aink="http://schemas.microsoft.com/office/drawing/2016/ink" xmlns:am3d="http://schemas.microsoft.com/office/drawing/2017/model3d" xmlns:o="urn:schemas-microsoft-com:office:office" xmlns:oel="http://schemas.microsoft.com/office/2019/extlst" xmlns:r="http://schemas.openxmlformats.org/officeDocument/2006/relationships" xmlns:m="http://schemas.openxmlformats.org/officeDocument/2006/math" xmlns:v="urn:schemas-microsoft-com:vml" xmlns:wp14="http://schemas.microsoft.com/office/word/2010/wordprocessingDrawing" xmlns:wp="http://schemas.openxmlformats.org/drawingml/2006/wordprocessingDrawing" xmlns:w10="urn:schemas-microsoft-com:office:word" xmlns:w="http://schemas.openxmlformats.org/wordprocessingml/2006/main" xmlns:w14="http://schemas.microsoft.com/office/word/2010/wordml" xmlns:w15="http://schemas.microsoft.com/office/word/2012/wordml" xmlns:w16cex="http://schemas.microsoft.com/office/word/2018/wordml/cex" xmlns:w16cid="http://schemas.microsoft.com/office/word/2016/wordml/cid" xmlns:w16="http://schemas.microsoft.com/office/word/2018/wordml" xmlns:w16du="http://schemas.microsoft.com/office/word/2023/wordml/word16du" xmlns:w16sdtdh="http://schemas.microsoft.com/office/word/2020/wordml/sdtdatahash" xmlns:w16sdtfl="http://schemas.microsoft.com/office/word/2024/wordml/sdtformatlock" xmlns:w16se="http://schemas.microsoft.com/office/word/2015/wordml/symex" xmlns:wpg="http://schemas.microsoft.com/office/word/2010/wordprocessingGroup" xmlns:wpi="http://schemas.microsoft.com/office/word/2010/wordprocessingInk" xmlns:wne="http://schemas.microsoft.com/office/word/2006/wordml" xmlns:wps="http://schemas.microsoft.com/office/word/2010/wordprocessingShape" mc:Ignorable="w14 w15 w16se w16cid w16 w16cex w16sdtdh w16sdtfl w16du wp14">
   <w:body>
     <w:p>
       <w:pPr>
@@ -1316,7 +1316,6 @@
         <w:pStyle w:val="aa"/>
         <w:ind w:left="800"/>
         <w:rPr>
-          <w:rFonts w:hint="eastAsia"/>
           <w:sz w:val="20"/>
           <w:szCs w:val="20"/>
         </w:rPr>
@@ -1717,7 +1716,6 @@
       <w:pPr>
         <w:pStyle w:val="aa"/>
         <w:rPr>
-          <w:rFonts w:hint="eastAsia"/>
           <w:sz w:val="20"/>
           <w:szCs w:val="20"/>
         </w:rPr>
@@ -1809,7 +1807,6 @@
       <w:pPr>
         <w:pStyle w:val="aa"/>
         <w:rPr>
-          <w:rFonts w:hint="eastAsia"/>
           <w:sz w:val="20"/>
           <w:szCs w:val="20"/>
         </w:rPr>
@@ -3997,7 +3994,27 @@
           <w:sz w:val="20"/>
           <w:szCs w:val="20"/>
         </w:rPr>
-        <w:t>, ROOM, INGAME };</w:t>
+        <w:t xml:space="preserve">, ROOM, </w:t>
+      </w:r>
+      <w:proofErr w:type="gramStart"/>
+      <w:r>
+        <w:rPr>
+          <w:rFonts w:asciiTheme="majorEastAsia" w:eastAsiaTheme="majorEastAsia" w:hAnsiTheme="majorEastAsia"/>
+          <w:color w:val="C00000"/>
+          <w:sz w:val="20"/>
+          <w:szCs w:val="20"/>
+        </w:rPr>
+        <w:t>INGAME }</w:t>
+      </w:r>
+      <w:proofErr w:type="gramEnd"/>
+      <w:r>
+        <w:rPr>
+          <w:rFonts w:asciiTheme="majorEastAsia" w:eastAsiaTheme="majorEastAsia" w:hAnsiTheme="majorEastAsia"/>
+          <w:color w:val="C00000"/>
+          <w:sz w:val="20"/>
+          <w:szCs w:val="20"/>
+        </w:rPr>
+        <w:t>;</w:t>
       </w:r>
       <w:r>
         <w:rPr>
@@ -4055,7 +4072,27 @@
           <w:sz w:val="20"/>
           <w:szCs w:val="20"/>
         </w:rPr>
-        <w:t>, FINISH, FINISH_CH };</w:t>
+        <w:t>, FINISH, FINISH_</w:t>
+      </w:r>
+      <w:proofErr w:type="gramStart"/>
+      <w:r>
+        <w:rPr>
+          <w:rFonts w:asciiTheme="majorEastAsia" w:eastAsiaTheme="majorEastAsia" w:hAnsiTheme="majorEastAsia"/>
+          <w:color w:val="C00000"/>
+          <w:sz w:val="20"/>
+          <w:szCs w:val="20"/>
+        </w:rPr>
+        <w:t>CH }</w:t>
+      </w:r>
+      <w:proofErr w:type="gramEnd"/>
+      <w:r>
+        <w:rPr>
+          <w:rFonts w:asciiTheme="majorEastAsia" w:eastAsiaTheme="majorEastAsia" w:hAnsiTheme="majorEastAsia"/>
+          <w:color w:val="C00000"/>
+          <w:sz w:val="20"/>
+          <w:szCs w:val="20"/>
+        </w:rPr>
+        <w:t>;</w:t>
       </w:r>
       <w:r>
         <w:rPr>
@@ -4102,35 +4139,53 @@
         <w:autoSpaceDN/>
         <w:spacing w:after="0"/>
         <w:rPr>
+          <w:rFonts w:asciiTheme="majorEastAsia" w:eastAsiaTheme="majorEastAsia" w:hAnsiTheme="majorEastAsia"/>
+          <w:sz w:val="20"/>
+          <w:szCs w:val="20"/>
+        </w:rPr>
+      </w:pPr>
+      <w:r>
+        <w:rPr>
+          <w:rFonts w:asciiTheme="majorEastAsia" w:eastAsiaTheme="majorEastAsia" w:hAnsiTheme="majorEastAsia"/>
+          <w:sz w:val="20"/>
+          <w:szCs w:val="20"/>
+        </w:rPr>
+        <w:t xml:space="preserve">struct </w:t>
+      </w:r>
+      <w:proofErr w:type="gramStart"/>
+      <w:r>
+        <w:rPr>
+          <w:rFonts w:asciiTheme="majorEastAsia" w:eastAsiaTheme="majorEastAsia" w:hAnsiTheme="majorEastAsia"/>
+          <w:sz w:val="20"/>
+          <w:szCs w:val="20"/>
+        </w:rPr>
+        <w:t xml:space="preserve">AABB </w:t>
+      </w:r>
+      <w:r>
+        <w:rPr>
           <w:rFonts w:asciiTheme="majorEastAsia" w:eastAsiaTheme="majorEastAsia" w:hAnsiTheme="majorEastAsia" w:hint="eastAsia"/>
           <w:sz w:val="20"/>
           <w:szCs w:val="20"/>
         </w:rPr>
-      </w:pPr>
-      <w:r>
-        <w:rPr>
-          <w:rFonts w:asciiTheme="majorEastAsia" w:eastAsiaTheme="majorEastAsia" w:hAnsiTheme="majorEastAsia"/>
-          <w:sz w:val="20"/>
-          <w:szCs w:val="20"/>
-        </w:rPr>
-        <w:t xml:space="preserve">struct </w:t>
+        <w:t>:</w:t>
+      </w:r>
+      <w:proofErr w:type="gramEnd"/>
+      <w:r>
+        <w:rPr>
+          <w:rFonts w:asciiTheme="majorEastAsia" w:eastAsiaTheme="majorEastAsia" w:hAnsiTheme="majorEastAsia" w:hint="eastAsia"/>
+          <w:sz w:val="20"/>
+          <w:szCs w:val="20"/>
+        </w:rPr>
+        <w:t xml:space="preserve"> 충돌 처리를 </w:t>
       </w:r>
       <w:proofErr w:type="gramStart"/>
       <w:r>
         <w:rPr>
-          <w:rFonts w:asciiTheme="majorEastAsia" w:eastAsiaTheme="majorEastAsia" w:hAnsiTheme="majorEastAsia"/>
-          <w:sz w:val="20"/>
-          <w:szCs w:val="20"/>
-        </w:rPr>
-        <w:t xml:space="preserve">AABB </w:t>
-      </w:r>
-      <w:r>
-        <w:rPr>
           <w:rFonts w:asciiTheme="majorEastAsia" w:eastAsiaTheme="majorEastAsia" w:hAnsiTheme="majorEastAsia" w:hint="eastAsia"/>
           <w:sz w:val="20"/>
           <w:szCs w:val="20"/>
         </w:rPr>
-        <w:t>:</w:t>
+        <w:t>위한  AABB</w:t>
       </w:r>
       <w:proofErr w:type="gramEnd"/>
       <w:r>
@@ -4139,15 +4194,7 @@
           <w:sz w:val="20"/>
           <w:szCs w:val="20"/>
         </w:rPr>
-        <w:t xml:space="preserve"> </w:t>
-      </w:r>
-      <w:r>
-        <w:rPr>
-          <w:rFonts w:asciiTheme="majorEastAsia" w:eastAsiaTheme="majorEastAsia" w:hAnsiTheme="majorEastAsia" w:hint="eastAsia"/>
-          <w:sz w:val="20"/>
-          <w:szCs w:val="20"/>
-        </w:rPr>
-        <w:t>충돌 처리를 위한  AABB 구조체</w:t>
+        <w:t xml:space="preserve"> 구조체</w:t>
       </w:r>
     </w:p>
     <w:p>
@@ -4938,7 +4985,7 @@
         <w:autoSpaceDN/>
         <w:ind w:left="880"/>
         <w:rPr>
-          <w:rFonts w:asciiTheme="majorEastAsia" w:eastAsiaTheme="majorEastAsia" w:hAnsiTheme="majorEastAsia" w:hint="eastAsia"/>
+          <w:rFonts w:asciiTheme="majorEastAsia" w:eastAsiaTheme="majorEastAsia" w:hAnsiTheme="majorEastAsia"/>
           <w:color w:val="C00000"/>
           <w:sz w:val="20"/>
           <w:szCs w:val="20"/>
@@ -4954,7 +5001,7 @@
         <w:autoSpaceDN/>
         <w:ind w:left="880"/>
         <w:rPr>
-          <w:rFonts w:asciiTheme="majorEastAsia" w:eastAsiaTheme="majorEastAsia" w:hAnsiTheme="majorEastAsia" w:hint="eastAsia"/>
+          <w:rFonts w:asciiTheme="majorEastAsia" w:eastAsiaTheme="majorEastAsia" w:hAnsiTheme="majorEastAsia"/>
           <w:color w:val="C00000"/>
           <w:sz w:val="20"/>
           <w:szCs w:val="20"/>
@@ -4970,7 +5017,7 @@
         <w:autoSpaceDN/>
         <w:ind w:left="880"/>
         <w:rPr>
-          <w:rFonts w:asciiTheme="majorEastAsia" w:eastAsiaTheme="majorEastAsia" w:hAnsiTheme="majorEastAsia" w:hint="eastAsia"/>
+          <w:rFonts w:asciiTheme="majorEastAsia" w:eastAsiaTheme="majorEastAsia" w:hAnsiTheme="majorEastAsia"/>
           <w:color w:val="C00000"/>
           <w:sz w:val="20"/>
           <w:szCs w:val="20"/>
@@ -4986,7 +5033,7 @@
         <w:autoSpaceDN/>
         <w:ind w:left="880"/>
         <w:rPr>
-          <w:rFonts w:asciiTheme="majorEastAsia" w:eastAsiaTheme="majorEastAsia" w:hAnsiTheme="majorEastAsia" w:hint="eastAsia"/>
+          <w:rFonts w:asciiTheme="majorEastAsia" w:eastAsiaTheme="majorEastAsia" w:hAnsiTheme="majorEastAsia"/>
           <w:color w:val="C00000"/>
           <w:sz w:val="20"/>
           <w:szCs w:val="20"/>
@@ -5002,7 +5049,7 @@
         <w:autoSpaceDN/>
         <w:ind w:left="880"/>
         <w:rPr>
-          <w:rFonts w:asciiTheme="majorEastAsia" w:eastAsiaTheme="majorEastAsia" w:hAnsiTheme="majorEastAsia" w:hint="eastAsia"/>
+          <w:rFonts w:asciiTheme="majorEastAsia" w:eastAsiaTheme="majorEastAsia" w:hAnsiTheme="majorEastAsia"/>
           <w:color w:val="C00000"/>
           <w:sz w:val="20"/>
           <w:szCs w:val="20"/>
@@ -5018,7 +5065,7 @@
         <w:autoSpaceDN/>
         <w:ind w:left="880"/>
         <w:rPr>
-          <w:rFonts w:asciiTheme="majorEastAsia" w:eastAsiaTheme="majorEastAsia" w:hAnsiTheme="majorEastAsia" w:hint="eastAsia"/>
+          <w:rFonts w:asciiTheme="majorEastAsia" w:eastAsiaTheme="majorEastAsia" w:hAnsiTheme="majorEastAsia"/>
           <w:color w:val="C00000"/>
           <w:sz w:val="20"/>
           <w:szCs w:val="20"/>
@@ -5034,7 +5081,7 @@
         <w:autoSpaceDN/>
         <w:ind w:left="880"/>
         <w:rPr>
-          <w:rFonts w:asciiTheme="majorEastAsia" w:eastAsiaTheme="majorEastAsia" w:hAnsiTheme="majorEastAsia" w:hint="eastAsia"/>
+          <w:rFonts w:asciiTheme="majorEastAsia" w:eastAsiaTheme="majorEastAsia" w:hAnsiTheme="majorEastAsia"/>
           <w:color w:val="C00000"/>
           <w:sz w:val="20"/>
           <w:szCs w:val="20"/>
@@ -6118,7 +6165,7 @@
         <w:autoSpaceDN/>
         <w:ind w:left="880"/>
         <w:rPr>
-          <w:rFonts w:asciiTheme="majorEastAsia" w:eastAsiaTheme="majorEastAsia" w:hAnsiTheme="majorEastAsia" w:hint="eastAsia"/>
+          <w:rFonts w:asciiTheme="majorEastAsia" w:eastAsiaTheme="majorEastAsia" w:hAnsiTheme="majorEastAsia"/>
           <w:color w:val="C00000"/>
           <w:sz w:val="20"/>
           <w:szCs w:val="20"/>
@@ -6150,7 +6197,7 @@
         <w:autoSpaceDN/>
         <w:ind w:left="880"/>
         <w:rPr>
-          <w:rFonts w:asciiTheme="majorEastAsia" w:eastAsiaTheme="majorEastAsia" w:hAnsiTheme="majorEastAsia" w:hint="eastAsia"/>
+          <w:rFonts w:asciiTheme="majorEastAsia" w:eastAsiaTheme="majorEastAsia" w:hAnsiTheme="majorEastAsia"/>
           <w:color w:val="C00000"/>
           <w:sz w:val="20"/>
           <w:szCs w:val="20"/>
@@ -6529,7 +6576,7 @@
         <w:autoSpaceDE/>
         <w:autoSpaceDN/>
         <w:rPr>
-          <w:rFonts w:asciiTheme="majorEastAsia" w:eastAsiaTheme="majorEastAsia" w:hAnsiTheme="majorEastAsia" w:hint="eastAsia"/>
+          <w:rFonts w:asciiTheme="majorEastAsia" w:eastAsiaTheme="majorEastAsia" w:hAnsiTheme="majorEastAsia"/>
           <w:color w:val="C00000"/>
           <w:sz w:val="20"/>
           <w:szCs w:val="20"/>
@@ -6766,7 +6813,7 @@
         <w:autoSpaceDE/>
         <w:autoSpaceDN/>
         <w:rPr>
-          <w:rFonts w:asciiTheme="majorEastAsia" w:eastAsiaTheme="majorEastAsia" w:hAnsiTheme="majorEastAsia" w:hint="eastAsia"/>
+          <w:rFonts w:asciiTheme="majorEastAsia" w:eastAsiaTheme="majorEastAsia" w:hAnsiTheme="majorEastAsia"/>
           <w:color w:val="C00000"/>
           <w:sz w:val="20"/>
           <w:szCs w:val="20"/>
@@ -7140,7 +7187,16 @@
           <w:sz w:val="20"/>
           <w:szCs w:val="20"/>
         </w:rPr>
-        <w:t>g_players</w:t>
+        <w:t>g_</w:t>
+      </w:r>
+      <w:proofErr w:type="gramStart"/>
+      <w:r>
+        <w:rPr>
+          <w:rFonts w:asciiTheme="majorEastAsia" w:eastAsiaTheme="majorEastAsia" w:hAnsiTheme="majorEastAsia"/>
+          <w:sz w:val="20"/>
+          <w:szCs w:val="20"/>
+        </w:rPr>
+        <w:t>players</w:t>
       </w:r>
       <w:proofErr w:type="spellEnd"/>
       <w:r>
@@ -7149,7 +7205,16 @@
           <w:sz w:val="20"/>
           <w:szCs w:val="20"/>
         </w:rPr>
-        <w:t xml:space="preserve"> : 플레이어 데이터 배열</w:t>
+        <w:t xml:space="preserve"> :</w:t>
+      </w:r>
+      <w:proofErr w:type="gramEnd"/>
+      <w:r>
+        <w:rPr>
+          <w:rFonts w:asciiTheme="majorEastAsia" w:eastAsiaTheme="majorEastAsia" w:hAnsiTheme="majorEastAsia"/>
+          <w:sz w:val="20"/>
+          <w:szCs w:val="20"/>
+        </w:rPr>
+        <w:t xml:space="preserve"> 플레이어 데이터 배열</w:t>
       </w:r>
     </w:p>
     <w:p>
@@ -7890,21 +7955,29 @@
         <w:t>y,z</w:t>
       </w:r>
       <w:proofErr w:type="spellEnd"/>
+      <w:r>
+        <w:rPr>
+          <w:sz w:val="20"/>
+          <w:szCs w:val="20"/>
+        </w:rPr>
+        <w:t>;</w:t>
+      </w:r>
+      <w:r>
+        <w:rPr>
+          <w:rFonts w:hint="eastAsia"/>
+          <w:sz w:val="20"/>
+          <w:szCs w:val="20"/>
+        </w:rPr>
+        <w:t xml:space="preserve"> :</w:t>
+      </w:r>
       <w:proofErr w:type="gramEnd"/>
       <w:r>
         <w:rPr>
-          <w:sz w:val="20"/>
-          <w:szCs w:val="20"/>
-        </w:rPr>
-        <w:t>;</w:t>
-      </w:r>
-      <w:r>
-        <w:rPr>
           <w:rFonts w:hint="eastAsia"/>
           <w:sz w:val="20"/>
           <w:szCs w:val="20"/>
         </w:rPr>
-        <w:t xml:space="preserve"> : 위치</w:t>
+        <w:t xml:space="preserve"> 위치</w:t>
       </w:r>
     </w:p>
     <w:p>
@@ -8448,17 +8521,9 @@
           <w:sz w:val="20"/>
           <w:szCs w:val="20"/>
         </w:rPr>
-        <w:t>(</w:t>
+        <w:t>();</w:t>
       </w:r>
       <w:proofErr w:type="gramEnd"/>
-      <w:r>
-        <w:rPr>
-          <w:rFonts w:eastAsiaTheme="minorHAnsi"/>
-          <w:sz w:val="20"/>
-          <w:szCs w:val="20"/>
-        </w:rPr>
-        <w:t>);</w:t>
-      </w:r>
     </w:p>
     <w:p>
       <w:pPr>
@@ -8510,17 +8575,9 @@
           <w:sz w:val="20"/>
           <w:szCs w:val="20"/>
         </w:rPr>
-        <w:t>(</w:t>
+        <w:t>();</w:t>
       </w:r>
       <w:proofErr w:type="gramEnd"/>
-      <w:r>
-        <w:rPr>
-          <w:rFonts w:eastAsiaTheme="minorHAnsi"/>
-          <w:sz w:val="20"/>
-          <w:szCs w:val="20"/>
-        </w:rPr>
-        <w:t>);</w:t>
-      </w:r>
     </w:p>
     <w:p>
       <w:pPr>
@@ -8655,6 +8712,7 @@
         <w:t>target_id</w:t>
       </w:r>
       <w:proofErr w:type="spellEnd"/>
+      <w:proofErr w:type="gramStart"/>
       <w:r>
         <w:rPr>
           <w:rFonts w:eastAsiaTheme="minorHAnsi"/>
@@ -8663,6 +8721,7 @@
         </w:rPr>
         <w:t>);</w:t>
       </w:r>
+      <w:proofErr w:type="gramEnd"/>
     </w:p>
     <w:p>
       <w:pPr>
@@ -8735,6 +8794,7 @@
         <w:t>target_id</w:t>
       </w:r>
       <w:proofErr w:type="spellEnd"/>
+      <w:proofErr w:type="gramStart"/>
       <w:r>
         <w:rPr>
           <w:rFonts w:eastAsiaTheme="minorHAnsi"/>
@@ -8743,6 +8803,7 @@
         </w:rPr>
         <w:t>);</w:t>
       </w:r>
+      <w:proofErr w:type="gramEnd"/>
     </w:p>
     <w:p>
       <w:pPr>
@@ -9007,6 +9068,7 @@
         <w:t>target_id</w:t>
       </w:r>
       <w:proofErr w:type="spellEnd"/>
+      <w:proofErr w:type="gramStart"/>
       <w:r>
         <w:rPr>
           <w:rFonts w:eastAsiaTheme="minorHAnsi"/>
@@ -9016,6 +9078,7 @@
         </w:rPr>
         <w:t>);</w:t>
       </w:r>
+      <w:proofErr w:type="gramEnd"/>
     </w:p>
     <w:p>
       <w:pPr>
@@ -9074,7 +9137,7 @@
         <w:autoSpaceDN/>
         <w:ind w:left="880"/>
         <w:rPr>
-          <w:rFonts w:eastAsiaTheme="minorHAnsi" w:hint="eastAsia"/>
+          <w:rFonts w:eastAsiaTheme="minorHAnsi"/>
           <w:color w:val="C00000"/>
           <w:sz w:val="20"/>
           <w:szCs w:val="20"/>
@@ -9397,7 +9460,7 @@
         <w:autoSpaceDE/>
         <w:autoSpaceDN/>
         <w:rPr>
-          <w:rFonts w:asciiTheme="majorEastAsia" w:eastAsiaTheme="majorEastAsia" w:hAnsiTheme="majorEastAsia" w:hint="eastAsia"/>
+          <w:rFonts w:asciiTheme="majorEastAsia" w:eastAsiaTheme="majorEastAsia" w:hAnsiTheme="majorEastAsia"/>
           <w:color w:val="C00000"/>
           <w:sz w:val="20"/>
           <w:szCs w:val="20"/>
@@ -10588,7 +10651,7 @@
         <w:autoSpaceDE/>
         <w:autoSpaceDN/>
         <w:rPr>
-          <w:rFonts w:eastAsiaTheme="minorHAnsi" w:hint="eastAsia"/>
+          <w:rFonts w:eastAsiaTheme="minorHAnsi"/>
           <w:color w:val="C00000"/>
           <w:sz w:val="20"/>
           <w:szCs w:val="20"/>
@@ -11011,7 +11074,7 @@
         <w:autoSpaceDN/>
         <w:ind w:left="880"/>
         <w:rPr>
-          <w:rFonts w:eastAsiaTheme="minorHAnsi" w:hint="eastAsia"/>
+          <w:rFonts w:eastAsiaTheme="minorHAnsi"/>
           <w:szCs w:val="22"/>
         </w:rPr>
       </w:pPr>
@@ -11137,15 +11200,7 @@
           <w:color w:val="C00000"/>
           <w:szCs w:val="22"/>
         </w:rPr>
-        <w:t>bool</w:t>
-      </w:r>
-      <w:r>
-        <w:rPr>
-          <w:rFonts w:eastAsiaTheme="minorHAnsi"/>
-          <w:color w:val="C00000"/>
-          <w:szCs w:val="22"/>
-        </w:rPr>
-        <w:t xml:space="preserve"> </w:t>
+        <w:t xml:space="preserve">bool </w:t>
       </w:r>
       <w:proofErr w:type="spellStart"/>
       <w:r>
@@ -11181,15 +11236,7 @@
           <w:color w:val="C00000"/>
           <w:szCs w:val="22"/>
         </w:rPr>
-        <w:t>bool</w:t>
-      </w:r>
-      <w:r>
-        <w:rPr>
-          <w:rFonts w:eastAsiaTheme="minorHAnsi"/>
-          <w:color w:val="C00000"/>
-          <w:szCs w:val="22"/>
-        </w:rPr>
-        <w:t xml:space="preserve"> </w:t>
+        <w:t xml:space="preserve">bool </w:t>
       </w:r>
       <w:proofErr w:type="spellStart"/>
       <w:r>
@@ -11225,15 +11272,7 @@
           <w:color w:val="C00000"/>
           <w:szCs w:val="22"/>
         </w:rPr>
-        <w:t>bool</w:t>
-      </w:r>
-      <w:r>
-        <w:rPr>
-          <w:rFonts w:eastAsiaTheme="minorHAnsi"/>
-          <w:color w:val="C00000"/>
-          <w:szCs w:val="22"/>
-        </w:rPr>
-        <w:t xml:space="preserve"> </w:t>
+        <w:t xml:space="preserve">bool </w:t>
       </w:r>
       <w:proofErr w:type="spellStart"/>
       <w:r>
@@ -11410,7 +11449,7 @@
         <w:autoSpaceDE/>
         <w:autoSpaceDN/>
         <w:rPr>
-          <w:rFonts w:eastAsiaTheme="minorHAnsi" w:hint="eastAsia"/>
+          <w:rFonts w:eastAsiaTheme="minorHAnsi"/>
           <w:color w:val="C00000"/>
           <w:szCs w:val="22"/>
         </w:rPr>
@@ -11475,7 +11514,7 @@
         <w:autoSpaceDE/>
         <w:autoSpaceDN/>
         <w:rPr>
-          <w:rFonts w:eastAsiaTheme="minorHAnsi" w:hint="eastAsia"/>
+          <w:rFonts w:eastAsiaTheme="minorHAnsi"/>
           <w:szCs w:val="22"/>
         </w:rPr>
         <w:sectPr>
@@ -11667,15 +11706,7 @@
           <w:color w:val="C00000"/>
           <w:szCs w:val="22"/>
         </w:rPr>
-        <w:t xml:space="preserve"> </w:t>
-      </w:r>
-      <w:r>
-        <w:rPr>
-          <w:rFonts w:eastAsiaTheme="minorHAnsi" w:hint="eastAsia"/>
-          <w:color w:val="C00000"/>
-          <w:szCs w:val="22"/>
-        </w:rPr>
-        <w:t>-&gt; Player 클래스로 이동</w:t>
+        <w:t xml:space="preserve"> -&gt; Player 클래스로 이동</w:t>
       </w:r>
     </w:p>
     <w:p>
@@ -13436,17 +13467,7 @@
           <w:sz w:val="20"/>
           <w:szCs w:val="20"/>
         </w:rPr>
-        <w:t>S</w:t>
-      </w:r>
-      <w:r>
-        <w:rPr>
-          <w:b/>
-          <w:bCs/>
-          <w:color w:val="C00000"/>
-          <w:sz w:val="20"/>
-          <w:szCs w:val="20"/>
-        </w:rPr>
-        <w:t>truct</w:t>
+        <w:t>Struct</w:t>
       </w:r>
       <w:r>
         <w:rPr>
@@ -13531,7 +13552,6 @@
         <w:autoSpaceDN/>
         <w:spacing w:after="0"/>
         <w:rPr>
-          <w:rFonts w:hint="eastAsia"/>
           <w:b/>
           <w:bCs/>
           <w:color w:val="C00000"/>
@@ -13609,8 +13629,20 @@
           <w:sz w:val="20"/>
           <w:szCs w:val="20"/>
         </w:rPr>
-        <w:t>5];</w:t>
-      </w:r>
+        <w:t>5</w:t>
+      </w:r>
+      <w:proofErr w:type="gramStart"/>
+      <w:r>
+        <w:rPr>
+          <w:b/>
+          <w:bCs/>
+          <w:color w:val="C00000"/>
+          <w:sz w:val="20"/>
+          <w:szCs w:val="20"/>
+        </w:rPr>
+        <w:t>];</w:t>
+      </w:r>
+      <w:proofErr w:type="gramEnd"/>
     </w:p>
     <w:p>
       <w:pPr>
@@ -13620,7 +13652,6 @@
         <w:autoSpaceDN/>
         <w:spacing w:after="0"/>
         <w:rPr>
-          <w:rFonts w:hint="eastAsia"/>
           <w:b/>
           <w:bCs/>
           <w:color w:val="C00000"/>
@@ -13726,7 +13757,6 @@
         <w:autoSpaceDN/>
         <w:spacing w:after="0"/>
         <w:rPr>
-          <w:rFonts w:hint="eastAsia"/>
           <w:b/>
           <w:bCs/>
           <w:color w:val="C00000"/>
@@ -13804,8 +13834,20 @@
           <w:sz w:val="20"/>
           <w:szCs w:val="20"/>
         </w:rPr>
-        <w:t>18];</w:t>
-      </w:r>
+        <w:t>18</w:t>
+      </w:r>
+      <w:proofErr w:type="gramStart"/>
+      <w:r>
+        <w:rPr>
+          <w:b/>
+          <w:bCs/>
+          <w:color w:val="C00000"/>
+          <w:sz w:val="20"/>
+          <w:szCs w:val="20"/>
+        </w:rPr>
+        <w:t>];</w:t>
+      </w:r>
+      <w:proofErr w:type="gramEnd"/>
     </w:p>
     <w:p>
       <w:pPr>
@@ -13815,7 +13857,6 @@
         <w:autoSpaceDN/>
         <w:spacing w:after="0"/>
         <w:rPr>
-          <w:rFonts w:hint="eastAsia"/>
           <w:sz w:val="20"/>
           <w:szCs w:val="20"/>
         </w:rPr>
@@ -13845,7 +13886,6 @@
         <w:autoSpaceDE/>
         <w:autoSpaceDN/>
         <w:rPr>
-          <w:rFonts w:hint="eastAsia"/>
           <w:color w:val="C00000"/>
           <w:sz w:val="20"/>
           <w:szCs w:val="20"/>
@@ -13895,7 +13935,6 @@
         <w:autoSpaceDE/>
         <w:autoSpaceDN/>
         <w:rPr>
-          <w:rFonts w:hint="eastAsia"/>
           <w:color w:val="C00000"/>
           <w:sz w:val="20"/>
           <w:szCs w:val="20"/>
@@ -14886,7 +14925,7 @@
         <w:autoSpaceDN/>
         <w:spacing w:after="0"/>
         <w:rPr>
-          <w:rFonts w:eastAsiaTheme="minorHAnsi" w:hint="eastAsia"/>
+          <w:rFonts w:eastAsiaTheme="minorHAnsi"/>
           <w:b/>
           <w:bCs/>
           <w:color w:val="C00000"/>
@@ -15206,7 +15245,7 @@
         <w:autoSpaceDN/>
         <w:spacing w:after="0"/>
         <w:rPr>
-          <w:rFonts w:eastAsiaTheme="minorHAnsi" w:hint="eastAsia"/>
+          <w:rFonts w:eastAsiaTheme="minorHAnsi"/>
           <w:b/>
           <w:bCs/>
           <w:color w:val="C00000"/>
@@ -15288,7 +15327,7 @@
         <w:autoSpaceDN/>
         <w:spacing w:after="0"/>
         <w:rPr>
-          <w:rFonts w:eastAsiaTheme="minorHAnsi" w:hint="eastAsia"/>
+          <w:rFonts w:eastAsiaTheme="minorHAnsi"/>
           <w:b/>
           <w:bCs/>
           <w:color w:val="C00000"/>
@@ -15653,7 +15692,7 @@
         <w:autoSpaceDE/>
         <w:autoSpaceDN/>
         <w:rPr>
-          <w:rFonts w:eastAsiaTheme="minorHAnsi" w:hint="eastAsia"/>
+          <w:rFonts w:eastAsiaTheme="minorHAnsi"/>
           <w:color w:val="C00000"/>
           <w:sz w:val="20"/>
           <w:szCs w:val="20"/>
@@ -15674,7 +15713,7 @@
         <w:autoSpaceDE/>
         <w:autoSpaceDN/>
         <w:rPr>
-          <w:rFonts w:eastAsiaTheme="minorHAnsi" w:hint="eastAsia"/>
+          <w:rFonts w:eastAsiaTheme="minorHAnsi"/>
           <w:color w:val="C00000"/>
           <w:sz w:val="20"/>
           <w:szCs w:val="20"/>
@@ -15726,7 +15765,7 @@
         <w:autoSpaceDE/>
         <w:autoSpaceDN/>
         <w:rPr>
-          <w:rFonts w:eastAsiaTheme="minorHAnsi" w:hint="eastAsia"/>
+          <w:rFonts w:eastAsiaTheme="minorHAnsi"/>
           <w:color w:val="C00000"/>
           <w:sz w:val="20"/>
           <w:szCs w:val="20"/>
@@ -16400,15 +16439,31 @@
                 <w:sz w:val="20"/>
                 <w:szCs w:val="20"/>
               </w:rPr>
-              <w:t>recv_packet</w:t>
-            </w:r>
-            <w:proofErr w:type="spellEnd"/>
+              <w:t>recv_</w:t>
+            </w:r>
+            <w:proofErr w:type="gramStart"/>
             <w:r>
               <w:rPr>
                 <w:sz w:val="20"/>
                 <w:szCs w:val="20"/>
               </w:rPr>
-              <w:t>();</w:t>
+              <w:t>packet</w:t>
+            </w:r>
+            <w:proofErr w:type="spellEnd"/>
+            <w:r>
+              <w:rPr>
+                <w:sz w:val="20"/>
+                <w:szCs w:val="20"/>
+              </w:rPr>
+              <w:t>(</w:t>
+            </w:r>
+            <w:proofErr w:type="gramEnd"/>
+            <w:r>
+              <w:rPr>
+                <w:sz w:val="20"/>
+                <w:szCs w:val="20"/>
+              </w:rPr>
+              <w:t>);</w:t>
             </w:r>
           </w:p>
         </w:tc>
@@ -16518,15 +16573,31 @@
                 <w:sz w:val="20"/>
                 <w:szCs w:val="20"/>
               </w:rPr>
-              <w:t>_packet</w:t>
-            </w:r>
-            <w:proofErr w:type="spellEnd"/>
+              <w:t>_</w:t>
+            </w:r>
+            <w:proofErr w:type="gramStart"/>
             <w:r>
               <w:rPr>
                 <w:sz w:val="20"/>
                 <w:szCs w:val="20"/>
               </w:rPr>
-              <w:t>();</w:t>
+              <w:t>packet</w:t>
+            </w:r>
+            <w:proofErr w:type="spellEnd"/>
+            <w:r>
+              <w:rPr>
+                <w:sz w:val="20"/>
+                <w:szCs w:val="20"/>
+              </w:rPr>
+              <w:t>(</w:t>
+            </w:r>
+            <w:proofErr w:type="gramEnd"/>
+            <w:r>
+              <w:rPr>
+                <w:sz w:val="20"/>
+                <w:szCs w:val="20"/>
+              </w:rPr>
+              <w:t>);</w:t>
             </w:r>
           </w:p>
         </w:tc>
@@ -16649,17 +16720,9 @@
                 <w:sz w:val="20"/>
                 <w:szCs w:val="20"/>
               </w:rPr>
-              <w:t>(</w:t>
+              <w:t>();</w:t>
             </w:r>
             <w:proofErr w:type="gramEnd"/>
-            <w:r>
-              <w:rPr>
-                <w:rFonts w:eastAsiaTheme="minorHAnsi"/>
-                <w:sz w:val="20"/>
-                <w:szCs w:val="20"/>
-              </w:rPr>
-              <w:t>);</w:t>
-            </w:r>
           </w:p>
           <w:p>
             <w:pPr>
@@ -16859,6 +16922,7 @@
               <w:t>target_id</w:t>
             </w:r>
             <w:proofErr w:type="spellEnd"/>
+            <w:proofErr w:type="gramStart"/>
             <w:r>
               <w:rPr>
                 <w:rFonts w:eastAsiaTheme="minorHAnsi"/>
@@ -16867,6 +16931,7 @@
               </w:rPr>
               <w:t>);</w:t>
             </w:r>
+            <w:proofErr w:type="gramEnd"/>
           </w:p>
           <w:p>
             <w:pPr>
@@ -18427,7 +18492,7 @@
                 <w:sz w:val="20"/>
                 <w:szCs w:val="20"/>
               </w:rPr>
-              <w:t>::</w:t>
+              <w:t>::Init(</w:t>
             </w:r>
             <w:proofErr w:type="gramEnd"/>
             <w:r>
@@ -18435,7 +18500,7 @@
                 <w:sz w:val="20"/>
                 <w:szCs w:val="20"/>
               </w:rPr>
-              <w:t>Init()</w:t>
+              <w:t>)</w:t>
             </w:r>
           </w:p>
           <w:p>
@@ -18467,7 +18532,6 @@
               <w:t>::</w:t>
             </w:r>
             <w:proofErr w:type="spellStart"/>
-            <w:proofErr w:type="gramEnd"/>
             <w:r>
               <w:rPr>
                 <w:sz w:val="20"/>
@@ -18481,7 +18545,15 @@
                 <w:sz w:val="20"/>
                 <w:szCs w:val="20"/>
               </w:rPr>
-              <w:t>()</w:t>
+              <w:t>(</w:t>
+            </w:r>
+            <w:proofErr w:type="gramEnd"/>
+            <w:r>
+              <w:rPr>
+                <w:sz w:val="20"/>
+                <w:szCs w:val="20"/>
+              </w:rPr>
+              <w:t>)</w:t>
             </w:r>
           </w:p>
         </w:tc>
@@ -19839,9 +19911,9 @@
                 <w:sz w:val="14"/>
                 <w:szCs w:val="14"/>
               </w:rPr>
-              <w:t>recv_packet</w:t>
-            </w:r>
-            <w:proofErr w:type="spellEnd"/>
+              <w:t>recv_</w:t>
+            </w:r>
+            <w:proofErr w:type="gramStart"/>
             <w:r>
               <w:rPr>
                 <w:b/>
@@ -19849,35 +19921,34 @@
                 <w:sz w:val="14"/>
                 <w:szCs w:val="14"/>
               </w:rPr>
-              <w:t>();</w:t>
-            </w:r>
-          </w:p>
-          <w:p>
-            <w:pPr>
-              <w:widowControl/>
-              <w:wordWrap/>
-              <w:autoSpaceDE/>
-              <w:autoSpaceDN/>
+              <w:t>packet</w:t>
+            </w:r>
+            <w:proofErr w:type="spellEnd"/>
+            <w:r>
               <w:rPr>
                 <w:b/>
                 <w:bCs/>
                 <w:sz w:val="14"/>
                 <w:szCs w:val="14"/>
               </w:rPr>
-            </w:pPr>
-            <w:proofErr w:type="gramStart"/>
-            <w:r>
-              <w:rPr>
-                <w:rFonts w:hint="eastAsia"/>
+              <w:t>();</w:t>
+            </w:r>
+            <w:proofErr w:type="gramEnd"/>
+          </w:p>
+          <w:p>
+            <w:pPr>
+              <w:widowControl/>
+              <w:wordWrap/>
+              <w:autoSpaceDE/>
+              <w:autoSpaceDN/>
+              <w:rPr>
                 <w:b/>
                 <w:bCs/>
                 <w:sz w:val="14"/>
                 <w:szCs w:val="14"/>
               </w:rPr>
-              <w:t>Player::</w:t>
-            </w:r>
-            <w:proofErr w:type="spellStart"/>
-            <w:proofErr w:type="gramEnd"/>
+            </w:pPr>
+            <w:proofErr w:type="gramStart"/>
             <w:r>
               <w:rPr>
                 <w:rFonts w:hint="eastAsia"/>
@@ -19886,18 +19957,20 @@
                 <w:sz w:val="14"/>
                 <w:szCs w:val="14"/>
               </w:rPr>
-              <w:t>send</w:t>
-            </w:r>
-            <w:r>
-              <w:rPr>
+              <w:t>Player::</w:t>
+            </w:r>
+            <w:proofErr w:type="spellStart"/>
+            <w:proofErr w:type="gramEnd"/>
+            <w:r>
+              <w:rPr>
+                <w:rFonts w:hint="eastAsia"/>
                 <w:b/>
                 <w:bCs/>
                 <w:sz w:val="14"/>
                 <w:szCs w:val="14"/>
               </w:rPr>
-              <w:t>_packet</w:t>
-            </w:r>
-            <w:proofErr w:type="spellEnd"/>
+              <w:t>send</w:t>
+            </w:r>
             <w:r>
               <w:rPr>
                 <w:b/>
@@ -19905,53 +19978,74 @@
                 <w:sz w:val="14"/>
                 <w:szCs w:val="14"/>
               </w:rPr>
-              <w:t>();</w:t>
-            </w:r>
-          </w:p>
-          <w:p>
-            <w:pPr>
-              <w:widowControl/>
-              <w:wordWrap/>
-              <w:autoSpaceDE/>
-              <w:autoSpaceDN/>
+              <w:t>_</w:t>
+            </w:r>
+            <w:proofErr w:type="gramStart"/>
+            <w:r>
               <w:rPr>
                 <w:b/>
                 <w:bCs/>
                 <w:sz w:val="14"/>
                 <w:szCs w:val="14"/>
               </w:rPr>
-            </w:pPr>
-            <w:proofErr w:type="gramStart"/>
-            <w:r>
-              <w:rPr>
-                <w:rFonts w:hint="eastAsia"/>
+              <w:t>packet</w:t>
+            </w:r>
+            <w:proofErr w:type="spellEnd"/>
+            <w:r>
+              <w:rPr>
                 <w:b/>
                 <w:bCs/>
                 <w:sz w:val="14"/>
                 <w:szCs w:val="14"/>
               </w:rPr>
-              <w:t>Player::</w:t>
+              <w:t>();</w:t>
             </w:r>
             <w:proofErr w:type="gramEnd"/>
-            <w:r>
-              <w:rPr>
-                <w:rFonts w:hint="eastAsia"/>
+          </w:p>
+          <w:p>
+            <w:pPr>
+              <w:widowControl/>
+              <w:wordWrap/>
+              <w:autoSpaceDE/>
+              <w:autoSpaceDN/>
+              <w:rPr>
                 <w:b/>
                 <w:bCs/>
                 <w:sz w:val="14"/>
                 <w:szCs w:val="14"/>
               </w:rPr>
-              <w:t>disconnect</w:t>
-            </w:r>
-            <w:r>
-              <w:rPr>
+            </w:pPr>
+            <w:proofErr w:type="gramStart"/>
+            <w:r>
+              <w:rPr>
+                <w:rFonts w:hint="eastAsia"/>
                 <w:b/>
                 <w:bCs/>
                 <w:sz w:val="14"/>
                 <w:szCs w:val="14"/>
               </w:rPr>
+              <w:t>Player::</w:t>
+            </w:r>
+            <w:r>
+              <w:rPr>
+                <w:rFonts w:hint="eastAsia"/>
+                <w:b/>
+                <w:bCs/>
+                <w:sz w:val="14"/>
+                <w:szCs w:val="14"/>
+              </w:rPr>
+              <w:t>disconnect</w:t>
+            </w:r>
+            <w:r>
+              <w:rPr>
+                <w:b/>
+                <w:bCs/>
+                <w:sz w:val="14"/>
+                <w:szCs w:val="14"/>
+              </w:rPr>
               <w:t>();</w:t>
             </w:r>
+            <w:proofErr w:type="gramEnd"/>
           </w:p>
           <w:p>
             <w:pPr>
@@ -19997,9 +20091,9 @@
                 <w:sz w:val="14"/>
                 <w:szCs w:val="14"/>
               </w:rPr>
-              <w:t>process_packet</w:t>
-            </w:r>
-            <w:proofErr w:type="spellEnd"/>
+              <w:t>process_</w:t>
+            </w:r>
+            <w:proofErr w:type="gramStart"/>
             <w:r>
               <w:rPr>
                 <w:rFonts w:eastAsiaTheme="minorHAnsi" w:hint="eastAsia"/>
@@ -20008,7 +20102,29 @@
                 <w:sz w:val="14"/>
                 <w:szCs w:val="14"/>
               </w:rPr>
-              <w:t>()</w:t>
+              <w:t>packet</w:t>
+            </w:r>
+            <w:proofErr w:type="spellEnd"/>
+            <w:r>
+              <w:rPr>
+                <w:rFonts w:eastAsiaTheme="minorHAnsi" w:hint="eastAsia"/>
+                <w:b/>
+                <w:bCs/>
+                <w:sz w:val="14"/>
+                <w:szCs w:val="14"/>
+              </w:rPr>
+              <w:t>(</w:t>
+            </w:r>
+            <w:proofErr w:type="gramEnd"/>
+            <w:r>
+              <w:rPr>
+                <w:rFonts w:eastAsiaTheme="minorHAnsi" w:hint="eastAsia"/>
+                <w:b/>
+                <w:bCs/>
+                <w:sz w:val="14"/>
+                <w:szCs w:val="14"/>
+              </w:rPr>
+              <w:t>)</w:t>
             </w:r>
           </w:p>
         </w:tc>
@@ -20854,6 +20970,7 @@
               <w:t>target_id</w:t>
             </w:r>
             <w:proofErr w:type="spellEnd"/>
+            <w:proofErr w:type="gramStart"/>
             <w:r>
               <w:rPr>
                 <w:rFonts w:eastAsiaTheme="minorHAnsi"/>
@@ -20864,6 +20981,7 @@
               </w:rPr>
               <w:t>);</w:t>
             </w:r>
+            <w:proofErr w:type="gramEnd"/>
           </w:p>
           <w:p>
             <w:pPr>
@@ -22124,9 +22242,6 @@
         <w:wordWrap/>
         <w:autoSpaceDE/>
         <w:autoSpaceDN/>
-        <w:rPr>
-          <w:rFonts w:hint="eastAsia"/>
-        </w:rPr>
       </w:pPr>
       <w:r>
         <w:br w:type="page"/>
@@ -25600,7 +25715,6 @@
         <w:autoSpaceDE/>
         <w:autoSpaceDN/>
         <w:rPr>
-          <w:rFonts w:hint="eastAsia"/>
           <w:sz w:val="28"/>
           <w:szCs w:val="28"/>
         </w:rPr>
@@ -25634,13 +25748,13 @@
         <w:tblLook w:val="04A0" w:firstRow="1" w:lastRow="0" w:firstColumn="1" w:lastColumn="0" w:noHBand="0" w:noVBand="1"/>
       </w:tblPr>
       <w:tblGrid>
-        <w:gridCol w:w="1722"/>
-        <w:gridCol w:w="1722"/>
-        <w:gridCol w:w="1723"/>
-        <w:gridCol w:w="1723"/>
-        <w:gridCol w:w="1723"/>
-        <w:gridCol w:w="1723"/>
-        <w:gridCol w:w="580"/>
+        <w:gridCol w:w="1705"/>
+        <w:gridCol w:w="1713"/>
+        <w:gridCol w:w="1706"/>
+        <w:gridCol w:w="1706"/>
+        <w:gridCol w:w="1805"/>
+        <w:gridCol w:w="1706"/>
+        <w:gridCol w:w="575"/>
       </w:tblGrid>
       <w:tr>
         <w:trPr>
@@ -26202,7 +26316,6 @@
               <w:t>::</w:t>
             </w:r>
             <w:proofErr w:type="spellStart"/>
-            <w:proofErr w:type="gramEnd"/>
             <w:r>
               <w:rPr>
                 <w:rFonts w:hint="eastAsia"/>
@@ -26222,45 +26335,33 @@
                 <w:sz w:val="16"/>
                 <w:szCs w:val="16"/>
               </w:rPr>
-              <w:t>(),</w:t>
-            </w:r>
-          </w:p>
-          <w:p>
-            <w:pPr>
-              <w:widowControl/>
-              <w:wordWrap/>
-              <w:autoSpaceDE/>
-              <w:rPr>
+              <w:t>(</w:t>
+            </w:r>
+            <w:proofErr w:type="gramEnd"/>
+            <w:r>
+              <w:rPr>
+                <w:rFonts w:hint="eastAsia"/>
                 <w:b/>
                 <w:bCs/>
                 <w:sz w:val="16"/>
                 <w:szCs w:val="16"/>
               </w:rPr>
-            </w:pPr>
-            <w:proofErr w:type="spellStart"/>
-            <w:r>
-              <w:rPr>
-                <w:rFonts w:hint="eastAsia"/>
+              <w:t>),</w:t>
+            </w:r>
+          </w:p>
+          <w:p>
+            <w:pPr>
+              <w:widowControl/>
+              <w:wordWrap/>
+              <w:autoSpaceDE/>
+              <w:rPr>
                 <w:b/>
                 <w:bCs/>
                 <w:sz w:val="16"/>
                 <w:szCs w:val="16"/>
               </w:rPr>
-              <w:t>NetworkMgr</w:t>
-            </w:r>
-            <w:proofErr w:type="spellEnd"/>
-          </w:p>
-          <w:p>
-            <w:pPr>
-              <w:widowControl/>
-              <w:wordWrap/>
-              <w:autoSpaceDE/>
-              <w:rPr>
-                <w:sz w:val="16"/>
-                <w:szCs w:val="16"/>
-              </w:rPr>
-            </w:pPr>
-            <w:proofErr w:type="gramStart"/>
+            </w:pPr>
+            <w:proofErr w:type="spellStart"/>
             <w:r>
               <w:rPr>
                 <w:rFonts w:hint="eastAsia"/>
@@ -26269,9 +26370,21 @@
                 <w:sz w:val="16"/>
                 <w:szCs w:val="16"/>
               </w:rPr>
-              <w:t>::</w:t>
-            </w:r>
-            <w:proofErr w:type="gramEnd"/>
+              <w:t>NetworkMgr</w:t>
+            </w:r>
+            <w:proofErr w:type="spellEnd"/>
+          </w:p>
+          <w:p>
+            <w:pPr>
+              <w:widowControl/>
+              <w:wordWrap/>
+              <w:autoSpaceDE/>
+              <w:rPr>
+                <w:sz w:val="16"/>
+                <w:szCs w:val="16"/>
+              </w:rPr>
+            </w:pPr>
+            <w:proofErr w:type="gramStart"/>
             <w:r>
               <w:rPr>
                 <w:rFonts w:hint="eastAsia"/>
@@ -26280,7 +26393,18 @@
                 <w:sz w:val="16"/>
                 <w:szCs w:val="16"/>
               </w:rPr>
-              <w:t>Init()</w:t>
+              <w:t>::Init(</w:t>
+            </w:r>
+            <w:proofErr w:type="gramEnd"/>
+            <w:r>
+              <w:rPr>
+                <w:rFonts w:hint="eastAsia"/>
+                <w:b/>
+                <w:bCs/>
+                <w:sz w:val="16"/>
+                <w:szCs w:val="16"/>
+              </w:rPr>
+              <w:t>)</w:t>
             </w:r>
           </w:p>
         </w:tc>
@@ -28273,6 +28397,16 @@
               </w:rPr>
               <w:t>_packet() 구현</w:t>
             </w:r>
+            <w:r>
+              <w:rPr>
+                <w:rFonts w:hint="eastAsia"/>
+                <w:b/>
+                <w:bCs/>
+                <w:sz w:val="16"/>
+                <w:szCs w:val="16"/>
+              </w:rPr>
+              <w:t xml:space="preserve"> 시작</w:t>
+            </w:r>
           </w:p>
         </w:tc>
         <w:tc>
@@ -28353,83 +28487,31 @@
               <w:wordWrap/>
               <w:autoSpaceDE/>
               <w:rPr>
-                <w:sz w:val="16"/>
-                <w:szCs w:val="16"/>
-              </w:rPr>
-            </w:pPr>
-            <w:r>
-              <w:rPr>
-                <w:rFonts w:hint="eastAsia"/>
-                <w:sz w:val="16"/>
-                <w:szCs w:val="16"/>
-              </w:rPr>
-              <w:t>send_</w:t>
-            </w:r>
-          </w:p>
-          <w:p>
-            <w:pPr>
-              <w:widowControl/>
-              <w:wordWrap/>
-              <w:autoSpaceDE/>
-              <w:rPr>
-                <w:sz w:val="16"/>
-                <w:szCs w:val="16"/>
-              </w:rPr>
-            </w:pPr>
-            <w:proofErr w:type="spellStart"/>
-            <w:r>
-              <w:rPr>
-                <w:rFonts w:hint="eastAsia"/>
-                <w:sz w:val="16"/>
-                <w:szCs w:val="16"/>
-              </w:rPr>
-              <w:t>Finish_</w:t>
-            </w:r>
-            <w:proofErr w:type="gramStart"/>
-            <w:r>
-              <w:rPr>
-                <w:rFonts w:hint="eastAsia"/>
-                <w:sz w:val="16"/>
-                <w:szCs w:val="16"/>
-              </w:rPr>
-              <w:t>packet</w:t>
-            </w:r>
-            <w:proofErr w:type="spellEnd"/>
-            <w:r>
-              <w:rPr>
-                <w:rFonts w:hint="eastAsia"/>
-                <w:sz w:val="16"/>
-                <w:szCs w:val="16"/>
-              </w:rPr>
-              <w:t>(</w:t>
-            </w:r>
-            <w:proofErr w:type="gramEnd"/>
-            <w:r>
-              <w:rPr>
-                <w:rFonts w:hint="eastAsia"/>
-                <w:sz w:val="16"/>
-                <w:szCs w:val="16"/>
-              </w:rPr>
-              <w:t>)</w:t>
-            </w:r>
-          </w:p>
-          <w:p>
-            <w:pPr>
-              <w:widowControl/>
-              <w:wordWrap/>
-              <w:autoSpaceDE/>
-              <w:rPr>
-                <w:sz w:val="16"/>
-                <w:szCs w:val="16"/>
-              </w:rPr>
-            </w:pPr>
-            <w:r>
-              <w:rPr>
-                <w:rFonts w:hint="eastAsia"/>
-                <w:sz w:val="16"/>
-                <w:szCs w:val="16"/>
-              </w:rPr>
-              <w:t>구현</w:t>
+                <w:rFonts w:hint="eastAsia"/>
+                <w:b/>
+                <w:bCs/>
+                <w:sz w:val="16"/>
+                <w:szCs w:val="16"/>
+              </w:rPr>
+            </w:pPr>
+            <w:r>
+              <w:rPr>
+                <w:b/>
+                <w:bCs/>
+                <w:sz w:val="16"/>
+                <w:szCs w:val="16"/>
+              </w:rPr>
+              <w:t>B</w:t>
+            </w:r>
+            <w:r>
+              <w:rPr>
+                <w:rFonts w:hint="eastAsia"/>
+                <w:b/>
+                <w:bCs/>
+                <w:sz w:val="16"/>
+                <w:szCs w:val="16"/>
+              </w:rPr>
+              <w:t>ooster 사용 시 플레이어의 머리 움직임 구현</w:t>
             </w:r>
           </w:p>
         </w:tc>
@@ -28487,78 +28569,38 @@
               <w:wordWrap/>
               <w:autoSpaceDE/>
               <w:rPr>
-                <w:sz w:val="16"/>
-                <w:szCs w:val="16"/>
-              </w:rPr>
-            </w:pPr>
-            <w:r>
-              <w:rPr>
-                <w:rFonts w:hint="eastAsia"/>
-                <w:sz w:val="16"/>
-                <w:szCs w:val="16"/>
-              </w:rPr>
-              <w:t>23</w:t>
-            </w:r>
-          </w:p>
-          <w:p>
-            <w:pPr>
-              <w:widowControl/>
-              <w:wordWrap/>
-              <w:autoSpaceDE/>
-              <w:rPr>
-                <w:sz w:val="16"/>
-                <w:szCs w:val="16"/>
-              </w:rPr>
-            </w:pPr>
-            <w:r>
-              <w:rPr>
-                <w:rFonts w:hint="eastAsia"/>
-                <w:sz w:val="16"/>
-                <w:szCs w:val="16"/>
-              </w:rPr>
-              <w:t>클라이언트</w:t>
-            </w:r>
-          </w:p>
-          <w:p>
-            <w:pPr>
-              <w:widowControl/>
-              <w:wordWrap/>
-              <w:autoSpaceDE/>
-              <w:rPr>
-                <w:rFonts w:asciiTheme="majorEastAsia" w:eastAsiaTheme="majorEastAsia" w:hAnsiTheme="majorEastAsia"/>
-                <w:sz w:val="16"/>
-                <w:szCs w:val="16"/>
-              </w:rPr>
-            </w:pPr>
-            <w:proofErr w:type="spellStart"/>
-            <w:r>
-              <w:rPr>
-                <w:rFonts w:asciiTheme="majorEastAsia" w:eastAsiaTheme="majorEastAsia" w:hAnsiTheme="majorEastAsia" w:hint="eastAsia"/>
-                <w:sz w:val="16"/>
-                <w:szCs w:val="16"/>
-              </w:rPr>
-              <w:t>Processpacket</w:t>
-            </w:r>
-            <w:proofErr w:type="spellEnd"/>
-          </w:p>
-          <w:p>
-            <w:pPr>
-              <w:widowControl/>
-              <w:wordWrap/>
-              <w:autoSpaceDE/>
-              <w:rPr>
-                <w:sz w:val="16"/>
-                <w:szCs w:val="16"/>
-              </w:rPr>
-            </w:pPr>
-            <w:r>
-              <w:rPr>
-                <w:rFonts w:hint="eastAsia"/>
-                <w:sz w:val="16"/>
-                <w:szCs w:val="16"/>
-              </w:rPr>
-              <w:t>업데이트</w:t>
-            </w:r>
+                <w:rFonts w:hint="eastAsia"/>
+                <w:sz w:val="16"/>
+                <w:szCs w:val="16"/>
+              </w:rPr>
+            </w:pPr>
+            <w:r>
+              <w:rPr>
+                <w:rFonts w:hint="eastAsia"/>
+                <w:sz w:val="16"/>
+                <w:szCs w:val="16"/>
+              </w:rPr>
+              <w:t>2</w:t>
+            </w:r>
+            <w:r>
+              <w:rPr>
+                <w:rFonts w:hint="eastAsia"/>
+                <w:sz w:val="16"/>
+                <w:szCs w:val="16"/>
+              </w:rPr>
+              <w:t>3</w:t>
+            </w:r>
+          </w:p>
+          <w:p>
+            <w:pPr>
+              <w:widowControl/>
+              <w:wordWrap/>
+              <w:autoSpaceDE/>
+              <w:rPr>
+                <w:sz w:val="16"/>
+                <w:szCs w:val="16"/>
+              </w:rPr>
+            </w:pPr>
           </w:p>
         </w:tc>
         <w:tc>
@@ -28595,47 +28637,7 @@
               <w:widowControl/>
               <w:wordWrap/>
               <w:autoSpaceDE/>
-              <w:rPr>
-                <w:sz w:val="16"/>
-                <w:szCs w:val="16"/>
-              </w:rPr>
-            </w:pPr>
-            <w:proofErr w:type="spellStart"/>
-            <w:r>
-              <w:rPr>
-                <w:rFonts w:hint="eastAsia"/>
-                <w:sz w:val="16"/>
-                <w:szCs w:val="16"/>
-              </w:rPr>
-              <w:t>send_rank</w:t>
-            </w:r>
-            <w:proofErr w:type="spellEnd"/>
-          </w:p>
-          <w:p>
-            <w:pPr>
-              <w:widowControl/>
-              <w:wordWrap/>
-              <w:autoSpaceDE/>
               <w:autoSpaceDN/>
-              <w:rPr>
-                <w:sz w:val="16"/>
-                <w:szCs w:val="16"/>
-              </w:rPr>
-            </w:pPr>
-            <w:r>
-              <w:rPr>
-                <w:rFonts w:hint="eastAsia"/>
-                <w:sz w:val="16"/>
-                <w:szCs w:val="16"/>
-              </w:rPr>
-              <w:t>_packet() 구현</w:t>
-            </w:r>
-          </w:p>
-          <w:p>
-            <w:pPr>
-              <w:widowControl/>
-              <w:wordWrap/>
-              <w:autoSpaceDE/>
               <w:rPr>
                 <w:sz w:val="16"/>
                 <w:szCs w:val="16"/>
@@ -28673,6 +28675,18 @@
               <w:t>25</w:t>
             </w:r>
           </w:p>
+          <w:p>
+            <w:pPr>
+              <w:widowControl/>
+              <w:wordWrap/>
+              <w:autoSpaceDE/>
+              <w:rPr>
+                <w:rFonts w:hint="eastAsia"/>
+                <w:sz w:val="16"/>
+                <w:szCs w:val="16"/>
+              </w:rPr>
+            </w:pPr>
+          </w:p>
         </w:tc>
         <w:tc>
           <w:tcPr>
@@ -28795,6 +28809,8 @@
               <w:wordWrap/>
               <w:autoSpaceDE/>
               <w:rPr>
+                <w:b/>
+                <w:bCs/>
                 <w:sz w:val="16"/>
                 <w:szCs w:val="16"/>
               </w:rPr>
@@ -28803,10 +28819,12 @@
             <w:r>
               <w:rPr>
                 <w:rFonts w:hint="eastAsia"/>
-                <w:sz w:val="16"/>
-                <w:szCs w:val="16"/>
-              </w:rPr>
-              <w:t>send_login</w:t>
+                <w:b/>
+                <w:bCs/>
+                <w:sz w:val="16"/>
+                <w:szCs w:val="16"/>
+              </w:rPr>
+              <w:t>send_booster_packet</w:t>
             </w:r>
             <w:proofErr w:type="spellEnd"/>
           </w:p>
@@ -28816,72 +28834,115 @@
               <w:wordWrap/>
               <w:autoSpaceDE/>
               <w:rPr>
-                <w:sz w:val="16"/>
-                <w:szCs w:val="16"/>
-              </w:rPr>
-            </w:pPr>
-            <w:r>
-              <w:rPr>
-                <w:rFonts w:hint="eastAsia"/>
-                <w:sz w:val="16"/>
-                <w:szCs w:val="16"/>
-              </w:rPr>
-              <w:t>_</w:t>
-            </w:r>
+                <w:b/>
+                <w:bCs/>
+                <w:sz w:val="16"/>
+                <w:szCs w:val="16"/>
+              </w:rPr>
+            </w:pPr>
+            <w:r>
+              <w:rPr>
+                <w:rFonts w:hint="eastAsia"/>
+                <w:b/>
+                <w:bCs/>
+                <w:sz w:val="16"/>
+                <w:szCs w:val="16"/>
+              </w:rPr>
+              <w:t>구현 완료</w:t>
+            </w:r>
+          </w:p>
+          <w:p>
+            <w:pPr>
+              <w:widowControl/>
+              <w:wordWrap/>
+              <w:autoSpaceDE/>
+              <w:rPr>
+                <w:b/>
+                <w:bCs/>
+                <w:sz w:val="16"/>
+                <w:szCs w:val="16"/>
+              </w:rPr>
+            </w:pPr>
+            <w:r>
+              <w:rPr>
+                <w:rFonts w:hint="eastAsia"/>
+                <w:b/>
+                <w:bCs/>
+                <w:sz w:val="16"/>
+                <w:szCs w:val="16"/>
+              </w:rPr>
+              <w:t>버그 수정</w:t>
+            </w:r>
+          </w:p>
+          <w:p>
+            <w:pPr>
+              <w:widowControl/>
+              <w:wordWrap/>
+              <w:autoSpaceDE/>
+              <w:rPr>
+                <w:b/>
+                <w:bCs/>
+                <w:sz w:val="16"/>
+                <w:szCs w:val="16"/>
+              </w:rPr>
+            </w:pPr>
+            <w:r>
+              <w:rPr>
+                <w:rFonts w:hint="eastAsia"/>
+                <w:b/>
+                <w:bCs/>
+                <w:sz w:val="16"/>
+                <w:szCs w:val="16"/>
+              </w:rPr>
+              <w:t>클라이언트</w:t>
+            </w:r>
+          </w:p>
+          <w:p>
+            <w:pPr>
+              <w:widowControl/>
+              <w:wordWrap/>
+              <w:autoSpaceDE/>
+              <w:rPr>
+                <w:rFonts w:asciiTheme="majorEastAsia" w:eastAsiaTheme="majorEastAsia" w:hAnsiTheme="majorEastAsia"/>
+                <w:b/>
+                <w:bCs/>
+                <w:sz w:val="16"/>
+                <w:szCs w:val="16"/>
+              </w:rPr>
+            </w:pPr>
             <w:proofErr w:type="spellStart"/>
             <w:r>
               <w:rPr>
-                <w:rFonts w:hint="eastAsia"/>
-                <w:sz w:val="16"/>
-                <w:szCs w:val="16"/>
-              </w:rPr>
-              <w:t>fail_</w:t>
-            </w:r>
-            <w:proofErr w:type="gramStart"/>
-            <w:r>
-              <w:rPr>
-                <w:rFonts w:hint="eastAsia"/>
-                <w:sz w:val="16"/>
-                <w:szCs w:val="16"/>
-              </w:rPr>
-              <w:t>packet</w:t>
+                <w:rFonts w:asciiTheme="majorEastAsia" w:eastAsiaTheme="majorEastAsia" w:hAnsiTheme="majorEastAsia" w:hint="eastAsia"/>
+                <w:b/>
+                <w:bCs/>
+                <w:sz w:val="16"/>
+                <w:szCs w:val="16"/>
+              </w:rPr>
+              <w:t>Processpacket</w:t>
             </w:r>
             <w:proofErr w:type="spellEnd"/>
-            <w:r>
-              <w:rPr>
-                <w:rFonts w:hint="eastAsia"/>
-                <w:sz w:val="16"/>
-                <w:szCs w:val="16"/>
-              </w:rPr>
-              <w:t>(</w:t>
-            </w:r>
-            <w:proofErr w:type="gramEnd"/>
-            <w:r>
-              <w:rPr>
-                <w:rFonts w:hint="eastAsia"/>
-                <w:sz w:val="16"/>
-                <w:szCs w:val="16"/>
-              </w:rPr>
-              <w:t>);</w:t>
-            </w:r>
-          </w:p>
-          <w:p>
-            <w:pPr>
-              <w:widowControl/>
-              <w:wordWrap/>
-              <w:autoSpaceDE/>
-              <w:rPr>
-                <w:sz w:val="16"/>
-                <w:szCs w:val="16"/>
-              </w:rPr>
-            </w:pPr>
-            <w:r>
-              <w:rPr>
-                <w:rFonts w:hint="eastAsia"/>
-                <w:sz w:val="16"/>
-                <w:szCs w:val="16"/>
-              </w:rPr>
-              <w:t>함수 작성</w:t>
+          </w:p>
+          <w:p>
+            <w:pPr>
+              <w:widowControl/>
+              <w:wordWrap/>
+              <w:autoSpaceDE/>
+              <w:rPr>
+                <w:rFonts w:hint="eastAsia"/>
+                <w:sz w:val="16"/>
+                <w:szCs w:val="16"/>
+              </w:rPr>
+            </w:pPr>
+            <w:r>
+              <w:rPr>
+                <w:rFonts w:hint="eastAsia"/>
+                <w:b/>
+                <w:bCs/>
+                <w:sz w:val="16"/>
+                <w:szCs w:val="16"/>
+              </w:rPr>
+              <w:t>업데이트</w:t>
             </w:r>
           </w:p>
         </w:tc>
@@ -28913,6 +28974,102 @@
                 <w:szCs w:val="16"/>
               </w:rPr>
               <w:t>28</w:t>
+            </w:r>
+          </w:p>
+          <w:p>
+            <w:pPr>
+              <w:widowControl/>
+              <w:wordWrap/>
+              <w:autoSpaceDE/>
+              <w:rPr>
+                <w:b/>
+                <w:bCs/>
+                <w:sz w:val="16"/>
+                <w:szCs w:val="16"/>
+              </w:rPr>
+            </w:pPr>
+            <w:r>
+              <w:rPr>
+                <w:rFonts w:hint="eastAsia"/>
+                <w:b/>
+                <w:bCs/>
+                <w:sz w:val="16"/>
+                <w:szCs w:val="16"/>
+              </w:rPr>
+              <w:t>패킷 테스트 및 버그 수정</w:t>
+            </w:r>
+          </w:p>
+          <w:p>
+            <w:pPr>
+              <w:widowControl/>
+              <w:wordWrap/>
+              <w:autoSpaceDE/>
+              <w:rPr>
+                <w:b/>
+                <w:bCs/>
+                <w:sz w:val="16"/>
+                <w:szCs w:val="16"/>
+              </w:rPr>
+            </w:pPr>
+            <w:r>
+              <w:rPr>
+                <w:rFonts w:hint="eastAsia"/>
+                <w:b/>
+                <w:bCs/>
+                <w:sz w:val="16"/>
+                <w:szCs w:val="16"/>
+              </w:rPr>
+              <w:t>클라이언트</w:t>
+            </w:r>
+          </w:p>
+          <w:p>
+            <w:pPr>
+              <w:widowControl/>
+              <w:wordWrap/>
+              <w:autoSpaceDE/>
+              <w:rPr>
+                <w:rFonts w:asciiTheme="majorEastAsia" w:eastAsiaTheme="majorEastAsia" w:hAnsiTheme="majorEastAsia"/>
+                <w:b/>
+                <w:bCs/>
+                <w:sz w:val="16"/>
+                <w:szCs w:val="16"/>
+              </w:rPr>
+            </w:pPr>
+            <w:proofErr w:type="spellStart"/>
+            <w:r>
+              <w:rPr>
+                <w:rFonts w:asciiTheme="majorEastAsia" w:eastAsiaTheme="majorEastAsia" w:hAnsiTheme="majorEastAsia" w:hint="eastAsia"/>
+                <w:b/>
+                <w:bCs/>
+                <w:sz w:val="16"/>
+                <w:szCs w:val="16"/>
+              </w:rPr>
+              <w:t>Processpacket</w:t>
+            </w:r>
+            <w:proofErr w:type="spellEnd"/>
+          </w:p>
+          <w:p>
+            <w:pPr>
+              <w:widowControl/>
+              <w:wordWrap/>
+              <w:autoSpaceDE/>
+              <w:rPr>
+                <w:rFonts w:hint="eastAsia"/>
+                <w:b/>
+                <w:bCs/>
+                <w:sz w:val="16"/>
+                <w:szCs w:val="16"/>
+              </w:rPr>
+            </w:pPr>
+            <w:r>
+              <w:rPr>
+                <w:rFonts w:hint="eastAsia"/>
+                <w:b/>
+                <w:bCs/>
+                <w:sz w:val="16"/>
+                <w:szCs w:val="16"/>
+              </w:rPr>
+              <w:t>업데이트</w:t>
             </w:r>
           </w:p>
           <w:p>
@@ -29131,19 +29288,11 @@
               <w:wordWrap/>
               <w:autoSpaceDE/>
               <w:rPr>
-                <w:sz w:val="16"/>
-                <w:szCs w:val="16"/>
-              </w:rPr>
-            </w:pPr>
-            <w:r>
-              <w:rPr>
-                <w:rFonts w:hint="eastAsia"/>
                 <w:color w:val="960000"/>
                 <w:sz w:val="16"/>
                 <w:szCs w:val="16"/>
               </w:rPr>
-              <w:t xml:space="preserve">진행 </w:t>
-            </w:r>
+            </w:pPr>
             <w:r>
               <w:rPr>
                 <w:rFonts w:hint="eastAsia"/>
@@ -29151,8 +29300,66 @@
                 <w:sz w:val="16"/>
                 <w:szCs w:val="16"/>
               </w:rPr>
-              <w:t>보고</w:t>
-            </w:r>
+              <w:t>진행 보고</w:t>
+            </w:r>
+          </w:p>
+          <w:p>
+            <w:pPr>
+              <w:widowControl/>
+              <w:wordWrap/>
+              <w:autoSpaceDE/>
+              <w:rPr>
+                <w:b/>
+                <w:bCs/>
+                <w:sz w:val="16"/>
+                <w:szCs w:val="16"/>
+              </w:rPr>
+            </w:pPr>
+            <w:r>
+              <w:rPr>
+                <w:rFonts w:hint="eastAsia"/>
+                <w:b/>
+                <w:bCs/>
+                <w:sz w:val="16"/>
+                <w:szCs w:val="16"/>
+              </w:rPr>
+              <w:t>맵2 버그 수정</w:t>
+            </w:r>
+          </w:p>
+          <w:p>
+            <w:pPr>
+              <w:widowControl/>
+              <w:wordWrap/>
+              <w:autoSpaceDE/>
+              <w:rPr>
+                <w:rFonts w:hint="eastAsia"/>
+                <w:b/>
+                <w:bCs/>
+                <w:sz w:val="16"/>
+                <w:szCs w:val="16"/>
+              </w:rPr>
+            </w:pPr>
+            <w:proofErr w:type="spellStart"/>
+            <w:r>
+              <w:rPr>
+                <w:b/>
+                <w:bCs/>
+                <w:sz w:val="16"/>
+                <w:szCs w:val="16"/>
+              </w:rPr>
+              <w:t>L</w:t>
+            </w:r>
+            <w:r>
+              <w:rPr>
+                <w:rFonts w:hint="eastAsia"/>
+                <w:b/>
+                <w:bCs/>
+                <w:sz w:val="16"/>
+                <w:szCs w:val="16"/>
+              </w:rPr>
+              <w:t>eave_game_packet</w:t>
+            </w:r>
+            <w:proofErr w:type="spellEnd"/>
           </w:p>
         </w:tc>
         <w:tc>
@@ -29192,18 +29399,96 @@
               <w:wordWrap/>
               <w:autoSpaceDE/>
               <w:rPr>
-                <w:sz w:val="16"/>
-                <w:szCs w:val="16"/>
-              </w:rPr>
-            </w:pPr>
-            <w:r>
-              <w:rPr>
-                <w:rFonts w:hint="eastAsia"/>
                 <w:color w:val="960000"/>
                 <w:sz w:val="16"/>
                 <w:szCs w:val="16"/>
               </w:rPr>
+            </w:pPr>
+            <w:r>
+              <w:rPr>
+                <w:rFonts w:hint="eastAsia"/>
+                <w:color w:val="960000"/>
+                <w:sz w:val="16"/>
+                <w:szCs w:val="16"/>
+              </w:rPr>
               <w:t>보고서 작성</w:t>
+            </w:r>
+          </w:p>
+          <w:p>
+            <w:pPr>
+              <w:widowControl/>
+              <w:wordWrap/>
+              <w:autoSpaceDE/>
+              <w:rPr>
+                <w:b/>
+                <w:bCs/>
+                <w:sz w:val="16"/>
+                <w:szCs w:val="16"/>
+              </w:rPr>
+            </w:pPr>
+            <w:r>
+              <w:rPr>
+                <w:rFonts w:hint="eastAsia"/>
+                <w:b/>
+                <w:bCs/>
+                <w:sz w:val="16"/>
+                <w:szCs w:val="16"/>
+              </w:rPr>
+              <w:t xml:space="preserve">서버 동기화 </w:t>
+            </w:r>
+            <w:r>
+              <w:rPr>
+                <w:rFonts w:hint="eastAsia"/>
+                <w:b/>
+                <w:bCs/>
+                <w:sz w:val="16"/>
+                <w:szCs w:val="16"/>
+              </w:rPr>
+              <w:t xml:space="preserve">오류 </w:t>
+            </w:r>
+            <w:r>
+              <w:rPr>
+                <w:rFonts w:hint="eastAsia"/>
+                <w:b/>
+                <w:bCs/>
+                <w:sz w:val="16"/>
+                <w:szCs w:val="16"/>
+              </w:rPr>
+              <w:t>수정</w:t>
+            </w:r>
+          </w:p>
+          <w:p>
+            <w:pPr>
+              <w:widowControl/>
+              <w:wordWrap/>
+              <w:autoSpaceDE/>
+              <w:rPr>
+                <w:rFonts w:hint="eastAsia"/>
+                <w:sz w:val="16"/>
+                <w:szCs w:val="16"/>
+              </w:rPr>
+            </w:pPr>
+            <w:proofErr w:type="spellStart"/>
+            <w:r>
+              <w:rPr>
+                <w:rFonts w:hint="eastAsia"/>
+                <w:b/>
+                <w:bCs/>
+                <w:sz w:val="16"/>
+                <w:szCs w:val="16"/>
+              </w:rPr>
+              <w:t>패킷테스트</w:t>
+            </w:r>
+            <w:proofErr w:type="spellEnd"/>
+            <w:r>
+              <w:rPr>
+                <w:rFonts w:hint="eastAsia"/>
+                <w:b/>
+                <w:bCs/>
+                <w:sz w:val="16"/>
+                <w:szCs w:val="16"/>
+              </w:rPr>
+              <w:t xml:space="preserve"> 및 버그 수정</w:t>
             </w:r>
           </w:p>
         </w:tc>
@@ -29380,7 +29665,7 @@
       </w:tr>
       <w:tr>
         <w:trPr>
-          <w:trHeight w:val="1418"/>
+          <w:trHeight w:val="1176"/>
           <w:jc w:val="center"/>
         </w:trPr>
         <w:tc>
@@ -29671,14 +29956,9 @@
         <w:wordWrap/>
         <w:autoSpaceDE/>
         <w:autoSpaceDN/>
-      </w:pPr>
-    </w:p>
-    <w:p>
-      <w:pPr>
-        <w:widowControl/>
-        <w:wordWrap/>
-        <w:autoSpaceDE/>
-        <w:autoSpaceDN/>
+        <w:rPr>
+          <w:rFonts w:hint="eastAsia"/>
+        </w:rPr>
       </w:pPr>
     </w:p>
     <w:sectPr>
@@ -29693,7 +29973,7 @@
 </file>
 
 <file path=word/endnotes.xml><?xml version="1.0" encoding="utf-8"?>
-<w:endnotes xmlns:wpc="http://schemas.microsoft.com/office/word/2010/wordprocessingCanvas" xmlns:cx="http://schemas.microsoft.com/office/drawing/2014/chartex" xmlns:cx1="http://schemas.microsoft.com/office/drawing/2015/9/8/chartex" xmlns:cx2="http://schemas.microsoft.com/office/drawing/2015/10/21/chartex" xmlns:cx3="http://schemas.microsoft.com/office/drawing/2016/5/9/chartex" xmlns:cx4="http://schemas.microsoft.com/office/drawing/2016/5/10/chartex" xmlns:cx5="http://schemas.microsoft.com/office/drawing/2016/5/11/chartex" xmlns:cx6="http://schemas.microsoft.com/office/drawing/2016/5/12/chartex" xmlns:cx7="http://schemas.microsoft.com/office/drawing/2016/5/13/chartex" xmlns:cx8="http://schemas.microsoft.com/office/drawing/2016/5/14/chartex" xmlns:mc="http://schemas.openxmlformats.org/markup-compatibility/2006" xmlns:aink="http://schemas.microsoft.com/office/drawing/2016/ink" xmlns:am3d="http://schemas.microsoft.com/office/drawing/2017/model3d" xmlns:o="urn:schemas-microsoft-com:office:office" xmlns:oel="http://schemas.microsoft.com/office/2019/extlst" xmlns:r="http://schemas.openxmlformats.org/officeDocument/2006/relationships" xmlns:m="http://schemas.openxmlformats.org/officeDocument/2006/math" xmlns:v="urn:schemas-microsoft-com:vml" xmlns:wp14="http://schemas.microsoft.com/office/word/2010/wordprocessingDrawing" xmlns:wp="http://schemas.openxmlformats.org/drawingml/2006/wordprocessingDrawing" xmlns:w10="urn:schemas-microsoft-com:office:word" xmlns:w="http://schemas.openxmlformats.org/wordprocessingml/2006/main" xmlns:w14="http://schemas.microsoft.com/office/word/2010/wordml" xmlns:w15="http://schemas.microsoft.com/office/word/2012/wordml" xmlns:w16cex="http://schemas.microsoft.com/office/word/2018/wordml/cex" xmlns:w16cid="http://schemas.microsoft.com/office/word/2016/wordml/cid" xmlns:w16="http://schemas.microsoft.com/office/word/2018/wordml" xmlns:w16sdtdh="http://schemas.microsoft.com/office/word/2020/wordml/sdtdatahash" xmlns:w16se="http://schemas.microsoft.com/office/word/2015/wordml/symex" xmlns:wpg="http://schemas.microsoft.com/office/word/2010/wordprocessingGroup" xmlns:wpi="http://schemas.microsoft.com/office/word/2010/wordprocessingInk" xmlns:wne="http://schemas.microsoft.com/office/word/2006/wordml" xmlns:wps="http://schemas.microsoft.com/office/word/2010/wordprocessingShape" mc:Ignorable="w14 w15 w16se w16cid w16 w16cex w16sdtdh wp14">
+<w:endnotes xmlns:wpc="http://schemas.microsoft.com/office/word/2010/wordprocessingCanvas" xmlns:cx="http://schemas.microsoft.com/office/drawing/2014/chartex" xmlns:cx1="http://schemas.microsoft.com/office/drawing/2015/9/8/chartex" xmlns:cx2="http://schemas.microsoft.com/office/drawing/2015/10/21/chartex" xmlns:cx3="http://schemas.microsoft.com/office/drawing/2016/5/9/chartex" xmlns:cx4="http://schemas.microsoft.com/office/drawing/2016/5/10/chartex" xmlns:cx5="http://schemas.microsoft.com/office/drawing/2016/5/11/chartex" xmlns:cx6="http://schemas.microsoft.com/office/drawing/2016/5/12/chartex" xmlns:cx7="http://schemas.microsoft.com/office/drawing/2016/5/13/chartex" xmlns:cx8="http://schemas.microsoft.com/office/drawing/2016/5/14/chartex" xmlns:mc="http://schemas.openxmlformats.org/markup-compatibility/2006" xmlns:aink="http://schemas.microsoft.com/office/drawing/2016/ink" xmlns:am3d="http://schemas.microsoft.com/office/drawing/2017/model3d" xmlns:o="urn:schemas-microsoft-com:office:office" xmlns:oel="http://schemas.microsoft.com/office/2019/extlst" xmlns:r="http://schemas.openxmlformats.org/officeDocument/2006/relationships" xmlns:m="http://schemas.openxmlformats.org/officeDocument/2006/math" xmlns:v="urn:schemas-microsoft-com:vml" xmlns:wp14="http://schemas.microsoft.com/office/word/2010/wordprocessingDrawing" xmlns:wp="http://schemas.openxmlformats.org/drawingml/2006/wordprocessingDrawing" xmlns:w10="urn:schemas-microsoft-com:office:word" xmlns:w="http://schemas.openxmlformats.org/wordprocessingml/2006/main" xmlns:w14="http://schemas.microsoft.com/office/word/2010/wordml" xmlns:w15="http://schemas.microsoft.com/office/word/2012/wordml" xmlns:w16cex="http://schemas.microsoft.com/office/word/2018/wordml/cex" xmlns:w16cid="http://schemas.microsoft.com/office/word/2016/wordml/cid" xmlns:w16="http://schemas.microsoft.com/office/word/2018/wordml" xmlns:w16du="http://schemas.microsoft.com/office/word/2023/wordml/word16du" xmlns:w16sdtdh="http://schemas.microsoft.com/office/word/2020/wordml/sdtdatahash" xmlns:w16sdtfl="http://schemas.microsoft.com/office/word/2024/wordml/sdtformatlock" xmlns:w16se="http://schemas.microsoft.com/office/word/2015/wordml/symex" xmlns:wpg="http://schemas.microsoft.com/office/word/2010/wordprocessingGroup" xmlns:wpi="http://schemas.microsoft.com/office/word/2010/wordprocessingInk" xmlns:wne="http://schemas.microsoft.com/office/word/2006/wordml" xmlns:wps="http://schemas.microsoft.com/office/word/2010/wordprocessingShape" mc:Ignorable="w14 w15 w16se w16cid w16 w16cex w16sdtdh w16sdtfl w16du wp14">
   <w:endnote w:type="separator" w:id="-1">
     <w:p>
       <w:pPr>
@@ -29718,7 +29998,7 @@
 </file>
 
 <file path=word/footer1.xml><?xml version="1.0" encoding="utf-8"?>
-<w:ftr xmlns:wpc="http://schemas.microsoft.com/office/word/2010/wordprocessingCanvas" xmlns:cx="http://schemas.microsoft.com/office/drawing/2014/chartex" xmlns:cx1="http://schemas.microsoft.com/office/drawing/2015/9/8/chartex" xmlns:cx2="http://schemas.microsoft.com/office/drawing/2015/10/21/chartex" xmlns:cx3="http://schemas.microsoft.com/office/drawing/2016/5/9/chartex" xmlns:cx4="http://schemas.microsoft.com/office/drawing/2016/5/10/chartex" xmlns:cx5="http://schemas.microsoft.com/office/drawing/2016/5/11/chartex" xmlns:cx6="http://schemas.microsoft.com/office/drawing/2016/5/12/chartex" xmlns:cx7="http://schemas.microsoft.com/office/drawing/2016/5/13/chartex" xmlns:cx8="http://schemas.microsoft.com/office/drawing/2016/5/14/chartex" xmlns:mc="http://schemas.openxmlformats.org/markup-compatibility/2006" xmlns:aink="http://schemas.microsoft.com/office/drawing/2016/ink" xmlns:am3d="http://schemas.microsoft.com/office/drawing/2017/model3d" xmlns:o="urn:schemas-microsoft-com:office:office" xmlns:oel="http://schemas.microsoft.com/office/2019/extlst" xmlns:r="http://schemas.openxmlformats.org/officeDocument/2006/relationships" xmlns:m="http://schemas.openxmlformats.org/officeDocument/2006/math" xmlns:v="urn:schemas-microsoft-com:vml" xmlns:wp14="http://schemas.microsoft.com/office/word/2010/wordprocessingDrawing" xmlns:wp="http://schemas.openxmlformats.org/drawingml/2006/wordprocessingDrawing" xmlns:w10="urn:schemas-microsoft-com:office:word" xmlns:w="http://schemas.openxmlformats.org/wordprocessingml/2006/main" xmlns:w14="http://schemas.microsoft.com/office/word/2010/wordml" xmlns:w15="http://schemas.microsoft.com/office/word/2012/wordml" xmlns:w16cex="http://schemas.microsoft.com/office/word/2018/wordml/cex" xmlns:w16cid="http://schemas.microsoft.com/office/word/2016/wordml/cid" xmlns:w16="http://schemas.microsoft.com/office/word/2018/wordml" xmlns:w16sdtdh="http://schemas.microsoft.com/office/word/2020/wordml/sdtdatahash" xmlns:w16se="http://schemas.microsoft.com/office/word/2015/wordml/symex" xmlns:wpg="http://schemas.microsoft.com/office/word/2010/wordprocessingGroup" xmlns:wpi="http://schemas.microsoft.com/office/word/2010/wordprocessingInk" xmlns:wne="http://schemas.microsoft.com/office/word/2006/wordml" xmlns:wps="http://schemas.microsoft.com/office/word/2010/wordprocessingShape" mc:Ignorable="w14 w15 w16se w16cid w16 w16cex w16sdtdh wp14">
+<w:ftr xmlns:wpc="http://schemas.microsoft.com/office/word/2010/wordprocessingCanvas" xmlns:cx="http://schemas.microsoft.com/office/drawing/2014/chartex" xmlns:cx1="http://schemas.microsoft.com/office/drawing/2015/9/8/chartex" xmlns:cx2="http://schemas.microsoft.com/office/drawing/2015/10/21/chartex" xmlns:cx3="http://schemas.microsoft.com/office/drawing/2016/5/9/chartex" xmlns:cx4="http://schemas.microsoft.com/office/drawing/2016/5/10/chartex" xmlns:cx5="http://schemas.microsoft.com/office/drawing/2016/5/11/chartex" xmlns:cx6="http://schemas.microsoft.com/office/drawing/2016/5/12/chartex" xmlns:cx7="http://schemas.microsoft.com/office/drawing/2016/5/13/chartex" xmlns:cx8="http://schemas.microsoft.com/office/drawing/2016/5/14/chartex" xmlns:mc="http://schemas.openxmlformats.org/markup-compatibility/2006" xmlns:aink="http://schemas.microsoft.com/office/drawing/2016/ink" xmlns:am3d="http://schemas.microsoft.com/office/drawing/2017/model3d" xmlns:o="urn:schemas-microsoft-com:office:office" xmlns:oel="http://schemas.microsoft.com/office/2019/extlst" xmlns:r="http://schemas.openxmlformats.org/officeDocument/2006/relationships" xmlns:m="http://schemas.openxmlformats.org/officeDocument/2006/math" xmlns:v="urn:schemas-microsoft-com:vml" xmlns:wp14="http://schemas.microsoft.com/office/word/2010/wordprocessingDrawing" xmlns:wp="http://schemas.openxmlformats.org/drawingml/2006/wordprocessingDrawing" xmlns:w10="urn:schemas-microsoft-com:office:word" xmlns:w="http://schemas.openxmlformats.org/wordprocessingml/2006/main" xmlns:w14="http://schemas.microsoft.com/office/word/2010/wordml" xmlns:w15="http://schemas.microsoft.com/office/word/2012/wordml" xmlns:w16cex="http://schemas.microsoft.com/office/word/2018/wordml/cex" xmlns:w16cid="http://schemas.microsoft.com/office/word/2016/wordml/cid" xmlns:w16="http://schemas.microsoft.com/office/word/2018/wordml" xmlns:w16du="http://schemas.microsoft.com/office/word/2023/wordml/word16du" xmlns:w16sdtdh="http://schemas.microsoft.com/office/word/2020/wordml/sdtdatahash" xmlns:w16sdtfl="http://schemas.microsoft.com/office/word/2024/wordml/sdtformatlock" xmlns:w16se="http://schemas.microsoft.com/office/word/2015/wordml/symex" xmlns:wpg="http://schemas.microsoft.com/office/word/2010/wordprocessingGroup" xmlns:wpi="http://schemas.microsoft.com/office/word/2010/wordprocessingInk" xmlns:wne="http://schemas.microsoft.com/office/word/2006/wordml" xmlns:wps="http://schemas.microsoft.com/office/word/2010/wordprocessingShape" mc:Ignorable="w14 w15 w16se w16cid w16 w16cex w16sdtdh w16sdtfl w16du wp14">
   <w:sdt>
     <w:sdtPr>
       <w:id w:val="1471174885"/>
@@ -29763,7 +30043,7 @@
 </file>
 
 <file path=word/footnotes.xml><?xml version="1.0" encoding="utf-8"?>
-<w:footnotes xmlns:wpc="http://schemas.microsoft.com/office/word/2010/wordprocessingCanvas" xmlns:cx="http://schemas.microsoft.com/office/drawing/2014/chartex" xmlns:cx1="http://schemas.microsoft.com/office/drawing/2015/9/8/chartex" xmlns:cx2="http://schemas.microsoft.com/office/drawing/2015/10/21/chartex" xmlns:cx3="http://schemas.microsoft.com/office/drawing/2016/5/9/chartex" xmlns:cx4="http://schemas.microsoft.com/office/drawing/2016/5/10/chartex" xmlns:cx5="http://schemas.microsoft.com/office/drawing/2016/5/11/chartex" xmlns:cx6="http://schemas.microsoft.com/office/drawing/2016/5/12/chartex" xmlns:cx7="http://schemas.microsoft.com/office/drawing/2016/5/13/chartex" xmlns:cx8="http://schemas.microsoft.com/office/drawing/2016/5/14/chartex" xmlns:mc="http://schemas.openxmlformats.org/markup-compatibility/2006" xmlns:aink="http://schemas.microsoft.com/office/drawing/2016/ink" xmlns:am3d="http://schemas.microsoft.com/office/drawing/2017/model3d" xmlns:o="urn:schemas-microsoft-com:office:office" xmlns:oel="http://schemas.microsoft.com/office/2019/extlst" xmlns:r="http://schemas.openxmlformats.org/officeDocument/2006/relationships" xmlns:m="http://schemas.openxmlformats.org/officeDocument/2006/math" xmlns:v="urn:schemas-microsoft-com:vml" xmlns:wp14="http://schemas.microsoft.com/office/word/2010/wordprocessingDrawing" xmlns:wp="http://schemas.openxmlformats.org/drawingml/2006/wordprocessingDrawing" xmlns:w10="urn:schemas-microsoft-com:office:word" xmlns:w="http://schemas.openxmlformats.org/wordprocessingml/2006/main" xmlns:w14="http://schemas.microsoft.com/office/word/2010/wordml" xmlns:w15="http://schemas.microsoft.com/office/word/2012/wordml" xmlns:w16cex="http://schemas.microsoft.com/office/word/2018/wordml/cex" xmlns:w16cid="http://schemas.microsoft.com/office/word/2016/wordml/cid" xmlns:w16="http://schemas.microsoft.com/office/word/2018/wordml" xmlns:w16sdtdh="http://schemas.microsoft.com/office/word/2020/wordml/sdtdatahash" xmlns:w16se="http://schemas.microsoft.com/office/word/2015/wordml/symex" xmlns:wpg="http://schemas.microsoft.com/office/word/2010/wordprocessingGroup" xmlns:wpi="http://schemas.microsoft.com/office/word/2010/wordprocessingInk" xmlns:wne="http://schemas.microsoft.com/office/word/2006/wordml" xmlns:wps="http://schemas.microsoft.com/office/word/2010/wordprocessingShape" mc:Ignorable="w14 w15 w16se w16cid w16 w16cex w16sdtdh wp14">
+<w:footnotes xmlns:wpc="http://schemas.microsoft.com/office/word/2010/wordprocessingCanvas" xmlns:cx="http://schemas.microsoft.com/office/drawing/2014/chartex" xmlns:cx1="http://schemas.microsoft.com/office/drawing/2015/9/8/chartex" xmlns:cx2="http://schemas.microsoft.com/office/drawing/2015/10/21/chartex" xmlns:cx3="http://schemas.microsoft.com/office/drawing/2016/5/9/chartex" xmlns:cx4="http://schemas.microsoft.com/office/drawing/2016/5/10/chartex" xmlns:cx5="http://schemas.microsoft.com/office/drawing/2016/5/11/chartex" xmlns:cx6="http://schemas.microsoft.com/office/drawing/2016/5/12/chartex" xmlns:cx7="http://schemas.microsoft.com/office/drawing/2016/5/13/chartex" xmlns:cx8="http://schemas.microsoft.com/office/drawing/2016/5/14/chartex" xmlns:mc="http://schemas.openxmlformats.org/markup-compatibility/2006" xmlns:aink="http://schemas.microsoft.com/office/drawing/2016/ink" xmlns:am3d="http://schemas.microsoft.com/office/drawing/2017/model3d" xmlns:o="urn:schemas-microsoft-com:office:office" xmlns:oel="http://schemas.microsoft.com/office/2019/extlst" xmlns:r="http://schemas.openxmlformats.org/officeDocument/2006/relationships" xmlns:m="http://schemas.openxmlformats.org/officeDocument/2006/math" xmlns:v="urn:schemas-microsoft-com:vml" xmlns:wp14="http://schemas.microsoft.com/office/word/2010/wordprocessingDrawing" xmlns:wp="http://schemas.openxmlformats.org/drawingml/2006/wordprocessingDrawing" xmlns:w10="urn:schemas-microsoft-com:office:word" xmlns:w="http://schemas.openxmlformats.org/wordprocessingml/2006/main" xmlns:w14="http://schemas.microsoft.com/office/word/2010/wordml" xmlns:w15="http://schemas.microsoft.com/office/word/2012/wordml" xmlns:w16cex="http://schemas.microsoft.com/office/word/2018/wordml/cex" xmlns:w16cid="http://schemas.microsoft.com/office/word/2016/wordml/cid" xmlns:w16="http://schemas.microsoft.com/office/word/2018/wordml" xmlns:w16du="http://schemas.microsoft.com/office/word/2023/wordml/word16du" xmlns:w16sdtdh="http://schemas.microsoft.com/office/word/2020/wordml/sdtdatahash" xmlns:w16sdtfl="http://schemas.microsoft.com/office/word/2024/wordml/sdtformatlock" xmlns:w16se="http://schemas.microsoft.com/office/word/2015/wordml/symex" xmlns:wpg="http://schemas.microsoft.com/office/word/2010/wordprocessingGroup" xmlns:wpi="http://schemas.microsoft.com/office/word/2010/wordprocessingInk" xmlns:wne="http://schemas.microsoft.com/office/word/2006/wordml" xmlns:wps="http://schemas.microsoft.com/office/word/2010/wordprocessingShape" mc:Ignorable="w14 w15 w16se w16cid w16 w16cex w16sdtdh w16sdtfl w16du wp14">
   <w:footnote w:type="separator" w:id="-1">
     <w:p>
       <w:pPr>
@@ -29788,7 +30068,7 @@
 </file>
 
 <file path=word/numbering.xml><?xml version="1.0" encoding="utf-8"?>
-<w:numbering xmlns:wpc="http://schemas.microsoft.com/office/word/2010/wordprocessingCanvas" xmlns:cx="http://schemas.microsoft.com/office/drawing/2014/chartex" xmlns:cx1="http://schemas.microsoft.com/office/drawing/2015/9/8/chartex" xmlns:cx2="http://schemas.microsoft.com/office/drawing/2015/10/21/chartex" xmlns:cx3="http://schemas.microsoft.com/office/drawing/2016/5/9/chartex" xmlns:cx4="http://schemas.microsoft.com/office/drawing/2016/5/10/chartex" xmlns:cx5="http://schemas.microsoft.com/office/drawing/2016/5/11/chartex" xmlns:cx6="http://schemas.microsoft.com/office/drawing/2016/5/12/chartex" xmlns:cx7="http://schemas.microsoft.com/office/drawing/2016/5/13/chartex" xmlns:cx8="http://schemas.microsoft.com/office/drawing/2016/5/14/chartex" xmlns:mc="http://schemas.openxmlformats.org/markup-compatibility/2006" xmlns:aink="http://schemas.microsoft.com/office/drawing/2016/ink" xmlns:am3d="http://schemas.microsoft.com/office/drawing/2017/model3d" xmlns:o="urn:schemas-microsoft-com:office:office" xmlns:oel="http://schemas.microsoft.com/office/2019/extlst" xmlns:r="http://schemas.openxmlformats.org/officeDocument/2006/relationships" xmlns:m="http://schemas.openxmlformats.org/officeDocument/2006/math" xmlns:v="urn:schemas-microsoft-com:vml" xmlns:wp14="http://schemas.microsoft.com/office/word/2010/wordprocessingDrawing" xmlns:wp="http://schemas.openxmlformats.org/drawingml/2006/wordprocessingDrawing" xmlns:w10="urn:schemas-microsoft-com:office:word" xmlns:w="http://schemas.openxmlformats.org/wordprocessingml/2006/main" xmlns:w14="http://schemas.microsoft.com/office/word/2010/wordml" xmlns:w15="http://schemas.microsoft.com/office/word/2012/wordml" xmlns:w16cex="http://schemas.microsoft.com/office/word/2018/wordml/cex" xmlns:w16cid="http://schemas.microsoft.com/office/word/2016/wordml/cid" xmlns:w16="http://schemas.microsoft.com/office/word/2018/wordml" xmlns:w16sdtdh="http://schemas.microsoft.com/office/word/2020/wordml/sdtdatahash" xmlns:w16se="http://schemas.microsoft.com/office/word/2015/wordml/symex" xmlns:wpg="http://schemas.microsoft.com/office/word/2010/wordprocessingGroup" xmlns:wpi="http://schemas.microsoft.com/office/word/2010/wordprocessingInk" xmlns:wne="http://schemas.microsoft.com/office/word/2006/wordml" xmlns:wps="http://schemas.microsoft.com/office/word/2010/wordprocessingShape" mc:Ignorable="w14 w15 w16se w16cid w16 w16cex w16sdtdh wp14">
+<w:numbering xmlns:wpc="http://schemas.microsoft.com/office/word/2010/wordprocessingCanvas" xmlns:cx="http://schemas.microsoft.com/office/drawing/2014/chartex" xmlns:cx1="http://schemas.microsoft.com/office/drawing/2015/9/8/chartex" xmlns:cx2="http://schemas.microsoft.com/office/drawing/2015/10/21/chartex" xmlns:cx3="http://schemas.microsoft.com/office/drawing/2016/5/9/chartex" xmlns:cx4="http://schemas.microsoft.com/office/drawing/2016/5/10/chartex" xmlns:cx5="http://schemas.microsoft.com/office/drawing/2016/5/11/chartex" xmlns:cx6="http://schemas.microsoft.com/office/drawing/2016/5/12/chartex" xmlns:cx7="http://schemas.microsoft.com/office/drawing/2016/5/13/chartex" xmlns:cx8="http://schemas.microsoft.com/office/drawing/2016/5/14/chartex" xmlns:mc="http://schemas.openxmlformats.org/markup-compatibility/2006" xmlns:aink="http://schemas.microsoft.com/office/drawing/2016/ink" xmlns:am3d="http://schemas.microsoft.com/office/drawing/2017/model3d" xmlns:o="urn:schemas-microsoft-com:office:office" xmlns:oel="http://schemas.microsoft.com/office/2019/extlst" xmlns:r="http://schemas.openxmlformats.org/officeDocument/2006/relationships" xmlns:m="http://schemas.openxmlformats.org/officeDocument/2006/math" xmlns:v="urn:schemas-microsoft-com:vml" xmlns:wp14="http://schemas.microsoft.com/office/word/2010/wordprocessingDrawing" xmlns:wp="http://schemas.openxmlformats.org/drawingml/2006/wordprocessingDrawing" xmlns:w10="urn:schemas-microsoft-com:office:word" xmlns:w="http://schemas.openxmlformats.org/wordprocessingml/2006/main" xmlns:w14="http://schemas.microsoft.com/office/word/2010/wordml" xmlns:w15="http://schemas.microsoft.com/office/word/2012/wordml" xmlns:w16cex="http://schemas.microsoft.com/office/word/2018/wordml/cex" xmlns:w16cid="http://schemas.microsoft.com/office/word/2016/wordml/cid" xmlns:w16="http://schemas.microsoft.com/office/word/2018/wordml" xmlns:w16du="http://schemas.microsoft.com/office/word/2023/wordml/word16du" xmlns:w16sdtdh="http://schemas.microsoft.com/office/word/2020/wordml/sdtdatahash" xmlns:w16sdtfl="http://schemas.microsoft.com/office/word/2024/wordml/sdtformatlock" xmlns:w16se="http://schemas.microsoft.com/office/word/2015/wordml/symex" xmlns:wpg="http://schemas.microsoft.com/office/word/2010/wordprocessingGroup" xmlns:wpi="http://schemas.microsoft.com/office/word/2010/wordprocessingInk" xmlns:wne="http://schemas.microsoft.com/office/word/2006/wordml" xmlns:wps="http://schemas.microsoft.com/office/word/2010/wordprocessingShape" mc:Ignorable="w14 w15 w16se w16cid w16 w16cex w16sdtdh w16sdtfl w16du wp14">
   <w:abstractNum w:abstractNumId="0" w15:restartNumberingAfterBreak="0">
     <w:nsid w:val="05E96921"/>
     <w:multiLevelType w:val="hybridMultilevel"/>
@@ -32244,7 +32524,7 @@
 </file>
 
 <file path=word/styles.xml><?xml version="1.0" encoding="utf-8"?>
-<w:styles xmlns:mc="http://schemas.openxmlformats.org/markup-compatibility/2006" xmlns:r="http://schemas.openxmlformats.org/officeDocument/2006/relationships" xmlns:w="http://schemas.openxmlformats.org/wordprocessingml/2006/main" xmlns:w14="http://schemas.microsoft.com/office/word/2010/wordml" xmlns:w15="http://schemas.microsoft.com/office/word/2012/wordml" xmlns:w16cex="http://schemas.microsoft.com/office/word/2018/wordml/cex" xmlns:w16cid="http://schemas.microsoft.com/office/word/2016/wordml/cid" xmlns:w16="http://schemas.microsoft.com/office/word/2018/wordml" xmlns:w16sdtdh="http://schemas.microsoft.com/office/word/2020/wordml/sdtdatahash" xmlns:w16se="http://schemas.microsoft.com/office/word/2015/wordml/symex" mc:Ignorable="w14 w15 w16se w16cid w16 w16cex w16sdtdh">
+<w:styles xmlns:mc="http://schemas.openxmlformats.org/markup-compatibility/2006" xmlns:r="http://schemas.openxmlformats.org/officeDocument/2006/relationships" xmlns:w="http://schemas.openxmlformats.org/wordprocessingml/2006/main" xmlns:w14="http://schemas.microsoft.com/office/word/2010/wordml" xmlns:w15="http://schemas.microsoft.com/office/word/2012/wordml" xmlns:w16cex="http://schemas.microsoft.com/office/word/2018/wordml/cex" xmlns:w16cid="http://schemas.microsoft.com/office/word/2016/wordml/cid" xmlns:w16="http://schemas.microsoft.com/office/word/2018/wordml" xmlns:w16du="http://schemas.microsoft.com/office/word/2023/wordml/word16du" xmlns:w16sdtdh="http://schemas.microsoft.com/office/word/2020/wordml/sdtdatahash" xmlns:w16sdtfl="http://schemas.microsoft.com/office/word/2024/wordml/sdtformatlock" xmlns:w16se="http://schemas.microsoft.com/office/word/2015/wordml/symex" mc:Ignorable="w14 w15 w16se w16cid w16 w16cex w16sdtdh w16sdtfl w16du">
   <w:docDefaults>
     <w:rPrDefault>
       <w:rPr>
@@ -32850,6 +33130,7 @@
   <w:style w:type="character" w:default="1" w:styleId="a0">
     <w:name w:val="Default Paragraph Font"/>
     <w:uiPriority w:val="1"/>
+    <w:semiHidden/>
     <w:unhideWhenUsed/>
   </w:style>
   <w:style w:type="table" w:default="1" w:styleId="a1">

--- a/word/최종/Project Progress Report.docx
+++ b/word/최종/Project Progress Report.docx
@@ -54,11 +54,9 @@
         <w:autoSpaceDN/>
         <w:jc w:val="center"/>
         <w:rPr>
-          <w:rFonts w:asciiTheme="majorHAnsi" w:eastAsiaTheme="majorHAnsi" w:hAnsiTheme="majorHAnsi"/>
+          <w:rFonts w:hint="eastAsia"/>
           <w:b/>
           <w:bCs/>
-          <w:sz w:val="56"/>
-          <w:szCs w:val="56"/>
         </w:rPr>
       </w:pPr>
       <w:r>
@@ -69,20 +67,8 @@
           <w:sz w:val="56"/>
           <w:szCs w:val="56"/>
         </w:rPr>
-        <w:t>Term Project 추진계획서</w:t>
-      </w:r>
-    </w:p>
-    <w:p>
-      <w:pPr>
-        <w:widowControl/>
-        <w:wordWrap/>
-        <w:autoSpaceDE/>
-        <w:autoSpaceDN/>
-        <w:rPr>
-          <w:b/>
-          <w:bCs/>
-        </w:rPr>
-      </w:pPr>
+        <w:t>Project Progress Report</w:t>
+      </w:r>
     </w:p>
     <w:p>
       <w:pPr>
@@ -465,7 +451,15 @@
             <w:t>4</w:t>
           </w:r>
         </w:p>
-        <w:p/>
+        <w:p>
+          <w:pPr>
+            <w:rPr>
+              <w:rFonts w:hint="eastAsia"/>
+              <w:sz w:val="16"/>
+              <w:szCs w:val="16"/>
+            </w:rPr>
+          </w:pPr>
+        </w:p>
         <w:p>
           <w:pPr>
             <w:pStyle w:val="10"/>
@@ -595,7 +589,14 @@
             <w:t>7</w:t>
           </w:r>
         </w:p>
-        <w:p/>
+        <w:p>
+          <w:pPr>
+            <w:rPr>
+              <w:sz w:val="16"/>
+              <w:szCs w:val="16"/>
+            </w:rPr>
+          </w:pPr>
+        </w:p>
         <w:p>
           <w:pPr>
             <w:widowControl/>
@@ -664,6 +665,9 @@
           <w:pPr>
             <w:pStyle w:val="20"/>
             <w:ind w:left="216"/>
+            <w:rPr>
+              <w:rFonts w:hint="eastAsia"/>
+            </w:rPr>
           </w:pPr>
           <w:r>
             <w:rPr>
@@ -699,7 +703,13 @@
             <w:rPr>
               <w:rFonts w:hint="eastAsia"/>
             </w:rPr>
-            <w:t>10</w:t>
+            <w:t>1</w:t>
+          </w:r>
+          <w:r>
+            <w:rPr>
+              <w:rFonts w:hint="eastAsia"/>
+            </w:rPr>
+            <w:t>2</w:t>
           </w:r>
         </w:p>
         <w:p>
@@ -720,7 +730,13 @@
             <w:rPr>
               <w:rFonts w:hint="eastAsia"/>
             </w:rPr>
-            <w:t>12</w:t>
+            <w:t>1</w:t>
+          </w:r>
+          <w:r>
+            <w:rPr>
+              <w:rFonts w:hint="eastAsia"/>
+            </w:rPr>
+            <w:t>3</w:t>
           </w:r>
         </w:p>
         <w:p>
@@ -741,7 +757,55 @@
             <w:rPr>
               <w:rFonts w:hint="eastAsia"/>
             </w:rPr>
-            <w:t>12</w:t>
+            <w:t>1</w:t>
+          </w:r>
+          <w:r>
+            <w:rPr>
+              <w:rFonts w:hint="eastAsia"/>
+            </w:rPr>
+            <w:t>3</w:t>
+          </w:r>
+        </w:p>
+        <w:p>
+          <w:pPr>
+            <w:pStyle w:val="20"/>
+            <w:ind w:left="216"/>
+            <w:rPr>
+              <w:rFonts w:hint="eastAsia"/>
+            </w:rPr>
+          </w:pPr>
+          <w:r>
+            <w:rPr>
+              <w:rFonts w:hint="eastAsia"/>
+            </w:rPr>
+            <w:t>6</w:t>
+          </w:r>
+          <w:r>
+            <w:rPr>
+              <w:rFonts w:hint="eastAsia"/>
+            </w:rPr>
+            <w:t xml:space="preserve">) </w:t>
+          </w:r>
+          <w:r>
+            <w:rPr>
+              <w:rFonts w:hint="eastAsia"/>
+            </w:rPr>
+            <w:t>스레드 동기화</w:t>
+          </w:r>
+          <w:r>
+            <w:ptab w:relativeTo="margin" w:alignment="right" w:leader="dot"/>
+          </w:r>
+          <w:r>
+            <w:rPr>
+              <w:rFonts w:hint="eastAsia"/>
+            </w:rPr>
+            <w:t>1</w:t>
+          </w:r>
+          <w:r>
+            <w:rPr>
+              <w:rFonts w:hint="eastAsia"/>
+            </w:rPr>
+            <w:t>4</w:t>
           </w:r>
         </w:p>
         <w:p>
@@ -753,7 +817,13 @@
             <w:rPr>
               <w:rFonts w:hint="eastAsia"/>
             </w:rPr>
-            <w:t>6) Client To Server Packet</w:t>
+            <w:t>7</w:t>
+          </w:r>
+          <w:r>
+            <w:rPr>
+              <w:rFonts w:hint="eastAsia"/>
+            </w:rPr>
+            <w:t>) Client To Server Packet</w:t>
           </w:r>
           <w:r>
             <w:ptab w:relativeTo="margin" w:alignment="right" w:leader="dot"/>
@@ -762,7 +832,13 @@
             <w:rPr>
               <w:rFonts w:hint="eastAsia"/>
             </w:rPr>
-            <w:t>13</w:t>
+            <w:t>1</w:t>
+          </w:r>
+          <w:r>
+            <w:rPr>
+              <w:rFonts w:hint="eastAsia"/>
+            </w:rPr>
+            <w:t>5</w:t>
           </w:r>
         </w:p>
         <w:p>
@@ -774,7 +850,13 @@
             <w:rPr>
               <w:rFonts w:hint="eastAsia"/>
             </w:rPr>
-            <w:t>7) Server To Client Packet</w:t>
+            <w:t>8</w:t>
+          </w:r>
+          <w:r>
+            <w:rPr>
+              <w:rFonts w:hint="eastAsia"/>
+            </w:rPr>
+            <w:t>) Server To Client Packet</w:t>
           </w:r>
           <w:r>
             <w:ptab w:relativeTo="margin" w:alignment="right" w:leader="dot"/>
@@ -783,10 +865,23 @@
             <w:rPr>
               <w:rFonts w:hint="eastAsia"/>
             </w:rPr>
-            <w:t>14</w:t>
+            <w:t>1</w:t>
+          </w:r>
+          <w:r>
+            <w:rPr>
+              <w:rFonts w:hint="eastAsia"/>
+            </w:rPr>
+            <w:t>6</w:t>
           </w:r>
         </w:p>
-        <w:p/>
+        <w:p>
+          <w:pPr>
+            <w:rPr>
+              <w:sz w:val="16"/>
+              <w:szCs w:val="16"/>
+            </w:rPr>
+          </w:pPr>
+        </w:p>
         <w:p>
           <w:pPr>
             <w:widowControl/>
@@ -796,7 +891,6 @@
             <w:rPr>
               <w:b/>
               <w:bCs/>
-              <w:lang w:val="ko-KR"/>
             </w:rPr>
           </w:pPr>
           <w:r>
@@ -817,9 +911,16 @@
               <w:rFonts w:hint="eastAsia"/>
               <w:b/>
               <w:bCs/>
-              <w:lang w:val="ko-KR"/>
             </w:rPr>
-            <w:t>15</w:t>
+            <w:t>1</w:t>
+          </w:r>
+          <w:r>
+            <w:rPr>
+              <w:rFonts w:hint="eastAsia"/>
+              <w:b/>
+              <w:bCs/>
+            </w:rPr>
+            <w:t>8</w:t>
           </w:r>
         </w:p>
         <w:p>
@@ -839,9 +940,14 @@
           <w:r>
             <w:rPr>
               <w:rFonts w:hint="eastAsia"/>
-              <w:lang w:val="ko-KR"/>
             </w:rPr>
-            <w:t>15</w:t>
+            <w:t>1</w:t>
+          </w:r>
+          <w:r>
+            <w:rPr>
+              <w:rFonts w:hint="eastAsia"/>
+            </w:rPr>
+            <w:t>8</w:t>
           </w:r>
         </w:p>
         <w:p>
@@ -863,7 +969,14 @@
               <w:rFonts w:hint="eastAsia"/>
               <w:lang w:val="ko-KR"/>
             </w:rPr>
-            <w:t>16</w:t>
+            <w:t>1</w:t>
+          </w:r>
+          <w:r>
+            <w:rPr>
+              <w:rFonts w:hint="eastAsia"/>
+              <w:lang w:val="ko-KR"/>
+            </w:rPr>
+            <w:t>9</w:t>
           </w:r>
         </w:p>
         <w:p>
@@ -888,7 +1001,14 @@
               <w:rFonts w:hint="eastAsia"/>
               <w:lang w:val="ko-KR"/>
             </w:rPr>
-            <w:t>16</w:t>
+            <w:t>1</w:t>
+          </w:r>
+          <w:r>
+            <w:rPr>
+              <w:rFonts w:hint="eastAsia"/>
+              <w:lang w:val="ko-KR"/>
+            </w:rPr>
+            <w:t>9</w:t>
           </w:r>
         </w:p>
         <w:p>
@@ -896,6 +1016,7 @@
             <w:pStyle w:val="20"/>
             <w:ind w:left="0" w:firstLine="800"/>
             <w:rPr>
+              <w:rFonts w:hint="eastAsia"/>
               <w:lang w:val="ko-KR"/>
             </w:rPr>
           </w:pPr>
@@ -915,7 +1036,7 @@
               <w:rFonts w:hint="eastAsia"/>
               <w:lang w:val="ko-KR"/>
             </w:rPr>
-            <w:t>17</w:t>
+            <w:t>20</w:t>
           </w:r>
         </w:p>
         <w:p>
@@ -940,7 +1061,7 @@
               <w:rFonts w:hint="eastAsia"/>
               <w:lang w:val="ko-KR"/>
             </w:rPr>
-            <w:t>18</w:t>
+            <w:t>21</w:t>
           </w:r>
         </w:p>
       </w:sdtContent>
@@ -12733,87 +12854,162 @@
         <w:autoSpaceDN/>
         <w:ind w:left="800"/>
         <w:rPr>
-          <w:rFonts w:asciiTheme="majorEastAsia" w:eastAsiaTheme="majorEastAsia" w:hAnsiTheme="majorEastAsia"/>
+          <w:rFonts w:eastAsiaTheme="minorHAnsi"/>
+          <w:sz w:val="20"/>
+          <w:szCs w:val="20"/>
+        </w:rPr>
+      </w:pPr>
+      <w:r>
+        <w:rPr>
+          <w:rFonts w:eastAsiaTheme="minorHAnsi" w:hint="eastAsia"/>
+          <w:sz w:val="20"/>
+          <w:szCs w:val="20"/>
+        </w:rPr>
+        <w:t>서</w:t>
+      </w:r>
+      <w:r>
+        <w:rPr>
+          <w:rFonts w:eastAsiaTheme="minorHAnsi"/>
+          <w:sz w:val="20"/>
+          <w:szCs w:val="20"/>
+        </w:rPr>
+        <w:t>버로부터 수신되는 모든 패킷을 처리하는 수신 전용 스레드</w:t>
+      </w:r>
+      <w:r>
+        <w:rPr>
+          <w:rFonts w:eastAsiaTheme="minorHAnsi"/>
+          <w:sz w:val="20"/>
+          <w:szCs w:val="20"/>
+        </w:rPr>
+        <w:br/>
+        <w:t xml:space="preserve">게임 진행 중에도 실시간으로 </w:t>
+      </w:r>
+      <w:r>
+        <w:rPr>
+          <w:rStyle w:val="HTML"/>
+          <w:rFonts w:asciiTheme="minorHAnsi" w:eastAsiaTheme="minorHAnsi" w:hAnsiTheme="minorHAnsi"/>
+          <w:sz w:val="20"/>
+          <w:szCs w:val="20"/>
+        </w:rPr>
+        <w:t>SC</w:t>
+      </w:r>
+      <w:r>
+        <w:rPr>
+          <w:rFonts w:eastAsiaTheme="minorHAnsi"/>
+          <w:sz w:val="20"/>
+          <w:szCs w:val="20"/>
+        </w:rPr>
+        <w:t xml:space="preserve"> 패킷을 받아 </w:t>
+      </w:r>
+      <w:proofErr w:type="spellStart"/>
+      <w:r>
+        <w:rPr>
+          <w:rStyle w:val="HTML"/>
+          <w:rFonts w:asciiTheme="minorHAnsi" w:eastAsiaTheme="minorHAnsi" w:hAnsiTheme="minorHAnsi"/>
+          <w:sz w:val="20"/>
+          <w:szCs w:val="20"/>
+        </w:rPr>
+        <w:t>g_players</w:t>
+      </w:r>
+      <w:proofErr w:type="spellEnd"/>
+      <w:r>
+        <w:rPr>
+          <w:rFonts w:eastAsiaTheme="minorHAnsi"/>
+          <w:sz w:val="20"/>
+          <w:szCs w:val="20"/>
+        </w:rPr>
+        <w:t xml:space="preserve"> 배열에 반영</w:t>
+      </w:r>
+      <w:r>
+        <w:rPr>
+          <w:rFonts w:eastAsiaTheme="minorHAnsi" w:hint="eastAsia"/>
+          <w:sz w:val="20"/>
+          <w:szCs w:val="20"/>
+        </w:rPr>
+        <w:t>한다.</w:t>
+      </w:r>
+    </w:p>
+    <w:p>
+      <w:pPr>
+        <w:widowControl/>
+        <w:wordWrap/>
+        <w:autoSpaceDE/>
+        <w:autoSpaceDN/>
+        <w:rPr>
+          <w:rFonts w:eastAsiaTheme="minorHAnsi"/>
           <w:b/>
           <w:bCs/>
-          <w:szCs w:val="22"/>
+          <w:sz w:val="24"/>
         </w:rPr>
       </w:pPr>
       <w:r>
         <w:rPr>
           <w:rFonts w:eastAsiaTheme="minorHAnsi" w:hint="eastAsia"/>
-          <w:sz w:val="20"/>
-          <w:szCs w:val="20"/>
-        </w:rPr>
-        <w:t>서</w:t>
-      </w:r>
-      <w:r>
-        <w:rPr>
-          <w:rFonts w:eastAsiaTheme="minorHAnsi"/>
-          <w:sz w:val="20"/>
-          <w:szCs w:val="20"/>
-        </w:rPr>
-        <w:t>버로부터 수신되는 모든 패킷을 처리하는 수신 전용 스레드</w:t>
-      </w:r>
-      <w:r>
-        <w:rPr>
-          <w:rFonts w:eastAsiaTheme="minorHAnsi"/>
-          <w:sz w:val="20"/>
-          <w:szCs w:val="20"/>
-        </w:rPr>
-        <w:br/>
-        <w:t xml:space="preserve">게임 진행 중에도 실시간으로 </w:t>
-      </w:r>
-      <w:r>
-        <w:rPr>
-          <w:rStyle w:val="HTML"/>
-          <w:rFonts w:asciiTheme="minorHAnsi" w:eastAsiaTheme="minorHAnsi" w:hAnsiTheme="minorHAnsi"/>
-          <w:sz w:val="20"/>
-          <w:szCs w:val="20"/>
-        </w:rPr>
-        <w:t>SC</w:t>
-      </w:r>
-      <w:r>
-        <w:rPr>
-          <w:rFonts w:eastAsiaTheme="minorHAnsi"/>
-          <w:sz w:val="20"/>
-          <w:szCs w:val="20"/>
-        </w:rPr>
-        <w:t xml:space="preserve"> 패킷을 받아 </w:t>
-      </w:r>
-      <w:proofErr w:type="spellStart"/>
-      <w:r>
-        <w:rPr>
-          <w:rStyle w:val="HTML"/>
-          <w:rFonts w:asciiTheme="minorHAnsi" w:eastAsiaTheme="minorHAnsi" w:hAnsiTheme="minorHAnsi"/>
-          <w:sz w:val="20"/>
-          <w:szCs w:val="20"/>
-        </w:rPr>
-        <w:t>g_players</w:t>
-      </w:r>
-      <w:proofErr w:type="spellEnd"/>
-      <w:r>
-        <w:rPr>
-          <w:rFonts w:eastAsiaTheme="minorHAnsi"/>
-          <w:sz w:val="20"/>
-          <w:szCs w:val="20"/>
-        </w:rPr>
-        <w:t xml:space="preserve"> 배열에 반영</w:t>
-      </w:r>
-      <w:r>
-        <w:rPr>
-          <w:rFonts w:eastAsiaTheme="minorHAnsi" w:hint="eastAsia"/>
-          <w:sz w:val="20"/>
-          <w:szCs w:val="20"/>
-        </w:rPr>
-        <w:t>한다.</w:t>
-      </w:r>
-      <w:r>
-        <w:rPr>
-          <w:rFonts w:asciiTheme="majorEastAsia" w:eastAsiaTheme="majorEastAsia" w:hAnsiTheme="majorEastAsia"/>
           <w:b/>
           <w:bCs/>
-          <w:szCs w:val="22"/>
+          <w:sz w:val="24"/>
+        </w:rPr>
+        <w:lastRenderedPageBreak/>
+        <w:t>6) 스레드 동기화</w:t>
+      </w:r>
+    </w:p>
+    <w:p>
+      <w:pPr>
+        <w:widowControl/>
+        <w:wordWrap/>
+        <w:autoSpaceDE/>
+        <w:autoSpaceDN/>
+        <w:rPr>
+          <w:rFonts w:eastAsiaTheme="minorHAnsi" w:hint="eastAsia"/>
+          <w:sz w:val="24"/>
+        </w:rPr>
+      </w:pPr>
+      <w:r>
+        <w:rPr>
+          <w:rFonts w:eastAsiaTheme="minorHAnsi" w:hint="eastAsia"/>
+          <w:sz w:val="20"/>
+          <w:szCs w:val="20"/>
+        </w:rPr>
+        <w:t>본</w:t>
+      </w:r>
+      <w:r>
+        <w:rPr>
+          <w:rFonts w:eastAsiaTheme="minorHAnsi"/>
+          <w:sz w:val="20"/>
+          <w:szCs w:val="20"/>
+        </w:rPr>
+        <w:t xml:space="preserve"> 프로젝트는 복잡한 신호 교환보다 데이터 무결성 보장이 우선시되는 구조이다. 이에 따라 스레드 실행 순서 제어보다는, 공유 자원에 대한 동시 접근을 차단하여 경쟁 상태를 예방하는 데 가장 효율적인 CRITICAL_SECTION(</w:t>
+      </w:r>
+      <w:proofErr w:type="spellStart"/>
+      <w:r>
+        <w:rPr>
+          <w:rFonts w:eastAsiaTheme="minorHAnsi"/>
+          <w:sz w:val="20"/>
+          <w:szCs w:val="20"/>
+        </w:rPr>
+        <w:t>g_CS</w:t>
+      </w:r>
+      <w:proofErr w:type="spellEnd"/>
+      <w:r>
+        <w:rPr>
+          <w:rFonts w:eastAsiaTheme="minorHAnsi"/>
+          <w:sz w:val="20"/>
+          <w:szCs w:val="20"/>
+        </w:rPr>
+        <w:t>)을 사용하여 동기화를 구현했다.</w:t>
+      </w:r>
+      <w:r>
+        <w:rPr>
+          <w:rFonts w:eastAsiaTheme="minorHAnsi" w:hint="eastAsia"/>
+          <w:sz w:val="20"/>
+          <w:szCs w:val="20"/>
+        </w:rPr>
+        <w:t xml:space="preserve"> </w:t>
+      </w:r>
+      <w:r>
+        <w:rPr>
+          <w:rFonts w:eastAsiaTheme="minorHAnsi"/>
+          <w:sz w:val="24"/>
         </w:rPr>
         <w:br w:type="page"/>
       </w:r>
@@ -28487,7 +28683,6 @@
               <w:wordWrap/>
               <w:autoSpaceDE/>
               <w:rPr>
-                <w:rFonts w:hint="eastAsia"/>
                 <w:b/>
                 <w:bCs/>
                 <w:sz w:val="16"/>
@@ -28569,7 +28764,6 @@
               <w:wordWrap/>
               <w:autoSpaceDE/>
               <w:rPr>
-                <w:rFonts w:hint="eastAsia"/>
                 <w:sz w:val="16"/>
                 <w:szCs w:val="16"/>
               </w:rPr>
@@ -28681,7 +28875,6 @@
               <w:wordWrap/>
               <w:autoSpaceDE/>
               <w:rPr>
-                <w:rFonts w:hint="eastAsia"/>
                 <w:sz w:val="16"/>
                 <w:szCs w:val="16"/>
               </w:rPr>
@@ -28929,7 +29122,6 @@
               <w:wordWrap/>
               <w:autoSpaceDE/>
               <w:rPr>
-                <w:rFonts w:hint="eastAsia"/>
                 <w:sz w:val="16"/>
                 <w:szCs w:val="16"/>
               </w:rPr>
@@ -29054,7 +29246,6 @@
               <w:wordWrap/>
               <w:autoSpaceDE/>
               <w:rPr>
-                <w:rFonts w:hint="eastAsia"/>
                 <w:b/>
                 <w:bCs/>
                 <w:sz w:val="16"/>
@@ -29332,7 +29523,6 @@
               <w:wordWrap/>
               <w:autoSpaceDE/>
               <w:rPr>
-                <w:rFonts w:hint="eastAsia"/>
                 <w:b/>
                 <w:bCs/>
                 <w:sz w:val="16"/>
@@ -29463,7 +29653,6 @@
               <w:wordWrap/>
               <w:autoSpaceDE/>
               <w:rPr>
-                <w:rFonts w:hint="eastAsia"/>
                 <w:sz w:val="16"/>
                 <w:szCs w:val="16"/>
               </w:rPr>
@@ -29956,9 +30145,6 @@
         <w:wordWrap/>
         <w:autoSpaceDE/>
         <w:autoSpaceDN/>
-        <w:rPr>
-          <w:rFonts w:hint="eastAsia"/>
-        </w:rPr>
       </w:pPr>
     </w:p>
     <w:sectPr>

--- a/word/최종/Project Progress Report.docx
+++ b/word/최종/Project Progress Report.docx
@@ -1,6 +1,6 @@
 
 <file path=word/document.xml><?xml version="1.0" encoding="utf-8"?>
-<w:document xmlns:wpc="http://schemas.microsoft.com/office/word/2010/wordprocessingCanvas" xmlns:cx="http://schemas.microsoft.com/office/drawing/2014/chartex" xmlns:cx1="http://schemas.microsoft.com/office/drawing/2015/9/8/chartex" xmlns:cx2="http://schemas.microsoft.com/office/drawing/2015/10/21/chartex" xmlns:cx3="http://schemas.microsoft.com/office/drawing/2016/5/9/chartex" xmlns:cx4="http://schemas.microsoft.com/office/drawing/2016/5/10/chartex" xmlns:cx5="http://schemas.microsoft.com/office/drawing/2016/5/11/chartex" xmlns:cx6="http://schemas.microsoft.com/office/drawing/2016/5/12/chartex" xmlns:cx7="http://schemas.microsoft.com/office/drawing/2016/5/13/chartex" xmlns:cx8="http://schemas.microsoft.com/office/drawing/2016/5/14/chartex" xmlns:mc="http://schemas.openxmlformats.org/markup-compatibility/2006" xmlns:aink="http://schemas.microsoft.com/office/drawing/2016/ink" xmlns:am3d="http://schemas.microsoft.com/office/drawing/2017/model3d" xmlns:o="urn:schemas-microsoft-com:office:office" xmlns:oel="http://schemas.microsoft.com/office/2019/extlst" xmlns:r="http://schemas.openxmlformats.org/officeDocument/2006/relationships" xmlns:m="http://schemas.openxmlformats.org/officeDocument/2006/math" xmlns:v="urn:schemas-microsoft-com:vml" xmlns:wp14="http://schemas.microsoft.com/office/word/2010/wordprocessingDrawing" xmlns:wp="http://schemas.openxmlformats.org/drawingml/2006/wordprocessingDrawing" xmlns:w10="urn:schemas-microsoft-com:office:word" xmlns:w="http://schemas.openxmlformats.org/wordprocessingml/2006/main" xmlns:w14="http://schemas.microsoft.com/office/word/2010/wordml" xmlns:w15="http://schemas.microsoft.com/office/word/2012/wordml" xmlns:w16cex="http://schemas.microsoft.com/office/word/2018/wordml/cex" xmlns:w16cid="http://schemas.microsoft.com/office/word/2016/wordml/cid" xmlns:w16="http://schemas.microsoft.com/office/word/2018/wordml" xmlns:w16du="http://schemas.microsoft.com/office/word/2023/wordml/word16du" xmlns:w16sdtdh="http://schemas.microsoft.com/office/word/2020/wordml/sdtdatahash" xmlns:w16sdtfl="http://schemas.microsoft.com/office/word/2024/wordml/sdtformatlock" xmlns:w16se="http://schemas.microsoft.com/office/word/2015/wordml/symex" xmlns:wpg="http://schemas.microsoft.com/office/word/2010/wordprocessingGroup" xmlns:wpi="http://schemas.microsoft.com/office/word/2010/wordprocessingInk" xmlns:wne="http://schemas.microsoft.com/office/word/2006/wordml" xmlns:wps="http://schemas.microsoft.com/office/word/2010/wordprocessingShape" mc:Ignorable="w14 w15 w16se w16cid w16 w16cex w16sdtdh w16sdtfl w16du wp14">
+<w:document xmlns:wpc="http://schemas.microsoft.com/office/word/2010/wordprocessingCanvas" xmlns:cx="http://schemas.microsoft.com/office/drawing/2014/chartex" xmlns:cx1="http://schemas.microsoft.com/office/drawing/2015/9/8/chartex" xmlns:cx2="http://schemas.microsoft.com/office/drawing/2015/10/21/chartex" xmlns:cx3="http://schemas.microsoft.com/office/drawing/2016/5/9/chartex" xmlns:cx4="http://schemas.microsoft.com/office/drawing/2016/5/10/chartex" xmlns:cx5="http://schemas.microsoft.com/office/drawing/2016/5/11/chartex" xmlns:cx6="http://schemas.microsoft.com/office/drawing/2016/5/12/chartex" xmlns:cx7="http://schemas.microsoft.com/office/drawing/2016/5/13/chartex" xmlns:cx8="http://schemas.microsoft.com/office/drawing/2016/5/14/chartex" xmlns:mc="http://schemas.openxmlformats.org/markup-compatibility/2006" xmlns:aink="http://schemas.microsoft.com/office/drawing/2016/ink" xmlns:am3d="http://schemas.microsoft.com/office/drawing/2017/model3d" xmlns:o="urn:schemas-microsoft-com:office:office" xmlns:oel="http://schemas.microsoft.com/office/2019/extlst" xmlns:r="http://schemas.openxmlformats.org/officeDocument/2006/relationships" xmlns:m="http://schemas.openxmlformats.org/officeDocument/2006/math" xmlns:v="urn:schemas-microsoft-com:vml" xmlns:wp14="http://schemas.microsoft.com/office/word/2010/wordprocessingDrawing" xmlns:wp="http://schemas.openxmlformats.org/drawingml/2006/wordprocessingDrawing" xmlns:w10="urn:schemas-microsoft-com:office:word" xmlns:w="http://schemas.openxmlformats.org/wordprocessingml/2006/main" xmlns:w14="http://schemas.microsoft.com/office/word/2010/wordml" xmlns:w15="http://schemas.microsoft.com/office/word/2012/wordml" xmlns:w16cex="http://schemas.microsoft.com/office/word/2018/wordml/cex" xmlns:w16cid="http://schemas.microsoft.com/office/word/2016/wordml/cid" xmlns:w16="http://schemas.microsoft.com/office/word/2018/wordml" xmlns:w16sdtdh="http://schemas.microsoft.com/office/word/2020/wordml/sdtdatahash" xmlns:w16se="http://schemas.microsoft.com/office/word/2015/wordml/symex" xmlns:wpg="http://schemas.microsoft.com/office/word/2010/wordprocessingGroup" xmlns:wpi="http://schemas.microsoft.com/office/word/2010/wordprocessingInk" xmlns:wne="http://schemas.microsoft.com/office/word/2006/wordml" xmlns:wps="http://schemas.microsoft.com/office/word/2010/wordprocessingShape" mc:Ignorable="w14 w15 w16se w16cid w16 w16cex w16sdtdh wp14">
   <w:body>
     <w:p>
       <w:pPr>
@@ -54,7 +54,6 @@
         <w:autoSpaceDN/>
         <w:jc w:val="center"/>
         <w:rPr>
-          <w:rFonts w:hint="eastAsia"/>
           <w:b/>
           <w:bCs/>
         </w:rPr>
@@ -454,7 +453,6 @@
         <w:p>
           <w:pPr>
             <w:rPr>
-              <w:rFonts w:hint="eastAsia"/>
               <w:sz w:val="16"/>
               <w:szCs w:val="16"/>
             </w:rPr>
@@ -665,9 +663,6 @@
           <w:pPr>
             <w:pStyle w:val="20"/>
             <w:ind w:left="216"/>
-            <w:rPr>
-              <w:rFonts w:hint="eastAsia"/>
-            </w:rPr>
           </w:pPr>
           <w:r>
             <w:rPr>
@@ -770,27 +765,12 @@
           <w:pPr>
             <w:pStyle w:val="20"/>
             <w:ind w:left="216"/>
-            <w:rPr>
-              <w:rFonts w:hint="eastAsia"/>
-            </w:rPr>
           </w:pPr>
           <w:r>
             <w:rPr>
               <w:rFonts w:hint="eastAsia"/>
             </w:rPr>
-            <w:t>6</w:t>
-          </w:r>
-          <w:r>
-            <w:rPr>
-              <w:rFonts w:hint="eastAsia"/>
-            </w:rPr>
-            <w:t xml:space="preserve">) </w:t>
-          </w:r>
-          <w:r>
-            <w:rPr>
-              <w:rFonts w:hint="eastAsia"/>
-            </w:rPr>
-            <w:t>스레드 동기화</w:t>
+            <w:t>6) 스레드 동기화</w:t>
           </w:r>
           <w:r>
             <w:ptab w:relativeTo="margin" w:alignment="right" w:leader="dot"/>
@@ -799,13 +779,7 @@
             <w:rPr>
               <w:rFonts w:hint="eastAsia"/>
             </w:rPr>
-            <w:t>1</w:t>
-          </w:r>
-          <w:r>
-            <w:rPr>
-              <w:rFonts w:hint="eastAsia"/>
-            </w:rPr>
-            <w:t>4</w:t>
+            <w:t>14</w:t>
           </w:r>
         </w:p>
         <w:p>
@@ -1016,7 +990,6 @@
             <w:pStyle w:val="20"/>
             <w:ind w:left="0" w:firstLine="800"/>
             <w:rPr>
-              <w:rFonts w:hint="eastAsia"/>
               <w:lang w:val="ko-KR"/>
             </w:rPr>
           </w:pPr>
@@ -4115,27 +4088,7 @@
           <w:sz w:val="20"/>
           <w:szCs w:val="20"/>
         </w:rPr>
-        <w:t xml:space="preserve">, ROOM, </w:t>
-      </w:r>
-      <w:proofErr w:type="gramStart"/>
-      <w:r>
-        <w:rPr>
-          <w:rFonts w:asciiTheme="majorEastAsia" w:eastAsiaTheme="majorEastAsia" w:hAnsiTheme="majorEastAsia"/>
-          <w:color w:val="C00000"/>
-          <w:sz w:val="20"/>
-          <w:szCs w:val="20"/>
-        </w:rPr>
-        <w:t>INGAME }</w:t>
-      </w:r>
-      <w:proofErr w:type="gramEnd"/>
-      <w:r>
-        <w:rPr>
-          <w:rFonts w:asciiTheme="majorEastAsia" w:eastAsiaTheme="majorEastAsia" w:hAnsiTheme="majorEastAsia"/>
-          <w:color w:val="C00000"/>
-          <w:sz w:val="20"/>
-          <w:szCs w:val="20"/>
-        </w:rPr>
-        <w:t>;</w:t>
+        <w:t>, ROOM, INGAME };</w:t>
       </w:r>
       <w:r>
         <w:rPr>
@@ -4193,27 +4146,7 @@
           <w:sz w:val="20"/>
           <w:szCs w:val="20"/>
         </w:rPr>
-        <w:t>, FINISH, FINISH_</w:t>
-      </w:r>
-      <w:proofErr w:type="gramStart"/>
-      <w:r>
-        <w:rPr>
-          <w:rFonts w:asciiTheme="majorEastAsia" w:eastAsiaTheme="majorEastAsia" w:hAnsiTheme="majorEastAsia"/>
-          <w:color w:val="C00000"/>
-          <w:sz w:val="20"/>
-          <w:szCs w:val="20"/>
-        </w:rPr>
-        <w:t>CH }</w:t>
-      </w:r>
-      <w:proofErr w:type="gramEnd"/>
-      <w:r>
-        <w:rPr>
-          <w:rFonts w:asciiTheme="majorEastAsia" w:eastAsiaTheme="majorEastAsia" w:hAnsiTheme="majorEastAsia"/>
-          <w:color w:val="C00000"/>
-          <w:sz w:val="20"/>
-          <w:szCs w:val="20"/>
-        </w:rPr>
-        <w:t>;</w:t>
+        <w:t>, FINISH, FINISH_CH };</w:t>
       </w:r>
       <w:r>
         <w:rPr>
@@ -4234,6 +4167,7 @@
         <w:spacing w:after="0"/>
         <w:rPr>
           <w:rFonts w:asciiTheme="majorEastAsia" w:eastAsiaTheme="majorEastAsia" w:hAnsiTheme="majorEastAsia"/>
+          <w:color w:val="C00000"/>
           <w:sz w:val="20"/>
           <w:szCs w:val="20"/>
         </w:rPr>
@@ -4241,6 +4175,7 @@
       <w:r>
         <w:rPr>
           <w:rFonts w:asciiTheme="majorEastAsia" w:eastAsiaTheme="majorEastAsia" w:hAnsiTheme="majorEastAsia" w:hint="eastAsia"/>
+          <w:color w:val="C00000"/>
           <w:sz w:val="20"/>
           <w:szCs w:val="20"/>
         </w:rPr>
@@ -4261,6 +4196,7 @@
         <w:spacing w:after="0"/>
         <w:rPr>
           <w:rFonts w:asciiTheme="majorEastAsia" w:eastAsiaTheme="majorEastAsia" w:hAnsiTheme="majorEastAsia"/>
+          <w:color w:val="C00000"/>
           <w:sz w:val="20"/>
           <w:szCs w:val="20"/>
         </w:rPr>
@@ -4268,6 +4204,7 @@
       <w:r>
         <w:rPr>
           <w:rFonts w:asciiTheme="majorEastAsia" w:eastAsiaTheme="majorEastAsia" w:hAnsiTheme="majorEastAsia"/>
+          <w:color w:val="C00000"/>
           <w:sz w:val="20"/>
           <w:szCs w:val="20"/>
         </w:rPr>
@@ -4277,6 +4214,7 @@
       <w:r>
         <w:rPr>
           <w:rFonts w:asciiTheme="majorEastAsia" w:eastAsiaTheme="majorEastAsia" w:hAnsiTheme="majorEastAsia"/>
+          <w:color w:val="C00000"/>
           <w:sz w:val="20"/>
           <w:szCs w:val="20"/>
         </w:rPr>
@@ -4285,6 +4223,7 @@
       <w:r>
         <w:rPr>
           <w:rFonts w:asciiTheme="majorEastAsia" w:eastAsiaTheme="majorEastAsia" w:hAnsiTheme="majorEastAsia" w:hint="eastAsia"/>
+          <w:color w:val="C00000"/>
           <w:sz w:val="20"/>
           <w:szCs w:val="20"/>
         </w:rPr>
@@ -4294,28 +4233,11 @@
       <w:r>
         <w:rPr>
           <w:rFonts w:asciiTheme="majorEastAsia" w:eastAsiaTheme="majorEastAsia" w:hAnsiTheme="majorEastAsia" w:hint="eastAsia"/>
-          <w:sz w:val="20"/>
-          <w:szCs w:val="20"/>
-        </w:rPr>
-        <w:t xml:space="preserve"> 충돌 처리를 </w:t>
-      </w:r>
-      <w:proofErr w:type="gramStart"/>
-      <w:r>
-        <w:rPr>
-          <w:rFonts w:asciiTheme="majorEastAsia" w:eastAsiaTheme="majorEastAsia" w:hAnsiTheme="majorEastAsia" w:hint="eastAsia"/>
-          <w:sz w:val="20"/>
-          <w:szCs w:val="20"/>
-        </w:rPr>
-        <w:t>위한  AABB</w:t>
-      </w:r>
-      <w:proofErr w:type="gramEnd"/>
-      <w:r>
-        <w:rPr>
-          <w:rFonts w:asciiTheme="majorEastAsia" w:eastAsiaTheme="majorEastAsia" w:hAnsiTheme="majorEastAsia" w:hint="eastAsia"/>
-          <w:sz w:val="20"/>
-          <w:szCs w:val="20"/>
-        </w:rPr>
-        <w:t xml:space="preserve"> 구조체</w:t>
+          <w:color w:val="C00000"/>
+          <w:sz w:val="20"/>
+          <w:szCs w:val="20"/>
+        </w:rPr>
+        <w:t xml:space="preserve"> 충돌 처리를 위한  AABB 구조체</w:t>
       </w:r>
     </w:p>
     <w:p>
@@ -4329,6 +4251,7 @@
         <w:ind w:left="880"/>
         <w:rPr>
           <w:rFonts w:asciiTheme="majorEastAsia" w:eastAsiaTheme="majorEastAsia" w:hAnsiTheme="majorEastAsia"/>
+          <w:color w:val="C00000"/>
           <w:sz w:val="20"/>
           <w:szCs w:val="20"/>
         </w:rPr>
@@ -4336,6 +4259,7 @@
       <w:r>
         <w:rPr>
           <w:rFonts w:asciiTheme="majorEastAsia" w:eastAsiaTheme="majorEastAsia" w:hAnsiTheme="majorEastAsia"/>
+          <w:color w:val="C00000"/>
           <w:sz w:val="20"/>
           <w:szCs w:val="20"/>
         </w:rPr>
@@ -4351,6 +4275,7 @@
         <w:spacing w:after="0"/>
         <w:rPr>
           <w:rFonts w:asciiTheme="majorEastAsia" w:eastAsiaTheme="majorEastAsia" w:hAnsiTheme="majorEastAsia"/>
+          <w:color w:val="C00000"/>
           <w:sz w:val="20"/>
           <w:szCs w:val="20"/>
         </w:rPr>
@@ -4358,6 +4283,7 @@
       <w:r>
         <w:rPr>
           <w:rFonts w:asciiTheme="majorEastAsia" w:eastAsiaTheme="majorEastAsia" w:hAnsiTheme="majorEastAsia"/>
+          <w:color w:val="C00000"/>
           <w:sz w:val="20"/>
           <w:szCs w:val="20"/>
         </w:rPr>
@@ -4366,32 +4292,48 @@
       <w:r>
         <w:rPr>
           <w:rFonts w:asciiTheme="majorEastAsia" w:eastAsiaTheme="majorEastAsia" w:hAnsiTheme="majorEastAsia"/>
+          <w:color w:val="C00000"/>
           <w:sz w:val="20"/>
           <w:szCs w:val="20"/>
         </w:rPr>
         <w:tab/>
-      </w:r>
+        <w:t xml:space="preserve">float </w:t>
+      </w:r>
+      <w:proofErr w:type="spellStart"/>
       <w:r>
         <w:rPr>
           <w:rFonts w:asciiTheme="majorEastAsia" w:eastAsiaTheme="majorEastAsia" w:hAnsiTheme="majorEastAsia"/>
-          <w:sz w:val="20"/>
-          <w:szCs w:val="20"/>
-        </w:rPr>
-        <w:t xml:space="preserve">float </w:t>
+          <w:color w:val="C00000"/>
+          <w:sz w:val="20"/>
+          <w:szCs w:val="20"/>
+        </w:rPr>
+        <w:t>minX</w:t>
+      </w:r>
+      <w:proofErr w:type="spellEnd"/>
+      <w:r>
+        <w:rPr>
+          <w:rFonts w:asciiTheme="majorEastAsia" w:eastAsiaTheme="majorEastAsia" w:hAnsiTheme="majorEastAsia"/>
+          <w:color w:val="C00000"/>
+          <w:sz w:val="20"/>
+          <w:szCs w:val="20"/>
+        </w:rPr>
+        <w:t xml:space="preserve">, </w:t>
       </w:r>
       <w:proofErr w:type="spellStart"/>
       <w:r>
         <w:rPr>
           <w:rFonts w:asciiTheme="majorEastAsia" w:eastAsiaTheme="majorEastAsia" w:hAnsiTheme="majorEastAsia"/>
-          <w:sz w:val="20"/>
-          <w:szCs w:val="20"/>
-        </w:rPr>
-        <w:t>minX</w:t>
+          <w:color w:val="C00000"/>
+          <w:sz w:val="20"/>
+          <w:szCs w:val="20"/>
+        </w:rPr>
+        <w:t>minY</w:t>
       </w:r>
       <w:proofErr w:type="spellEnd"/>
       <w:r>
         <w:rPr>
           <w:rFonts w:asciiTheme="majorEastAsia" w:eastAsiaTheme="majorEastAsia" w:hAnsiTheme="majorEastAsia"/>
+          <w:color w:val="C00000"/>
           <w:sz w:val="20"/>
           <w:szCs w:val="20"/>
         </w:rPr>
@@ -4401,33 +4343,17 @@
       <w:r>
         <w:rPr>
           <w:rFonts w:asciiTheme="majorEastAsia" w:eastAsiaTheme="majorEastAsia" w:hAnsiTheme="majorEastAsia"/>
-          <w:sz w:val="20"/>
-          <w:szCs w:val="20"/>
-        </w:rPr>
-        <w:t>minY</w:t>
+          <w:color w:val="C00000"/>
+          <w:sz w:val="20"/>
+          <w:szCs w:val="20"/>
+        </w:rPr>
+        <w:t>minZ</w:t>
       </w:r>
       <w:proofErr w:type="spellEnd"/>
       <w:r>
         <w:rPr>
           <w:rFonts w:asciiTheme="majorEastAsia" w:eastAsiaTheme="majorEastAsia" w:hAnsiTheme="majorEastAsia"/>
-          <w:sz w:val="20"/>
-          <w:szCs w:val="20"/>
-        </w:rPr>
-        <w:t xml:space="preserve">, </w:t>
-      </w:r>
-      <w:proofErr w:type="spellStart"/>
-      <w:r>
-        <w:rPr>
-          <w:rFonts w:asciiTheme="majorEastAsia" w:eastAsiaTheme="majorEastAsia" w:hAnsiTheme="majorEastAsia"/>
-          <w:sz w:val="20"/>
-          <w:szCs w:val="20"/>
-        </w:rPr>
-        <w:t>minZ</w:t>
-      </w:r>
-      <w:proofErr w:type="spellEnd"/>
-      <w:r>
-        <w:rPr>
-          <w:rFonts w:asciiTheme="majorEastAsia" w:eastAsiaTheme="majorEastAsia" w:hAnsiTheme="majorEastAsia"/>
+          <w:color w:val="C00000"/>
           <w:sz w:val="20"/>
           <w:szCs w:val="20"/>
         </w:rPr>
@@ -4443,6 +4369,7 @@
         <w:spacing w:after="0"/>
         <w:rPr>
           <w:rFonts w:asciiTheme="majorEastAsia" w:eastAsiaTheme="majorEastAsia" w:hAnsiTheme="majorEastAsia"/>
+          <w:color w:val="C00000"/>
           <w:sz w:val="20"/>
           <w:szCs w:val="20"/>
         </w:rPr>
@@ -4450,6 +4377,7 @@
       <w:r>
         <w:rPr>
           <w:rFonts w:asciiTheme="majorEastAsia" w:eastAsiaTheme="majorEastAsia" w:hAnsiTheme="majorEastAsia"/>
+          <w:color w:val="C00000"/>
           <w:sz w:val="20"/>
           <w:szCs w:val="20"/>
         </w:rPr>
@@ -4458,32 +4386,48 @@
       <w:r>
         <w:rPr>
           <w:rFonts w:asciiTheme="majorEastAsia" w:eastAsiaTheme="majorEastAsia" w:hAnsiTheme="majorEastAsia"/>
+          <w:color w:val="C00000"/>
           <w:sz w:val="20"/>
           <w:szCs w:val="20"/>
         </w:rPr>
         <w:tab/>
-      </w:r>
+        <w:t xml:space="preserve">float </w:t>
+      </w:r>
+      <w:proofErr w:type="spellStart"/>
       <w:r>
         <w:rPr>
           <w:rFonts w:asciiTheme="majorEastAsia" w:eastAsiaTheme="majorEastAsia" w:hAnsiTheme="majorEastAsia"/>
-          <w:sz w:val="20"/>
-          <w:szCs w:val="20"/>
-        </w:rPr>
-        <w:t xml:space="preserve">float </w:t>
+          <w:color w:val="C00000"/>
+          <w:sz w:val="20"/>
+          <w:szCs w:val="20"/>
+        </w:rPr>
+        <w:t>maxX</w:t>
+      </w:r>
+      <w:proofErr w:type="spellEnd"/>
+      <w:r>
+        <w:rPr>
+          <w:rFonts w:asciiTheme="majorEastAsia" w:eastAsiaTheme="majorEastAsia" w:hAnsiTheme="majorEastAsia"/>
+          <w:color w:val="C00000"/>
+          <w:sz w:val="20"/>
+          <w:szCs w:val="20"/>
+        </w:rPr>
+        <w:t xml:space="preserve">, </w:t>
       </w:r>
       <w:proofErr w:type="spellStart"/>
       <w:r>
         <w:rPr>
           <w:rFonts w:asciiTheme="majorEastAsia" w:eastAsiaTheme="majorEastAsia" w:hAnsiTheme="majorEastAsia"/>
-          <w:sz w:val="20"/>
-          <w:szCs w:val="20"/>
-        </w:rPr>
-        <w:t>maxX</w:t>
+          <w:color w:val="C00000"/>
+          <w:sz w:val="20"/>
+          <w:szCs w:val="20"/>
+        </w:rPr>
+        <w:t>maxY</w:t>
       </w:r>
       <w:proofErr w:type="spellEnd"/>
       <w:r>
         <w:rPr>
           <w:rFonts w:asciiTheme="majorEastAsia" w:eastAsiaTheme="majorEastAsia" w:hAnsiTheme="majorEastAsia"/>
+          <w:color w:val="C00000"/>
           <w:sz w:val="20"/>
           <w:szCs w:val="20"/>
         </w:rPr>
@@ -4493,33 +4437,17 @@
       <w:r>
         <w:rPr>
           <w:rFonts w:asciiTheme="majorEastAsia" w:eastAsiaTheme="majorEastAsia" w:hAnsiTheme="majorEastAsia"/>
-          <w:sz w:val="20"/>
-          <w:szCs w:val="20"/>
-        </w:rPr>
-        <w:t>maxY</w:t>
+          <w:color w:val="C00000"/>
+          <w:sz w:val="20"/>
+          <w:szCs w:val="20"/>
+        </w:rPr>
+        <w:t>maxZ</w:t>
       </w:r>
       <w:proofErr w:type="spellEnd"/>
       <w:r>
         <w:rPr>
           <w:rFonts w:asciiTheme="majorEastAsia" w:eastAsiaTheme="majorEastAsia" w:hAnsiTheme="majorEastAsia"/>
-          <w:sz w:val="20"/>
-          <w:szCs w:val="20"/>
-        </w:rPr>
-        <w:t xml:space="preserve">, </w:t>
-      </w:r>
-      <w:proofErr w:type="spellStart"/>
-      <w:r>
-        <w:rPr>
-          <w:rFonts w:asciiTheme="majorEastAsia" w:eastAsiaTheme="majorEastAsia" w:hAnsiTheme="majorEastAsia"/>
-          <w:sz w:val="20"/>
-          <w:szCs w:val="20"/>
-        </w:rPr>
-        <w:t>maxZ</w:t>
-      </w:r>
-      <w:proofErr w:type="spellEnd"/>
-      <w:r>
-        <w:rPr>
-          <w:rFonts w:asciiTheme="majorEastAsia" w:eastAsiaTheme="majorEastAsia" w:hAnsiTheme="majorEastAsia"/>
+          <w:color w:val="C00000"/>
           <w:sz w:val="20"/>
           <w:szCs w:val="20"/>
         </w:rPr>
@@ -4535,6 +4463,7 @@
         <w:spacing w:after="0"/>
         <w:rPr>
           <w:rFonts w:asciiTheme="majorEastAsia" w:eastAsiaTheme="majorEastAsia" w:hAnsiTheme="majorEastAsia"/>
+          <w:color w:val="C00000"/>
           <w:sz w:val="20"/>
           <w:szCs w:val="20"/>
         </w:rPr>
@@ -4542,6 +4471,7 @@
       <w:r>
         <w:rPr>
           <w:rFonts w:asciiTheme="majorEastAsia" w:eastAsiaTheme="majorEastAsia" w:hAnsiTheme="majorEastAsia"/>
+          <w:color w:val="C00000"/>
           <w:sz w:val="20"/>
           <w:szCs w:val="20"/>
         </w:rPr>
@@ -4550,32 +4480,28 @@
       <w:r>
         <w:rPr>
           <w:rFonts w:asciiTheme="majorEastAsia" w:eastAsiaTheme="majorEastAsia" w:hAnsiTheme="majorEastAsia"/>
+          <w:color w:val="C00000"/>
           <w:sz w:val="20"/>
           <w:szCs w:val="20"/>
         </w:rPr>
         <w:tab/>
-      </w:r>
+        <w:t xml:space="preserve">bool </w:t>
+      </w:r>
+      <w:proofErr w:type="spellStart"/>
       <w:r>
         <w:rPr>
           <w:rFonts w:asciiTheme="majorEastAsia" w:eastAsiaTheme="majorEastAsia" w:hAnsiTheme="majorEastAsia"/>
-          <w:sz w:val="20"/>
-          <w:szCs w:val="20"/>
-        </w:rPr>
-        <w:t xml:space="preserve">bool </w:t>
-      </w:r>
-      <w:proofErr w:type="spellStart"/>
+          <w:color w:val="C00000"/>
+          <w:sz w:val="20"/>
+          <w:szCs w:val="20"/>
+        </w:rPr>
+        <w:t>rigid_status</w:t>
+      </w:r>
+      <w:proofErr w:type="spellEnd"/>
       <w:r>
         <w:rPr>
           <w:rFonts w:asciiTheme="majorEastAsia" w:eastAsiaTheme="majorEastAsia" w:hAnsiTheme="majorEastAsia"/>
-          <w:sz w:val="20"/>
-          <w:szCs w:val="20"/>
-        </w:rPr>
-        <w:t>rigid_status</w:t>
-      </w:r>
-      <w:proofErr w:type="spellEnd"/>
-      <w:r>
-        <w:rPr>
-          <w:rFonts w:asciiTheme="majorEastAsia" w:eastAsiaTheme="majorEastAsia" w:hAnsiTheme="majorEastAsia"/>
+          <w:color w:val="C00000"/>
           <w:sz w:val="20"/>
           <w:szCs w:val="20"/>
         </w:rPr>
@@ -4591,6 +4517,7 @@
         <w:spacing w:after="0"/>
         <w:rPr>
           <w:rFonts w:asciiTheme="majorEastAsia" w:eastAsiaTheme="majorEastAsia" w:hAnsiTheme="majorEastAsia"/>
+          <w:color w:val="C00000"/>
           <w:sz w:val="20"/>
           <w:szCs w:val="20"/>
         </w:rPr>
@@ -4598,6 +4525,7 @@
       <w:r>
         <w:rPr>
           <w:rFonts w:asciiTheme="majorEastAsia" w:eastAsiaTheme="majorEastAsia" w:hAnsiTheme="majorEastAsia"/>
+          <w:color w:val="C00000"/>
           <w:sz w:val="20"/>
           <w:szCs w:val="20"/>
         </w:rPr>
@@ -4606,32 +4534,28 @@
       <w:r>
         <w:rPr>
           <w:rFonts w:asciiTheme="majorEastAsia" w:eastAsiaTheme="majorEastAsia" w:hAnsiTheme="majorEastAsia"/>
+          <w:color w:val="C00000"/>
           <w:sz w:val="20"/>
           <w:szCs w:val="20"/>
         </w:rPr>
         <w:tab/>
-      </w:r>
+        <w:t xml:space="preserve">COLLISION </w:t>
+      </w:r>
+      <w:proofErr w:type="spellStart"/>
       <w:r>
         <w:rPr>
           <w:rFonts w:asciiTheme="majorEastAsia" w:eastAsiaTheme="majorEastAsia" w:hAnsiTheme="majorEastAsia"/>
-          <w:sz w:val="20"/>
-          <w:szCs w:val="20"/>
-        </w:rPr>
-        <w:t xml:space="preserve">COLLISION </w:t>
-      </w:r>
-      <w:proofErr w:type="spellStart"/>
+          <w:color w:val="C00000"/>
+          <w:sz w:val="20"/>
+          <w:szCs w:val="20"/>
+        </w:rPr>
+        <w:t>collision</w:t>
+      </w:r>
+      <w:proofErr w:type="spellEnd"/>
       <w:r>
         <w:rPr>
           <w:rFonts w:asciiTheme="majorEastAsia" w:eastAsiaTheme="majorEastAsia" w:hAnsiTheme="majorEastAsia"/>
-          <w:sz w:val="20"/>
-          <w:szCs w:val="20"/>
-        </w:rPr>
-        <w:t>collision</w:t>
-      </w:r>
-      <w:proofErr w:type="spellEnd"/>
-      <w:r>
-        <w:rPr>
-          <w:rFonts w:asciiTheme="majorEastAsia" w:eastAsiaTheme="majorEastAsia" w:hAnsiTheme="majorEastAsia"/>
+          <w:color w:val="C00000"/>
           <w:sz w:val="20"/>
           <w:szCs w:val="20"/>
         </w:rPr>
@@ -4656,6 +4580,7 @@
       <w:r>
         <w:rPr>
           <w:rFonts w:asciiTheme="majorEastAsia" w:eastAsiaTheme="majorEastAsia" w:hAnsiTheme="majorEastAsia"/>
+          <w:color w:val="C00000"/>
           <w:sz w:val="20"/>
           <w:szCs w:val="20"/>
         </w:rPr>
@@ -4666,6 +4591,7 @@
           <w:rFonts w:asciiTheme="majorEastAsia" w:eastAsiaTheme="majorEastAsia" w:hAnsiTheme="majorEastAsia"/>
           <w:b/>
           <w:bCs/>
+          <w:color w:val="C00000"/>
           <w:sz w:val="24"/>
         </w:rPr>
         <w:t xml:space="preserve"> </w:t>
@@ -7308,34 +7234,16 @@
           <w:sz w:val="20"/>
           <w:szCs w:val="20"/>
         </w:rPr>
-        <w:t>g_</w:t>
-      </w:r>
-      <w:proofErr w:type="gramStart"/>
+        <w:t>g_players</w:t>
+      </w:r>
+      <w:proofErr w:type="spellEnd"/>
       <w:r>
         <w:rPr>
           <w:rFonts w:asciiTheme="majorEastAsia" w:eastAsiaTheme="majorEastAsia" w:hAnsiTheme="majorEastAsia"/>
           <w:sz w:val="20"/>
           <w:szCs w:val="20"/>
         </w:rPr>
-        <w:t>players</w:t>
-      </w:r>
-      <w:proofErr w:type="spellEnd"/>
-      <w:r>
-        <w:rPr>
-          <w:rFonts w:asciiTheme="majorEastAsia" w:eastAsiaTheme="majorEastAsia" w:hAnsiTheme="majorEastAsia"/>
-          <w:sz w:val="20"/>
-          <w:szCs w:val="20"/>
-        </w:rPr>
-        <w:t xml:space="preserve"> :</w:t>
-      </w:r>
-      <w:proofErr w:type="gramEnd"/>
-      <w:r>
-        <w:rPr>
-          <w:rFonts w:asciiTheme="majorEastAsia" w:eastAsiaTheme="majorEastAsia" w:hAnsiTheme="majorEastAsia"/>
-          <w:sz w:val="20"/>
-          <w:szCs w:val="20"/>
-        </w:rPr>
-        <w:t xml:space="preserve"> 플레이어 데이터 배열</w:t>
+        <w:t xml:space="preserve"> : 플레이어 데이터 배열</w:t>
       </w:r>
     </w:p>
     <w:p>
@@ -8076,6 +7984,7 @@
         <w:t>y,z</w:t>
       </w:r>
       <w:proofErr w:type="spellEnd"/>
+      <w:proofErr w:type="gramEnd"/>
       <w:r>
         <w:rPr>
           <w:sz w:val="20"/>
@@ -8089,16 +7998,7 @@
           <w:sz w:val="20"/>
           <w:szCs w:val="20"/>
         </w:rPr>
-        <w:t xml:space="preserve"> :</w:t>
-      </w:r>
-      <w:proofErr w:type="gramEnd"/>
-      <w:r>
-        <w:rPr>
-          <w:rFonts w:hint="eastAsia"/>
-          <w:sz w:val="20"/>
-          <w:szCs w:val="20"/>
-        </w:rPr>
-        <w:t xml:space="preserve"> 위치</w:t>
+        <w:t xml:space="preserve"> : 위치</w:t>
       </w:r>
     </w:p>
     <w:p>
@@ -8642,9 +8542,17 @@
           <w:sz w:val="20"/>
           <w:szCs w:val="20"/>
         </w:rPr>
-        <w:t>();</w:t>
+        <w:t>(</w:t>
       </w:r>
       <w:proofErr w:type="gramEnd"/>
+      <w:r>
+        <w:rPr>
+          <w:rFonts w:eastAsiaTheme="minorHAnsi"/>
+          <w:sz w:val="20"/>
+          <w:szCs w:val="20"/>
+        </w:rPr>
+        <w:t>);</w:t>
+      </w:r>
     </w:p>
     <w:p>
       <w:pPr>
@@ -8696,9 +8604,17 @@
           <w:sz w:val="20"/>
           <w:szCs w:val="20"/>
         </w:rPr>
-        <w:t>();</w:t>
+        <w:t>(</w:t>
       </w:r>
       <w:proofErr w:type="gramEnd"/>
+      <w:r>
+        <w:rPr>
+          <w:rFonts w:eastAsiaTheme="minorHAnsi"/>
+          <w:sz w:val="20"/>
+          <w:szCs w:val="20"/>
+        </w:rPr>
+        <w:t>);</w:t>
+      </w:r>
     </w:p>
     <w:p>
       <w:pPr>
@@ -8833,7 +8749,6 @@
         <w:t>target_id</w:t>
       </w:r>
       <w:proofErr w:type="spellEnd"/>
-      <w:proofErr w:type="gramStart"/>
       <w:r>
         <w:rPr>
           <w:rFonts w:eastAsiaTheme="minorHAnsi"/>
@@ -8842,7 +8757,6 @@
         </w:rPr>
         <w:t>);</w:t>
       </w:r>
-      <w:proofErr w:type="gramEnd"/>
     </w:p>
     <w:p>
       <w:pPr>
@@ -8915,7 +8829,6 @@
         <w:t>target_id</w:t>
       </w:r>
       <w:proofErr w:type="spellEnd"/>
-      <w:proofErr w:type="gramStart"/>
       <w:r>
         <w:rPr>
           <w:rFonts w:eastAsiaTheme="minorHAnsi"/>
@@ -8924,7 +8837,6 @@
         </w:rPr>
         <w:t>);</w:t>
       </w:r>
-      <w:proofErr w:type="gramEnd"/>
     </w:p>
     <w:p>
       <w:pPr>
@@ -9189,7 +9101,6 @@
         <w:t>target_id</w:t>
       </w:r>
       <w:proofErr w:type="spellEnd"/>
-      <w:proofErr w:type="gramStart"/>
       <w:r>
         <w:rPr>
           <w:rFonts w:eastAsiaTheme="minorHAnsi"/>
@@ -9199,7 +9110,6 @@
         </w:rPr>
         <w:t>);</w:t>
       </w:r>
-      <w:proofErr w:type="gramEnd"/>
     </w:p>
     <w:p>
       <w:pPr>
@@ -12960,7 +12870,7 @@
         <w:autoSpaceDE/>
         <w:autoSpaceDN/>
         <w:rPr>
-          <w:rFonts w:eastAsiaTheme="minorHAnsi" w:hint="eastAsia"/>
+          <w:rFonts w:eastAsiaTheme="minorHAnsi"/>
           <w:sz w:val="24"/>
         </w:rPr>
       </w:pPr>
@@ -13825,20 +13735,8 @@
           <w:sz w:val="20"/>
           <w:szCs w:val="20"/>
         </w:rPr>
-        <w:t>5</w:t>
-      </w:r>
-      <w:proofErr w:type="gramStart"/>
-      <w:r>
-        <w:rPr>
-          <w:b/>
-          <w:bCs/>
-          <w:color w:val="C00000"/>
-          <w:sz w:val="20"/>
-          <w:szCs w:val="20"/>
-        </w:rPr>
-        <w:t>];</w:t>
-      </w:r>
-      <w:proofErr w:type="gramEnd"/>
+        <w:t>5];</w:t>
+      </w:r>
     </w:p>
     <w:p>
       <w:pPr>
@@ -14030,20 +13928,8 @@
           <w:sz w:val="20"/>
           <w:szCs w:val="20"/>
         </w:rPr>
-        <w:t>18</w:t>
-      </w:r>
-      <w:proofErr w:type="gramStart"/>
-      <w:r>
-        <w:rPr>
-          <w:b/>
-          <w:bCs/>
-          <w:color w:val="C00000"/>
-          <w:sz w:val="20"/>
-          <w:szCs w:val="20"/>
-        </w:rPr>
-        <w:t>];</w:t>
-      </w:r>
-      <w:proofErr w:type="gramEnd"/>
+        <w:t>18];</w:t>
+      </w:r>
     </w:p>
     <w:p>
       <w:pPr>
@@ -16635,31 +16521,15 @@
                 <w:sz w:val="20"/>
                 <w:szCs w:val="20"/>
               </w:rPr>
-              <w:t>recv_</w:t>
-            </w:r>
-            <w:proofErr w:type="gramStart"/>
+              <w:t>recv_packet</w:t>
+            </w:r>
+            <w:proofErr w:type="spellEnd"/>
             <w:r>
               <w:rPr>
                 <w:sz w:val="20"/>
                 <w:szCs w:val="20"/>
               </w:rPr>
-              <w:t>packet</w:t>
-            </w:r>
-            <w:proofErr w:type="spellEnd"/>
-            <w:r>
-              <w:rPr>
-                <w:sz w:val="20"/>
-                <w:szCs w:val="20"/>
-              </w:rPr>
-              <w:t>(</w:t>
-            </w:r>
-            <w:proofErr w:type="gramEnd"/>
-            <w:r>
-              <w:rPr>
-                <w:sz w:val="20"/>
-                <w:szCs w:val="20"/>
-              </w:rPr>
-              <w:t>);</w:t>
+              <w:t>();</w:t>
             </w:r>
           </w:p>
         </w:tc>
@@ -16769,31 +16639,15 @@
                 <w:sz w:val="20"/>
                 <w:szCs w:val="20"/>
               </w:rPr>
-              <w:t>_</w:t>
-            </w:r>
-            <w:proofErr w:type="gramStart"/>
+              <w:t>_packet</w:t>
+            </w:r>
+            <w:proofErr w:type="spellEnd"/>
             <w:r>
               <w:rPr>
                 <w:sz w:val="20"/>
                 <w:szCs w:val="20"/>
               </w:rPr>
-              <w:t>packet</w:t>
-            </w:r>
-            <w:proofErr w:type="spellEnd"/>
-            <w:r>
-              <w:rPr>
-                <w:sz w:val="20"/>
-                <w:szCs w:val="20"/>
-              </w:rPr>
-              <w:t>(</w:t>
-            </w:r>
-            <w:proofErr w:type="gramEnd"/>
-            <w:r>
-              <w:rPr>
-                <w:sz w:val="20"/>
-                <w:szCs w:val="20"/>
-              </w:rPr>
-              <w:t>);</w:t>
+              <w:t>();</w:t>
             </w:r>
           </w:p>
         </w:tc>
@@ -16916,9 +16770,17 @@
                 <w:sz w:val="20"/>
                 <w:szCs w:val="20"/>
               </w:rPr>
-              <w:t>();</w:t>
+              <w:t>(</w:t>
             </w:r>
             <w:proofErr w:type="gramEnd"/>
+            <w:r>
+              <w:rPr>
+                <w:rFonts w:eastAsiaTheme="minorHAnsi"/>
+                <w:sz w:val="20"/>
+                <w:szCs w:val="20"/>
+              </w:rPr>
+              <w:t>);</w:t>
+            </w:r>
           </w:p>
           <w:p>
             <w:pPr>
@@ -17118,7 +16980,6 @@
               <w:t>target_id</w:t>
             </w:r>
             <w:proofErr w:type="spellEnd"/>
-            <w:proofErr w:type="gramStart"/>
             <w:r>
               <w:rPr>
                 <w:rFonts w:eastAsiaTheme="minorHAnsi"/>
@@ -17127,7 +16988,6 @@
               </w:rPr>
               <w:t>);</w:t>
             </w:r>
-            <w:proofErr w:type="gramEnd"/>
           </w:p>
           <w:p>
             <w:pPr>
@@ -18688,7 +18548,7 @@
                 <w:sz w:val="20"/>
                 <w:szCs w:val="20"/>
               </w:rPr>
-              <w:t>::Init(</w:t>
+              <w:t>::</w:t>
             </w:r>
             <w:proofErr w:type="gramEnd"/>
             <w:r>
@@ -18696,7 +18556,7 @@
                 <w:sz w:val="20"/>
                 <w:szCs w:val="20"/>
               </w:rPr>
-              <w:t>)</w:t>
+              <w:t>Init()</w:t>
             </w:r>
           </w:p>
           <w:p>
@@ -18728,6 +18588,7 @@
               <w:t>::</w:t>
             </w:r>
             <w:proofErr w:type="spellStart"/>
+            <w:proofErr w:type="gramEnd"/>
             <w:r>
               <w:rPr>
                 <w:sz w:val="20"/>
@@ -18741,15 +18602,7 @@
                 <w:sz w:val="20"/>
                 <w:szCs w:val="20"/>
               </w:rPr>
-              <w:t>(</w:t>
-            </w:r>
-            <w:proofErr w:type="gramEnd"/>
-            <w:r>
-              <w:rPr>
-                <w:sz w:val="20"/>
-                <w:szCs w:val="20"/>
-              </w:rPr>
-              <w:t>)</w:t>
+              <w:t>()</w:t>
             </w:r>
           </w:p>
         </w:tc>
@@ -20107,9 +19960,9 @@
                 <w:sz w:val="14"/>
                 <w:szCs w:val="14"/>
               </w:rPr>
-              <w:t>recv_</w:t>
-            </w:r>
-            <w:proofErr w:type="gramStart"/>
+              <w:t>recv_packet</w:t>
+            </w:r>
+            <w:proofErr w:type="spellEnd"/>
             <w:r>
               <w:rPr>
                 <w:b/>
@@ -20117,34 +19970,35 @@
                 <w:sz w:val="14"/>
                 <w:szCs w:val="14"/>
               </w:rPr>
-              <w:t>packet</w:t>
-            </w:r>
-            <w:proofErr w:type="spellEnd"/>
-            <w:r>
+              <w:t>();</w:t>
+            </w:r>
+          </w:p>
+          <w:p>
+            <w:pPr>
+              <w:widowControl/>
+              <w:wordWrap/>
+              <w:autoSpaceDE/>
+              <w:autoSpaceDN/>
               <w:rPr>
                 <w:b/>
                 <w:bCs/>
                 <w:sz w:val="14"/>
                 <w:szCs w:val="14"/>
               </w:rPr>
-              <w:t>();</w:t>
-            </w:r>
-            <w:proofErr w:type="gramEnd"/>
-          </w:p>
-          <w:p>
-            <w:pPr>
-              <w:widowControl/>
-              <w:wordWrap/>
-              <w:autoSpaceDE/>
-              <w:autoSpaceDN/>
-              <w:rPr>
+            </w:pPr>
+            <w:proofErr w:type="gramStart"/>
+            <w:r>
+              <w:rPr>
+                <w:rFonts w:hint="eastAsia"/>
                 <w:b/>
                 <w:bCs/>
                 <w:sz w:val="14"/>
                 <w:szCs w:val="14"/>
               </w:rPr>
-            </w:pPr>
-            <w:proofErr w:type="gramStart"/>
+              <w:t>Player::</w:t>
+            </w:r>
+            <w:proofErr w:type="spellStart"/>
+            <w:proofErr w:type="gramEnd"/>
             <w:r>
               <w:rPr>
                 <w:rFonts w:hint="eastAsia"/>
@@ -20153,20 +20007,18 @@
                 <w:sz w:val="14"/>
                 <w:szCs w:val="14"/>
               </w:rPr>
-              <w:t>Player::</w:t>
-            </w:r>
-            <w:proofErr w:type="spellStart"/>
-            <w:proofErr w:type="gramEnd"/>
-            <w:r>
-              <w:rPr>
-                <w:rFonts w:hint="eastAsia"/>
+              <w:t>send</w:t>
+            </w:r>
+            <w:r>
+              <w:rPr>
                 <w:b/>
                 <w:bCs/>
                 <w:sz w:val="14"/>
                 <w:szCs w:val="14"/>
               </w:rPr>
-              <w:t>send</w:t>
-            </w:r>
+              <w:t>_packet</w:t>
+            </w:r>
+            <w:proofErr w:type="spellEnd"/>
             <w:r>
               <w:rPr>
                 <w:b/>
@@ -20174,74 +20026,53 @@
                 <w:sz w:val="14"/>
                 <w:szCs w:val="14"/>
               </w:rPr>
-              <w:t>_</w:t>
-            </w:r>
-            <w:proofErr w:type="gramStart"/>
-            <w:r>
+              <w:t>();</w:t>
+            </w:r>
+          </w:p>
+          <w:p>
+            <w:pPr>
+              <w:widowControl/>
+              <w:wordWrap/>
+              <w:autoSpaceDE/>
+              <w:autoSpaceDN/>
               <w:rPr>
                 <w:b/>
                 <w:bCs/>
                 <w:sz w:val="14"/>
                 <w:szCs w:val="14"/>
               </w:rPr>
-              <w:t>packet</w:t>
-            </w:r>
-            <w:proofErr w:type="spellEnd"/>
-            <w:r>
-              <w:rPr>
+            </w:pPr>
+            <w:proofErr w:type="gramStart"/>
+            <w:r>
+              <w:rPr>
+                <w:rFonts w:hint="eastAsia"/>
                 <w:b/>
                 <w:bCs/>
                 <w:sz w:val="14"/>
                 <w:szCs w:val="14"/>
               </w:rPr>
-              <w:t>();</w:t>
+              <w:t>Player::</w:t>
             </w:r>
             <w:proofErr w:type="gramEnd"/>
-          </w:p>
-          <w:p>
-            <w:pPr>
-              <w:widowControl/>
-              <w:wordWrap/>
-              <w:autoSpaceDE/>
-              <w:autoSpaceDN/>
-              <w:rPr>
+            <w:r>
+              <w:rPr>
+                <w:rFonts w:hint="eastAsia"/>
                 <w:b/>
                 <w:bCs/>
                 <w:sz w:val="14"/>
                 <w:szCs w:val="14"/>
               </w:rPr>
-            </w:pPr>
-            <w:proofErr w:type="gramStart"/>
-            <w:r>
-              <w:rPr>
-                <w:rFonts w:hint="eastAsia"/>
+              <w:t>disconnect</w:t>
+            </w:r>
+            <w:r>
+              <w:rPr>
                 <w:b/>
                 <w:bCs/>
                 <w:sz w:val="14"/>
                 <w:szCs w:val="14"/>
               </w:rPr>
-              <w:t>Player::</w:t>
-            </w:r>
-            <w:r>
-              <w:rPr>
-                <w:rFonts w:hint="eastAsia"/>
-                <w:b/>
-                <w:bCs/>
-                <w:sz w:val="14"/>
-                <w:szCs w:val="14"/>
-              </w:rPr>
-              <w:t>disconnect</w:t>
-            </w:r>
-            <w:r>
-              <w:rPr>
-                <w:b/>
-                <w:bCs/>
-                <w:sz w:val="14"/>
-                <w:szCs w:val="14"/>
-              </w:rPr>
               <w:t>();</w:t>
             </w:r>
-            <w:proofErr w:type="gramEnd"/>
           </w:p>
           <w:p>
             <w:pPr>
@@ -20287,9 +20118,9 @@
                 <w:sz w:val="14"/>
                 <w:szCs w:val="14"/>
               </w:rPr>
-              <w:t>process_</w:t>
-            </w:r>
-            <w:proofErr w:type="gramStart"/>
+              <w:t>process_packet</w:t>
+            </w:r>
+            <w:proofErr w:type="spellEnd"/>
             <w:r>
               <w:rPr>
                 <w:rFonts w:eastAsiaTheme="minorHAnsi" w:hint="eastAsia"/>
@@ -20298,29 +20129,7 @@
                 <w:sz w:val="14"/>
                 <w:szCs w:val="14"/>
               </w:rPr>
-              <w:t>packet</w:t>
-            </w:r>
-            <w:proofErr w:type="spellEnd"/>
-            <w:r>
-              <w:rPr>
-                <w:rFonts w:eastAsiaTheme="minorHAnsi" w:hint="eastAsia"/>
-                <w:b/>
-                <w:bCs/>
-                <w:sz w:val="14"/>
-                <w:szCs w:val="14"/>
-              </w:rPr>
-              <w:t>(</w:t>
-            </w:r>
-            <w:proofErr w:type="gramEnd"/>
-            <w:r>
-              <w:rPr>
-                <w:rFonts w:eastAsiaTheme="minorHAnsi" w:hint="eastAsia"/>
-                <w:b/>
-                <w:bCs/>
-                <w:sz w:val="14"/>
-                <w:szCs w:val="14"/>
-              </w:rPr>
-              <w:t>)</w:t>
+              <w:t>()</w:t>
             </w:r>
           </w:p>
         </w:tc>
@@ -21166,7 +20975,6 @@
               <w:t>target_id</w:t>
             </w:r>
             <w:proofErr w:type="spellEnd"/>
-            <w:proofErr w:type="gramStart"/>
             <w:r>
               <w:rPr>
                 <w:rFonts w:eastAsiaTheme="minorHAnsi"/>
@@ -21177,7 +20985,6 @@
               </w:rPr>
               <w:t>);</w:t>
             </w:r>
-            <w:proofErr w:type="gramEnd"/>
           </w:p>
           <w:p>
             <w:pPr>
@@ -26512,6 +26319,7 @@
               <w:t>::</w:t>
             </w:r>
             <w:proofErr w:type="spellStart"/>
+            <w:proofErr w:type="gramEnd"/>
             <w:r>
               <w:rPr>
                 <w:rFonts w:hint="eastAsia"/>
@@ -26531,33 +26339,45 @@
                 <w:sz w:val="16"/>
                 <w:szCs w:val="16"/>
               </w:rPr>
-              <w:t>(</w:t>
-            </w:r>
-            <w:proofErr w:type="gramEnd"/>
-            <w:r>
-              <w:rPr>
-                <w:rFonts w:hint="eastAsia"/>
+              <w:t>(),</w:t>
+            </w:r>
+          </w:p>
+          <w:p>
+            <w:pPr>
+              <w:widowControl/>
+              <w:wordWrap/>
+              <w:autoSpaceDE/>
+              <w:rPr>
                 <w:b/>
                 <w:bCs/>
                 <w:sz w:val="16"/>
                 <w:szCs w:val="16"/>
               </w:rPr>
-              <w:t>),</w:t>
-            </w:r>
-          </w:p>
-          <w:p>
-            <w:pPr>
-              <w:widowControl/>
-              <w:wordWrap/>
-              <w:autoSpaceDE/>
-              <w:rPr>
+            </w:pPr>
+            <w:proofErr w:type="spellStart"/>
+            <w:r>
+              <w:rPr>
+                <w:rFonts w:hint="eastAsia"/>
                 <w:b/>
                 <w:bCs/>
                 <w:sz w:val="16"/>
                 <w:szCs w:val="16"/>
               </w:rPr>
-            </w:pPr>
-            <w:proofErr w:type="spellStart"/>
+              <w:t>NetworkMgr</w:t>
+            </w:r>
+            <w:proofErr w:type="spellEnd"/>
+          </w:p>
+          <w:p>
+            <w:pPr>
+              <w:widowControl/>
+              <w:wordWrap/>
+              <w:autoSpaceDE/>
+              <w:rPr>
+                <w:sz w:val="16"/>
+                <w:szCs w:val="16"/>
+              </w:rPr>
+            </w:pPr>
+            <w:proofErr w:type="gramStart"/>
             <w:r>
               <w:rPr>
                 <w:rFonts w:hint="eastAsia"/>
@@ -26566,21 +26386,9 @@
                 <w:sz w:val="16"/>
                 <w:szCs w:val="16"/>
               </w:rPr>
-              <w:t>NetworkMgr</w:t>
-            </w:r>
-            <w:proofErr w:type="spellEnd"/>
-          </w:p>
-          <w:p>
-            <w:pPr>
-              <w:widowControl/>
-              <w:wordWrap/>
-              <w:autoSpaceDE/>
-              <w:rPr>
-                <w:sz w:val="16"/>
-                <w:szCs w:val="16"/>
-              </w:rPr>
-            </w:pPr>
-            <w:proofErr w:type="gramStart"/>
+              <w:t>::</w:t>
+            </w:r>
+            <w:proofErr w:type="gramEnd"/>
             <w:r>
               <w:rPr>
                 <w:rFonts w:hint="eastAsia"/>
@@ -26589,18 +26397,7 @@
                 <w:sz w:val="16"/>
                 <w:szCs w:val="16"/>
               </w:rPr>
-              <w:t>::Init(</w:t>
-            </w:r>
-            <w:proofErr w:type="gramEnd"/>
-            <w:r>
-              <w:rPr>
-                <w:rFonts w:hint="eastAsia"/>
-                <w:b/>
-                <w:bCs/>
-                <w:sz w:val="16"/>
-                <w:szCs w:val="16"/>
-              </w:rPr>
-              <w:t>)</w:t>
+              <w:t>Init()</w:t>
             </w:r>
           </w:p>
         </w:tc>
@@ -30159,7 +29956,7 @@
 </file>
 
 <file path=word/endnotes.xml><?xml version="1.0" encoding="utf-8"?>
-<w:endnotes xmlns:wpc="http://schemas.microsoft.com/office/word/2010/wordprocessingCanvas" xmlns:cx="http://schemas.microsoft.com/office/drawing/2014/chartex" xmlns:cx1="http://schemas.microsoft.com/office/drawing/2015/9/8/chartex" xmlns:cx2="http://schemas.microsoft.com/office/drawing/2015/10/21/chartex" xmlns:cx3="http://schemas.microsoft.com/office/drawing/2016/5/9/chartex" xmlns:cx4="http://schemas.microsoft.com/office/drawing/2016/5/10/chartex" xmlns:cx5="http://schemas.microsoft.com/office/drawing/2016/5/11/chartex" xmlns:cx6="http://schemas.microsoft.com/office/drawing/2016/5/12/chartex" xmlns:cx7="http://schemas.microsoft.com/office/drawing/2016/5/13/chartex" xmlns:cx8="http://schemas.microsoft.com/office/drawing/2016/5/14/chartex" xmlns:mc="http://schemas.openxmlformats.org/markup-compatibility/2006" xmlns:aink="http://schemas.microsoft.com/office/drawing/2016/ink" xmlns:am3d="http://schemas.microsoft.com/office/drawing/2017/model3d" xmlns:o="urn:schemas-microsoft-com:office:office" xmlns:oel="http://schemas.microsoft.com/office/2019/extlst" xmlns:r="http://schemas.openxmlformats.org/officeDocument/2006/relationships" xmlns:m="http://schemas.openxmlformats.org/officeDocument/2006/math" xmlns:v="urn:schemas-microsoft-com:vml" xmlns:wp14="http://schemas.microsoft.com/office/word/2010/wordprocessingDrawing" xmlns:wp="http://schemas.openxmlformats.org/drawingml/2006/wordprocessingDrawing" xmlns:w10="urn:schemas-microsoft-com:office:word" xmlns:w="http://schemas.openxmlformats.org/wordprocessingml/2006/main" xmlns:w14="http://schemas.microsoft.com/office/word/2010/wordml" xmlns:w15="http://schemas.microsoft.com/office/word/2012/wordml" xmlns:w16cex="http://schemas.microsoft.com/office/word/2018/wordml/cex" xmlns:w16cid="http://schemas.microsoft.com/office/word/2016/wordml/cid" xmlns:w16="http://schemas.microsoft.com/office/word/2018/wordml" xmlns:w16du="http://schemas.microsoft.com/office/word/2023/wordml/word16du" xmlns:w16sdtdh="http://schemas.microsoft.com/office/word/2020/wordml/sdtdatahash" xmlns:w16sdtfl="http://schemas.microsoft.com/office/word/2024/wordml/sdtformatlock" xmlns:w16se="http://schemas.microsoft.com/office/word/2015/wordml/symex" xmlns:wpg="http://schemas.microsoft.com/office/word/2010/wordprocessingGroup" xmlns:wpi="http://schemas.microsoft.com/office/word/2010/wordprocessingInk" xmlns:wne="http://schemas.microsoft.com/office/word/2006/wordml" xmlns:wps="http://schemas.microsoft.com/office/word/2010/wordprocessingShape" mc:Ignorable="w14 w15 w16se w16cid w16 w16cex w16sdtdh w16sdtfl w16du wp14">
+<w:endnotes xmlns:wpc="http://schemas.microsoft.com/office/word/2010/wordprocessingCanvas" xmlns:cx="http://schemas.microsoft.com/office/drawing/2014/chartex" xmlns:cx1="http://schemas.microsoft.com/office/drawing/2015/9/8/chartex" xmlns:cx2="http://schemas.microsoft.com/office/drawing/2015/10/21/chartex" xmlns:cx3="http://schemas.microsoft.com/office/drawing/2016/5/9/chartex" xmlns:cx4="http://schemas.microsoft.com/office/drawing/2016/5/10/chartex" xmlns:cx5="http://schemas.microsoft.com/office/drawing/2016/5/11/chartex" xmlns:cx6="http://schemas.microsoft.com/office/drawing/2016/5/12/chartex" xmlns:cx7="http://schemas.microsoft.com/office/drawing/2016/5/13/chartex" xmlns:cx8="http://schemas.microsoft.com/office/drawing/2016/5/14/chartex" xmlns:mc="http://schemas.openxmlformats.org/markup-compatibility/2006" xmlns:aink="http://schemas.microsoft.com/office/drawing/2016/ink" xmlns:am3d="http://schemas.microsoft.com/office/drawing/2017/model3d" xmlns:o="urn:schemas-microsoft-com:office:office" xmlns:oel="http://schemas.microsoft.com/office/2019/extlst" xmlns:r="http://schemas.openxmlformats.org/officeDocument/2006/relationships" xmlns:m="http://schemas.openxmlformats.org/officeDocument/2006/math" xmlns:v="urn:schemas-microsoft-com:vml" xmlns:wp14="http://schemas.microsoft.com/office/word/2010/wordprocessingDrawing" xmlns:wp="http://schemas.openxmlformats.org/drawingml/2006/wordprocessingDrawing" xmlns:w10="urn:schemas-microsoft-com:office:word" xmlns:w="http://schemas.openxmlformats.org/wordprocessingml/2006/main" xmlns:w14="http://schemas.microsoft.com/office/word/2010/wordml" xmlns:w15="http://schemas.microsoft.com/office/word/2012/wordml" xmlns:w16cex="http://schemas.microsoft.com/office/word/2018/wordml/cex" xmlns:w16cid="http://schemas.microsoft.com/office/word/2016/wordml/cid" xmlns:w16="http://schemas.microsoft.com/office/word/2018/wordml" xmlns:w16sdtdh="http://schemas.microsoft.com/office/word/2020/wordml/sdtdatahash" xmlns:w16se="http://schemas.microsoft.com/office/word/2015/wordml/symex" xmlns:wpg="http://schemas.microsoft.com/office/word/2010/wordprocessingGroup" xmlns:wpi="http://schemas.microsoft.com/office/word/2010/wordprocessingInk" xmlns:wne="http://schemas.microsoft.com/office/word/2006/wordml" xmlns:wps="http://schemas.microsoft.com/office/word/2010/wordprocessingShape" mc:Ignorable="w14 w15 w16se w16cid w16 w16cex w16sdtdh wp14">
   <w:endnote w:type="separator" w:id="-1">
     <w:p>
       <w:pPr>
@@ -30184,7 +29981,7 @@
 </file>
 
 <file path=word/footer1.xml><?xml version="1.0" encoding="utf-8"?>
-<w:ftr xmlns:wpc="http://schemas.microsoft.com/office/word/2010/wordprocessingCanvas" xmlns:cx="http://schemas.microsoft.com/office/drawing/2014/chartex" xmlns:cx1="http://schemas.microsoft.com/office/drawing/2015/9/8/chartex" xmlns:cx2="http://schemas.microsoft.com/office/drawing/2015/10/21/chartex" xmlns:cx3="http://schemas.microsoft.com/office/drawing/2016/5/9/chartex" xmlns:cx4="http://schemas.microsoft.com/office/drawing/2016/5/10/chartex" xmlns:cx5="http://schemas.microsoft.com/office/drawing/2016/5/11/chartex" xmlns:cx6="http://schemas.microsoft.com/office/drawing/2016/5/12/chartex" xmlns:cx7="http://schemas.microsoft.com/office/drawing/2016/5/13/chartex" xmlns:cx8="http://schemas.microsoft.com/office/drawing/2016/5/14/chartex" xmlns:mc="http://schemas.openxmlformats.org/markup-compatibility/2006" xmlns:aink="http://schemas.microsoft.com/office/drawing/2016/ink" xmlns:am3d="http://schemas.microsoft.com/office/drawing/2017/model3d" xmlns:o="urn:schemas-microsoft-com:office:office" xmlns:oel="http://schemas.microsoft.com/office/2019/extlst" xmlns:r="http://schemas.openxmlformats.org/officeDocument/2006/relationships" xmlns:m="http://schemas.openxmlformats.org/officeDocument/2006/math" xmlns:v="urn:schemas-microsoft-com:vml" xmlns:wp14="http://schemas.microsoft.com/office/word/2010/wordprocessingDrawing" xmlns:wp="http://schemas.openxmlformats.org/drawingml/2006/wordprocessingDrawing" xmlns:w10="urn:schemas-microsoft-com:office:word" xmlns:w="http://schemas.openxmlformats.org/wordprocessingml/2006/main" xmlns:w14="http://schemas.microsoft.com/office/word/2010/wordml" xmlns:w15="http://schemas.microsoft.com/office/word/2012/wordml" xmlns:w16cex="http://schemas.microsoft.com/office/word/2018/wordml/cex" xmlns:w16cid="http://schemas.microsoft.com/office/word/2016/wordml/cid" xmlns:w16="http://schemas.microsoft.com/office/word/2018/wordml" xmlns:w16du="http://schemas.microsoft.com/office/word/2023/wordml/word16du" xmlns:w16sdtdh="http://schemas.microsoft.com/office/word/2020/wordml/sdtdatahash" xmlns:w16sdtfl="http://schemas.microsoft.com/office/word/2024/wordml/sdtformatlock" xmlns:w16se="http://schemas.microsoft.com/office/word/2015/wordml/symex" xmlns:wpg="http://schemas.microsoft.com/office/word/2010/wordprocessingGroup" xmlns:wpi="http://schemas.microsoft.com/office/word/2010/wordprocessingInk" xmlns:wne="http://schemas.microsoft.com/office/word/2006/wordml" xmlns:wps="http://schemas.microsoft.com/office/word/2010/wordprocessingShape" mc:Ignorable="w14 w15 w16se w16cid w16 w16cex w16sdtdh w16sdtfl w16du wp14">
+<w:ftr xmlns:wpc="http://schemas.microsoft.com/office/word/2010/wordprocessingCanvas" xmlns:cx="http://schemas.microsoft.com/office/drawing/2014/chartex" xmlns:cx1="http://schemas.microsoft.com/office/drawing/2015/9/8/chartex" xmlns:cx2="http://schemas.microsoft.com/office/drawing/2015/10/21/chartex" xmlns:cx3="http://schemas.microsoft.com/office/drawing/2016/5/9/chartex" xmlns:cx4="http://schemas.microsoft.com/office/drawing/2016/5/10/chartex" xmlns:cx5="http://schemas.microsoft.com/office/drawing/2016/5/11/chartex" xmlns:cx6="http://schemas.microsoft.com/office/drawing/2016/5/12/chartex" xmlns:cx7="http://schemas.microsoft.com/office/drawing/2016/5/13/chartex" xmlns:cx8="http://schemas.microsoft.com/office/drawing/2016/5/14/chartex" xmlns:mc="http://schemas.openxmlformats.org/markup-compatibility/2006" xmlns:aink="http://schemas.microsoft.com/office/drawing/2016/ink" xmlns:am3d="http://schemas.microsoft.com/office/drawing/2017/model3d" xmlns:o="urn:schemas-microsoft-com:office:office" xmlns:oel="http://schemas.microsoft.com/office/2019/extlst" xmlns:r="http://schemas.openxmlformats.org/officeDocument/2006/relationships" xmlns:m="http://schemas.openxmlformats.org/officeDocument/2006/math" xmlns:v="urn:schemas-microsoft-com:vml" xmlns:wp14="http://schemas.microsoft.com/office/word/2010/wordprocessingDrawing" xmlns:wp="http://schemas.openxmlformats.org/drawingml/2006/wordprocessingDrawing" xmlns:w10="urn:schemas-microsoft-com:office:word" xmlns:w="http://schemas.openxmlformats.org/wordprocessingml/2006/main" xmlns:w14="http://schemas.microsoft.com/office/word/2010/wordml" xmlns:w15="http://schemas.microsoft.com/office/word/2012/wordml" xmlns:w16cex="http://schemas.microsoft.com/office/word/2018/wordml/cex" xmlns:w16cid="http://schemas.microsoft.com/office/word/2016/wordml/cid" xmlns:w16="http://schemas.microsoft.com/office/word/2018/wordml" xmlns:w16sdtdh="http://schemas.microsoft.com/office/word/2020/wordml/sdtdatahash" xmlns:w16se="http://schemas.microsoft.com/office/word/2015/wordml/symex" xmlns:wpg="http://schemas.microsoft.com/office/word/2010/wordprocessingGroup" xmlns:wpi="http://schemas.microsoft.com/office/word/2010/wordprocessingInk" xmlns:wne="http://schemas.microsoft.com/office/word/2006/wordml" xmlns:wps="http://schemas.microsoft.com/office/word/2010/wordprocessingShape" mc:Ignorable="w14 w15 w16se w16cid w16 w16cex w16sdtdh wp14">
   <w:sdt>
     <w:sdtPr>
       <w:id w:val="1471174885"/>
@@ -30229,7 +30026,7 @@
 </file>
 
 <file path=word/footnotes.xml><?xml version="1.0" encoding="utf-8"?>
-<w:footnotes xmlns:wpc="http://schemas.microsoft.com/office/word/2010/wordprocessingCanvas" xmlns:cx="http://schemas.microsoft.com/office/drawing/2014/chartex" xmlns:cx1="http://schemas.microsoft.com/office/drawing/2015/9/8/chartex" xmlns:cx2="http://schemas.microsoft.com/office/drawing/2015/10/21/chartex" xmlns:cx3="http://schemas.microsoft.com/office/drawing/2016/5/9/chartex" xmlns:cx4="http://schemas.microsoft.com/office/drawing/2016/5/10/chartex" xmlns:cx5="http://schemas.microsoft.com/office/drawing/2016/5/11/chartex" xmlns:cx6="http://schemas.microsoft.com/office/drawing/2016/5/12/chartex" xmlns:cx7="http://schemas.microsoft.com/office/drawing/2016/5/13/chartex" xmlns:cx8="http://schemas.microsoft.com/office/drawing/2016/5/14/chartex" xmlns:mc="http://schemas.openxmlformats.org/markup-compatibility/2006" xmlns:aink="http://schemas.microsoft.com/office/drawing/2016/ink" xmlns:am3d="http://schemas.microsoft.com/office/drawing/2017/model3d" xmlns:o="urn:schemas-microsoft-com:office:office" xmlns:oel="http://schemas.microsoft.com/office/2019/extlst" xmlns:r="http://schemas.openxmlformats.org/officeDocument/2006/relationships" xmlns:m="http://schemas.openxmlformats.org/officeDocument/2006/math" xmlns:v="urn:schemas-microsoft-com:vml" xmlns:wp14="http://schemas.microsoft.com/office/word/2010/wordprocessingDrawing" xmlns:wp="http://schemas.openxmlformats.org/drawingml/2006/wordprocessingDrawing" xmlns:w10="urn:schemas-microsoft-com:office:word" xmlns:w="http://schemas.openxmlformats.org/wordprocessingml/2006/main" xmlns:w14="http://schemas.microsoft.com/office/word/2010/wordml" xmlns:w15="http://schemas.microsoft.com/office/word/2012/wordml" xmlns:w16cex="http://schemas.microsoft.com/office/word/2018/wordml/cex" xmlns:w16cid="http://schemas.microsoft.com/office/word/2016/wordml/cid" xmlns:w16="http://schemas.microsoft.com/office/word/2018/wordml" xmlns:w16du="http://schemas.microsoft.com/office/word/2023/wordml/word16du" xmlns:w16sdtdh="http://schemas.microsoft.com/office/word/2020/wordml/sdtdatahash" xmlns:w16sdtfl="http://schemas.microsoft.com/office/word/2024/wordml/sdtformatlock" xmlns:w16se="http://schemas.microsoft.com/office/word/2015/wordml/symex" xmlns:wpg="http://schemas.microsoft.com/office/word/2010/wordprocessingGroup" xmlns:wpi="http://schemas.microsoft.com/office/word/2010/wordprocessingInk" xmlns:wne="http://schemas.microsoft.com/office/word/2006/wordml" xmlns:wps="http://schemas.microsoft.com/office/word/2010/wordprocessingShape" mc:Ignorable="w14 w15 w16se w16cid w16 w16cex w16sdtdh w16sdtfl w16du wp14">
+<w:footnotes xmlns:wpc="http://schemas.microsoft.com/office/word/2010/wordprocessingCanvas" xmlns:cx="http://schemas.microsoft.com/office/drawing/2014/chartex" xmlns:cx1="http://schemas.microsoft.com/office/drawing/2015/9/8/chartex" xmlns:cx2="http://schemas.microsoft.com/office/drawing/2015/10/21/chartex" xmlns:cx3="http://schemas.microsoft.com/office/drawing/2016/5/9/chartex" xmlns:cx4="http://schemas.microsoft.com/office/drawing/2016/5/10/chartex" xmlns:cx5="http://schemas.microsoft.com/office/drawing/2016/5/11/chartex" xmlns:cx6="http://schemas.microsoft.com/office/drawing/2016/5/12/chartex" xmlns:cx7="http://schemas.microsoft.com/office/drawing/2016/5/13/chartex" xmlns:cx8="http://schemas.microsoft.com/office/drawing/2016/5/14/chartex" xmlns:mc="http://schemas.openxmlformats.org/markup-compatibility/2006" xmlns:aink="http://schemas.microsoft.com/office/drawing/2016/ink" xmlns:am3d="http://schemas.microsoft.com/office/drawing/2017/model3d" xmlns:o="urn:schemas-microsoft-com:office:office" xmlns:oel="http://schemas.microsoft.com/office/2019/extlst" xmlns:r="http://schemas.openxmlformats.org/officeDocument/2006/relationships" xmlns:m="http://schemas.openxmlformats.org/officeDocument/2006/math" xmlns:v="urn:schemas-microsoft-com:vml" xmlns:wp14="http://schemas.microsoft.com/office/word/2010/wordprocessingDrawing" xmlns:wp="http://schemas.openxmlformats.org/drawingml/2006/wordprocessingDrawing" xmlns:w10="urn:schemas-microsoft-com:office:word" xmlns:w="http://schemas.openxmlformats.org/wordprocessingml/2006/main" xmlns:w14="http://schemas.microsoft.com/office/word/2010/wordml" xmlns:w15="http://schemas.microsoft.com/office/word/2012/wordml" xmlns:w16cex="http://schemas.microsoft.com/office/word/2018/wordml/cex" xmlns:w16cid="http://schemas.microsoft.com/office/word/2016/wordml/cid" xmlns:w16="http://schemas.microsoft.com/office/word/2018/wordml" xmlns:w16sdtdh="http://schemas.microsoft.com/office/word/2020/wordml/sdtdatahash" xmlns:w16se="http://schemas.microsoft.com/office/word/2015/wordml/symex" xmlns:wpg="http://schemas.microsoft.com/office/word/2010/wordprocessingGroup" xmlns:wpi="http://schemas.microsoft.com/office/word/2010/wordprocessingInk" xmlns:wne="http://schemas.microsoft.com/office/word/2006/wordml" xmlns:wps="http://schemas.microsoft.com/office/word/2010/wordprocessingShape" mc:Ignorable="w14 w15 w16se w16cid w16 w16cex w16sdtdh wp14">
   <w:footnote w:type="separator" w:id="-1">
     <w:p>
       <w:pPr>
@@ -30254,7 +30051,7 @@
 </file>
 
 <file path=word/numbering.xml><?xml version="1.0" encoding="utf-8"?>
-<w:numbering xmlns:wpc="http://schemas.microsoft.com/office/word/2010/wordprocessingCanvas" xmlns:cx="http://schemas.microsoft.com/office/drawing/2014/chartex" xmlns:cx1="http://schemas.microsoft.com/office/drawing/2015/9/8/chartex" xmlns:cx2="http://schemas.microsoft.com/office/drawing/2015/10/21/chartex" xmlns:cx3="http://schemas.microsoft.com/office/drawing/2016/5/9/chartex" xmlns:cx4="http://schemas.microsoft.com/office/drawing/2016/5/10/chartex" xmlns:cx5="http://schemas.microsoft.com/office/drawing/2016/5/11/chartex" xmlns:cx6="http://schemas.microsoft.com/office/drawing/2016/5/12/chartex" xmlns:cx7="http://schemas.microsoft.com/office/drawing/2016/5/13/chartex" xmlns:cx8="http://schemas.microsoft.com/office/drawing/2016/5/14/chartex" xmlns:mc="http://schemas.openxmlformats.org/markup-compatibility/2006" xmlns:aink="http://schemas.microsoft.com/office/drawing/2016/ink" xmlns:am3d="http://schemas.microsoft.com/office/drawing/2017/model3d" xmlns:o="urn:schemas-microsoft-com:office:office" xmlns:oel="http://schemas.microsoft.com/office/2019/extlst" xmlns:r="http://schemas.openxmlformats.org/officeDocument/2006/relationships" xmlns:m="http://schemas.openxmlformats.org/officeDocument/2006/math" xmlns:v="urn:schemas-microsoft-com:vml" xmlns:wp14="http://schemas.microsoft.com/office/word/2010/wordprocessingDrawing" xmlns:wp="http://schemas.openxmlformats.org/drawingml/2006/wordprocessingDrawing" xmlns:w10="urn:schemas-microsoft-com:office:word" xmlns:w="http://schemas.openxmlformats.org/wordprocessingml/2006/main" xmlns:w14="http://schemas.microsoft.com/office/word/2010/wordml" xmlns:w15="http://schemas.microsoft.com/office/word/2012/wordml" xmlns:w16cex="http://schemas.microsoft.com/office/word/2018/wordml/cex" xmlns:w16cid="http://schemas.microsoft.com/office/word/2016/wordml/cid" xmlns:w16="http://schemas.microsoft.com/office/word/2018/wordml" xmlns:w16du="http://schemas.microsoft.com/office/word/2023/wordml/word16du" xmlns:w16sdtdh="http://schemas.microsoft.com/office/word/2020/wordml/sdtdatahash" xmlns:w16sdtfl="http://schemas.microsoft.com/office/word/2024/wordml/sdtformatlock" xmlns:w16se="http://schemas.microsoft.com/office/word/2015/wordml/symex" xmlns:wpg="http://schemas.microsoft.com/office/word/2010/wordprocessingGroup" xmlns:wpi="http://schemas.microsoft.com/office/word/2010/wordprocessingInk" xmlns:wne="http://schemas.microsoft.com/office/word/2006/wordml" xmlns:wps="http://schemas.microsoft.com/office/word/2010/wordprocessingShape" mc:Ignorable="w14 w15 w16se w16cid w16 w16cex w16sdtdh w16sdtfl w16du wp14">
+<w:numbering xmlns:wpc="http://schemas.microsoft.com/office/word/2010/wordprocessingCanvas" xmlns:cx="http://schemas.microsoft.com/office/drawing/2014/chartex" xmlns:cx1="http://schemas.microsoft.com/office/drawing/2015/9/8/chartex" xmlns:cx2="http://schemas.microsoft.com/office/drawing/2015/10/21/chartex" xmlns:cx3="http://schemas.microsoft.com/office/drawing/2016/5/9/chartex" xmlns:cx4="http://schemas.microsoft.com/office/drawing/2016/5/10/chartex" xmlns:cx5="http://schemas.microsoft.com/office/drawing/2016/5/11/chartex" xmlns:cx6="http://schemas.microsoft.com/office/drawing/2016/5/12/chartex" xmlns:cx7="http://schemas.microsoft.com/office/drawing/2016/5/13/chartex" xmlns:cx8="http://schemas.microsoft.com/office/drawing/2016/5/14/chartex" xmlns:mc="http://schemas.openxmlformats.org/markup-compatibility/2006" xmlns:aink="http://schemas.microsoft.com/office/drawing/2016/ink" xmlns:am3d="http://schemas.microsoft.com/office/drawing/2017/model3d" xmlns:o="urn:schemas-microsoft-com:office:office" xmlns:oel="http://schemas.microsoft.com/office/2019/extlst" xmlns:r="http://schemas.openxmlformats.org/officeDocument/2006/relationships" xmlns:m="http://schemas.openxmlformats.org/officeDocument/2006/math" xmlns:v="urn:schemas-microsoft-com:vml" xmlns:wp14="http://schemas.microsoft.com/office/word/2010/wordprocessingDrawing" xmlns:wp="http://schemas.openxmlformats.org/drawingml/2006/wordprocessingDrawing" xmlns:w10="urn:schemas-microsoft-com:office:word" xmlns:w="http://schemas.openxmlformats.org/wordprocessingml/2006/main" xmlns:w14="http://schemas.microsoft.com/office/word/2010/wordml" xmlns:w15="http://schemas.microsoft.com/office/word/2012/wordml" xmlns:w16cex="http://schemas.microsoft.com/office/word/2018/wordml/cex" xmlns:w16cid="http://schemas.microsoft.com/office/word/2016/wordml/cid" xmlns:w16="http://schemas.microsoft.com/office/word/2018/wordml" xmlns:w16sdtdh="http://schemas.microsoft.com/office/word/2020/wordml/sdtdatahash" xmlns:w16se="http://schemas.microsoft.com/office/word/2015/wordml/symex" xmlns:wpg="http://schemas.microsoft.com/office/word/2010/wordprocessingGroup" xmlns:wpi="http://schemas.microsoft.com/office/word/2010/wordprocessingInk" xmlns:wne="http://schemas.microsoft.com/office/word/2006/wordml" xmlns:wps="http://schemas.microsoft.com/office/word/2010/wordprocessingShape" mc:Ignorable="w14 w15 w16se w16cid w16 w16cex w16sdtdh wp14">
   <w:abstractNum w:abstractNumId="0" w15:restartNumberingAfterBreak="0">
     <w:nsid w:val="05E96921"/>
     <w:multiLevelType w:val="hybridMultilevel"/>
@@ -32710,7 +32507,7 @@
 </file>
 
 <file path=word/styles.xml><?xml version="1.0" encoding="utf-8"?>
-<w:styles xmlns:mc="http://schemas.openxmlformats.org/markup-compatibility/2006" xmlns:r="http://schemas.openxmlformats.org/officeDocument/2006/relationships" xmlns:w="http://schemas.openxmlformats.org/wordprocessingml/2006/main" xmlns:w14="http://schemas.microsoft.com/office/word/2010/wordml" xmlns:w15="http://schemas.microsoft.com/office/word/2012/wordml" xmlns:w16cex="http://schemas.microsoft.com/office/word/2018/wordml/cex" xmlns:w16cid="http://schemas.microsoft.com/office/word/2016/wordml/cid" xmlns:w16="http://schemas.microsoft.com/office/word/2018/wordml" xmlns:w16du="http://schemas.microsoft.com/office/word/2023/wordml/word16du" xmlns:w16sdtdh="http://schemas.microsoft.com/office/word/2020/wordml/sdtdatahash" xmlns:w16sdtfl="http://schemas.microsoft.com/office/word/2024/wordml/sdtformatlock" xmlns:w16se="http://schemas.microsoft.com/office/word/2015/wordml/symex" mc:Ignorable="w14 w15 w16se w16cid w16 w16cex w16sdtdh w16sdtfl w16du">
+<w:styles xmlns:mc="http://schemas.openxmlformats.org/markup-compatibility/2006" xmlns:r="http://schemas.openxmlformats.org/officeDocument/2006/relationships" xmlns:w="http://schemas.openxmlformats.org/wordprocessingml/2006/main" xmlns:w14="http://schemas.microsoft.com/office/word/2010/wordml" xmlns:w15="http://schemas.microsoft.com/office/word/2012/wordml" xmlns:w16cex="http://schemas.microsoft.com/office/word/2018/wordml/cex" xmlns:w16cid="http://schemas.microsoft.com/office/word/2016/wordml/cid" xmlns:w16="http://schemas.microsoft.com/office/word/2018/wordml" xmlns:w16sdtdh="http://schemas.microsoft.com/office/word/2020/wordml/sdtdatahash" xmlns:w16se="http://schemas.microsoft.com/office/word/2015/wordml/symex" mc:Ignorable="w14 w15 w16se w16cid w16 w16cex w16sdtdh">
   <w:docDefaults>
     <w:rPrDefault>
       <w:rPr>
